--- a/ovAGS-1781060936459-实验报告模板.docx
+++ b/ovAGS-1781060936459-实验报告模板.docx
@@ -1143,7 +1143,37 @@
         <w:ind w:firstLine="420"/>
       </w:pPr>
       <w:r>
-        <w:t>2）单字符 [、]：在 symbol 中增加 lsquare、rsquare，在 ssym[] 中建立字符映射。为了测试表达式 [a+b] 能被后续程序接受，又把 lsquare 加入因子开始集合，并在 factor() 中按圆括号类似方式处理。</w:t>
+        <w:t xml:space="preserve">2）单字符 [、]：在 symbol 中增加 </w:t>
+      </w:r>
+      <w:r>
+        <w:rPr>
+          <w:rFonts w:hint="default"/>
+          <w:lang w:val="en-US" w:eastAsia="zh-CN"/>
+        </w:rPr>
+        <w:t>lbracket</w:t>
+      </w:r>
+      <w:r>
+        <w:t>、</w:t>
+      </w:r>
+      <w:r>
+        <w:rPr>
+          <w:rFonts w:hint="default"/>
+          <w:lang w:val="en-US" w:eastAsia="zh-CN"/>
+        </w:rPr>
+        <w:t>rbracket</w:t>
+      </w:r>
+      <w:r>
+        <w:t xml:space="preserve">，在 ssym[] 中建立字符映射。为了测试表达式 [a+b] 能被后续程序接受，又把 </w:t>
+      </w:r>
+      <w:r>
+        <w:rPr>
+          <w:rFonts w:hint="default"/>
+          <w:lang w:val="en-US" w:eastAsia="zh-CN"/>
+        </w:rPr>
+        <w:t>lbracket</w:t>
+      </w:r>
+      <w:r>
+        <w:t>加入因子开始集合，并在 factor() 中按圆括号类似方式处理。</w:t>
       </w:r>
     </w:p>
     <w:p>
@@ -1320,7 +1350,27 @@
         <w:ind w:firstLine="420"/>
       </w:pPr>
       <w:r>
-        <w:t>错误2：扩充 [ 和 ] 时，一开始只想到 ssym[] 的单字符映射。后来发现如果测试用例写 c:=[a+b]*2，后面的 factor() 也要能接受 [ 作为因子的开始。解决方法是把 lsquare 加入 facbegsys，并在 factor() 里仿照圆括号处理，遇到 rsquare 才结束。</w:t>
+        <w:t xml:space="preserve">错误2：扩充 [ 和 ] 时，一开始只想到 ssym[] 的单字符映射。后来发现如果测试用例写 c:=[a+b]*2，后面的 factor() 也要能接受 [ 作为因子的开始。解决方法是把 </w:t>
+      </w:r>
+      <w:r>
+        <w:rPr>
+          <w:rFonts w:hint="default"/>
+          <w:lang w:val="en-US" w:eastAsia="zh-CN"/>
+        </w:rPr>
+        <w:t>lbracket</w:t>
+      </w:r>
+      <w:r>
+        <w:t xml:space="preserve">加入 facbegsys，并在 factor() 里仿照圆括号处理，遇到 </w:t>
+      </w:r>
+      <w:r>
+        <w:rPr>
+          <w:rFonts w:hint="default"/>
+          <w:lang w:val="en-US" w:eastAsia="zh-CN"/>
+        </w:rPr>
+        <w:t>rbracket</w:t>
+      </w:r>
+      <w:r>
+        <w:t>才结束。</w:t>
       </w:r>
     </w:p>
     <w:p>
@@ -1437,13 +1487,48 @@
         <w:ind w:firstLine="420"/>
       </w:pPr>
       <w:r>
-        <w:t>PL0.h：将 norw 改为 15；在 symbol 枚举中加入 lsquare、rsquare、forsym、tosym；将 symnum 改为 36。</w:t>
+        <w:t xml:space="preserve">PL0.h：将 norw 改为 15；在 symbol 枚举中加入 </w:t>
+      </w:r>
+      <w:r>
+        <w:rPr>
+          <w:rFonts w:hint="default"/>
+          <w:lang w:val="en-US" w:eastAsia="zh-CN"/>
+        </w:rPr>
+        <w:t>lbracket</w:t>
+      </w:r>
+      <w:r>
+        <w:rPr>
+          <w:rFonts w:hint="eastAsia"/>
+          <w:lang w:val="en-US" w:eastAsia="zh-CN"/>
+        </w:rPr>
+        <w:t>、</w:t>
+      </w:r>
+      <w:r>
+        <w:rPr>
+          <w:rFonts w:hint="default"/>
+          <w:lang w:val="en-US" w:eastAsia="zh-CN"/>
+        </w:rPr>
+        <w:t>rbracket</w:t>
+      </w:r>
+      <w:r>
+        <w:t>、forsym、tosym；将 symnum 改为 3</w:t>
+      </w:r>
+      <w:r>
+        <w:rPr>
+          <w:rFonts w:hint="eastAsia"/>
+          <w:lang w:val="en-US" w:eastAsia="zh-CN"/>
+        </w:rPr>
+        <w:t>8</w:t>
+      </w:r>
+      <w:r>
+        <w:t>。</w:t>
       </w:r>
     </w:p>
     <w:p>
       <w:pPr>
         <w:widowControl w:val="0"/>
         <w:numPr>
+          <w:ilvl w:val="0"/>
           <w:numId w:val="0"/>
         </w:numPr>
         <w:spacing w:line="360" w:lineRule="auto"/>
@@ -1456,9 +1541,9 @@
       <w:r>
         <w:drawing>
           <wp:inline distT="0" distB="0" distL="114300" distR="114300">
-            <wp:extent cx="1600200" cy="2044700"/>
+            <wp:extent cx="1498600" cy="1930400"/>
             <wp:effectExtent l="0" t="0" r="0" b="0"/>
-            <wp:docPr id="7" name="图片 5"/>
+            <wp:docPr id="8" name="图片 1"/>
             <wp:cNvGraphicFramePr>
               <a:graphicFrameLocks xmlns:a="http://schemas.openxmlformats.org/drawingml/2006/main" noChangeAspect="1"/>
             </wp:cNvGraphicFramePr>
@@ -1466,7 +1551,7 @@
               <a:graphicData uri="http://schemas.openxmlformats.org/drawingml/2006/picture">
                 <pic:pic xmlns:pic="http://schemas.openxmlformats.org/drawingml/2006/picture">
                   <pic:nvPicPr>
-                    <pic:cNvPr id="7" name="图片 5"/>
+                    <pic:cNvPr id="8" name="图片 1"/>
                     <pic:cNvPicPr>
                       <a:picLocks noChangeAspect="1"/>
                     </pic:cNvPicPr>
@@ -1480,7 +1565,7 @@
                   <pic:spPr>
                     <a:xfrm>
                       <a:off x="0" y="0"/>
-                      <a:ext cx="1600200" cy="2044700"/>
+                      <a:ext cx="1498600" cy="1930400"/>
                     </a:xfrm>
                     <a:prstGeom prst="rect">
                       <a:avLst/>
@@ -1503,7 +1588,37 @@
         <w:ind w:firstLine="420"/>
       </w:pPr>
       <w:r>
-        <w:t>2）PL0.cpp 的 init()：加入 ssym['[']=lsquare、ssym[']']=rsquare；在 word[] 和 wsym[] 中加入 for、to；同时把 forsym 加入语句开始集合，把 lsquare 加入因子开始集合。</w:t>
+        <w:t>2）PL0.cpp 的 init()：加入 ssym['[']=</w:t>
+      </w:r>
+      <w:r>
+        <w:rPr>
+          <w:rFonts w:hint="default"/>
+          <w:lang w:val="en-US" w:eastAsia="zh-CN"/>
+        </w:rPr>
+        <w:t>lbracket</w:t>
+      </w:r>
+      <w:r>
+        <w:t>、ssym[']']=</w:t>
+      </w:r>
+      <w:r>
+        <w:rPr>
+          <w:rFonts w:hint="default"/>
+          <w:lang w:val="en-US" w:eastAsia="zh-CN"/>
+        </w:rPr>
+        <w:t>rbracket</w:t>
+      </w:r>
+      <w:r>
+        <w:t xml:space="preserve">；在 word[] 和 wsym[] 中加入 for、to；同时把 forsym 加入语句开始集合，把 </w:t>
+      </w:r>
+      <w:r>
+        <w:rPr>
+          <w:rFonts w:hint="default"/>
+          <w:lang w:val="en-US" w:eastAsia="zh-CN"/>
+        </w:rPr>
+        <w:t>lbracket</w:t>
+      </w:r>
+      <w:r>
+        <w:t>加入因子开始集合。</w:t>
       </w:r>
     </w:p>
     <w:p>
@@ -1513,6 +1628,467 @@
       </w:pPr>
       <w:r>
         <w:t>3）PL0.cpp 的 getsym()：保留字仍然用二分查找判断；在处理 &lt; 的分支中加入 &lt;&gt; 的判断，使 sym 返回 neq。</w:t>
+      </w:r>
+    </w:p>
+    <w:tbl>
+      <w:tblPr>
+        <w:tblStyle w:val="6"/>
+        <w:tblW w:w="0" w:type="auto"/>
+        <w:tblInd w:w="0" w:type="dxa"/>
+        <w:tblBorders>
+          <w:top w:val="single" w:color="auto" w:sz="4" w:space="0"/>
+          <w:left w:val="single" w:color="auto" w:sz="4" w:space="0"/>
+          <w:bottom w:val="single" w:color="auto" w:sz="4" w:space="0"/>
+          <w:right w:val="single" w:color="auto" w:sz="4" w:space="0"/>
+          <w:insideH w:val="single" w:color="auto" w:sz="4" w:space="0"/>
+          <w:insideV w:val="single" w:color="auto" w:sz="4" w:space="0"/>
+        </w:tblBorders>
+        <w:tblLayout w:type="autofit"/>
+        <w:tblCellMar>
+          <w:top w:w="0" w:type="dxa"/>
+          <w:left w:w="108" w:type="dxa"/>
+          <w:bottom w:w="0" w:type="dxa"/>
+          <w:right w:w="108" w:type="dxa"/>
+        </w:tblCellMar>
+      </w:tblPr>
+      <w:tblGrid>
+        <w:gridCol w:w="8522"/>
+      </w:tblGrid>
+      <w:tr>
+        <w:tblPrEx>
+          <w:tblBorders>
+            <w:top w:val="single" w:color="auto" w:sz="4" w:space="0"/>
+            <w:left w:val="single" w:color="auto" w:sz="4" w:space="0"/>
+            <w:bottom w:val="single" w:color="auto" w:sz="4" w:space="0"/>
+            <w:right w:val="single" w:color="auto" w:sz="4" w:space="0"/>
+            <w:insideH w:val="single" w:color="auto" w:sz="4" w:space="0"/>
+            <w:insideV w:val="single" w:color="auto" w:sz="4" w:space="0"/>
+          </w:tblBorders>
+        </w:tblPrEx>
+        <w:tc>
+          <w:tcPr>
+            <w:tcW w:w="8522" w:type="dxa"/>
+          </w:tcPr>
+          <w:p>
+            <w:pPr>
+              <w:spacing w:after="0" w:line="240" w:lineRule="auto"/>
+              <w:rPr>
+                <w:rFonts w:hint="default" w:ascii="Consolas" w:hAnsi="Consolas" w:eastAsia="宋体" w:cs="Consolas"/>
+                <w:vertAlign w:val="baseline"/>
+                <w:lang w:val="en-US" w:eastAsia="zh-CN"/>
+              </w:rPr>
+            </w:pPr>
+            <w:r>
+              <w:rPr>
+                <w:rFonts w:hint="default" w:ascii="Consolas" w:hAnsi="Consolas" w:eastAsia="宋体" w:cs="Consolas"/>
+                <w:vertAlign w:val="baseline"/>
+                <w:lang w:val="en-US" w:eastAsia="zh-CN"/>
+              </w:rPr>
+              <w:t>if (sym == lbracket || sym == rbracket) {</w:t>
+            </w:r>
+          </w:p>
+          <w:p>
+            <w:pPr>
+              <w:spacing w:after="0" w:line="240" w:lineRule="auto"/>
+              <w:rPr>
+                <w:rFonts w:hint="default" w:ascii="Consolas" w:hAnsi="Consolas" w:eastAsia="宋体" w:cs="Consolas"/>
+                <w:vertAlign w:val="baseline"/>
+                <w:lang w:val="en-US" w:eastAsia="zh-CN"/>
+              </w:rPr>
+            </w:pPr>
+            <w:r>
+              <w:rPr>
+                <w:rFonts w:hint="default" w:ascii="Consolas" w:hAnsi="Consolas" w:eastAsia="宋体" w:cs="Consolas"/>
+                <w:vertAlign w:val="baseline"/>
+                <w:lang w:val="en-US" w:eastAsia="zh-CN"/>
+              </w:rPr>
+              <w:t>            printf("*** Lexer detected symbol: %c ***\n", ch);</w:t>
+            </w:r>
+          </w:p>
+          <w:p>
+            <w:pPr>
+              <w:spacing w:after="0" w:line="240" w:lineRule="auto"/>
+              <w:rPr>
+                <w:rFonts w:hint="default" w:ascii="Consolas" w:hAnsi="Consolas" w:eastAsia="宋体" w:cs="Consolas"/>
+                <w:vertAlign w:val="baseline"/>
+                <w:lang w:val="en-US" w:eastAsia="zh-CN"/>
+              </w:rPr>
+            </w:pPr>
+            <w:r>
+              <w:rPr>
+                <w:rFonts w:hint="default" w:ascii="Consolas" w:hAnsi="Consolas" w:eastAsia="宋体" w:cs="Consolas"/>
+                <w:vertAlign w:val="baseline"/>
+                <w:lang w:val="en-US" w:eastAsia="zh-CN"/>
+              </w:rPr>
+              <w:t>          }</w:t>
+            </w:r>
+          </w:p>
+          <w:p>
+            <w:pPr>
+              <w:spacing w:after="0" w:line="240" w:lineRule="auto"/>
+              <w:rPr>
+                <w:rFonts w:hint="default" w:ascii="Consolas" w:hAnsi="Consolas" w:eastAsia="宋体" w:cs="Consolas"/>
+                <w:vertAlign w:val="baseline"/>
+                <w:lang w:val="en-US" w:eastAsia="zh-CN"/>
+              </w:rPr>
+            </w:pPr>
+            <w:r>
+              <w:rPr>
+                <w:rFonts w:hint="default" w:ascii="Consolas" w:hAnsi="Consolas" w:eastAsia="宋体" w:cs="Consolas"/>
+                <w:vertAlign w:val="baseline"/>
+                <w:lang w:val="en-US" w:eastAsia="zh-CN"/>
+              </w:rPr>
+              <w:t>          // getchdo;</w:t>
+            </w:r>
+          </w:p>
+          <w:p>
+            <w:pPr>
+              <w:spacing w:after="0" w:line="240" w:lineRule="auto"/>
+              <w:rPr>
+                <w:rFonts w:hint="default" w:ascii="Consolas" w:hAnsi="Consolas" w:eastAsia="宋体" w:cs="Consolas"/>
+                <w:vertAlign w:val="baseline"/>
+                <w:lang w:val="en-US" w:eastAsia="zh-CN"/>
+              </w:rPr>
+            </w:pPr>
+            <w:r>
+              <w:rPr>
+                <w:rFonts w:hint="default" w:ascii="Consolas" w:hAnsi="Consolas" w:eastAsia="宋体" w:cs="Consolas"/>
+                <w:vertAlign w:val="baseline"/>
+                <w:lang w:val="en-US" w:eastAsia="zh-CN"/>
+              </w:rPr>
+              <w:t>          // richard</w:t>
+            </w:r>
+          </w:p>
+          <w:p>
+            <w:pPr>
+              <w:spacing w:after="0" w:line="240" w:lineRule="auto"/>
+              <w:rPr>
+                <w:rFonts w:hint="default" w:ascii="Consolas" w:hAnsi="Consolas" w:eastAsia="宋体" w:cs="Consolas"/>
+                <w:vertAlign w:val="baseline"/>
+                <w:lang w:val="en-US" w:eastAsia="zh-CN"/>
+              </w:rPr>
+            </w:pPr>
+            <w:r>
+              <w:rPr>
+                <w:rFonts w:hint="default" w:ascii="Consolas" w:hAnsi="Consolas" w:eastAsia="宋体" w:cs="Consolas"/>
+                <w:vertAlign w:val="baseline"/>
+                <w:lang w:val="en-US" w:eastAsia="zh-CN"/>
+              </w:rPr>
+              <w:t>          if (sym != period) {</w:t>
+            </w:r>
+          </w:p>
+          <w:p>
+            <w:pPr>
+              <w:spacing w:after="0" w:line="240" w:lineRule="auto"/>
+              <w:rPr>
+                <w:rFonts w:hint="default" w:ascii="Consolas" w:hAnsi="Consolas" w:eastAsia="宋体" w:cs="Consolas"/>
+                <w:vertAlign w:val="baseline"/>
+                <w:lang w:val="en-US" w:eastAsia="zh-CN"/>
+              </w:rPr>
+            </w:pPr>
+            <w:r>
+              <w:rPr>
+                <w:rFonts w:hint="default" w:ascii="Consolas" w:hAnsi="Consolas" w:eastAsia="宋体" w:cs="Consolas"/>
+                <w:vertAlign w:val="baseline"/>
+                <w:lang w:val="en-US" w:eastAsia="zh-CN"/>
+              </w:rPr>
+              <w:t>            getchdo;</w:t>
+            </w:r>
+          </w:p>
+          <w:p>
+            <w:pPr>
+              <w:spacing w:after="0" w:line="240" w:lineRule="auto"/>
+              <w:rPr>
+                <w:rFonts w:hint="default" w:ascii="Consolas" w:hAnsi="Consolas" w:eastAsia="宋体" w:cs="Consolas"/>
+                <w:vertAlign w:val="baseline"/>
+                <w:lang w:val="en-US" w:eastAsia="zh-CN"/>
+              </w:rPr>
+            </w:pPr>
+            <w:r>
+              <w:rPr>
+                <w:rFonts w:hint="default" w:ascii="Consolas" w:hAnsi="Consolas" w:eastAsia="宋体" w:cs="Consolas"/>
+                <w:vertAlign w:val="baseline"/>
+                <w:lang w:val="en-US" w:eastAsia="zh-CN"/>
+              </w:rPr>
+              <w:t>          }</w:t>
+            </w:r>
+          </w:p>
+          <w:p>
+            <w:pPr>
+              <w:spacing w:after="0" w:line="240" w:lineRule="auto"/>
+              <w:rPr>
+                <w:rFonts w:hint="default" w:ascii="Consolas" w:hAnsi="Consolas" w:eastAsia="宋体" w:cs="Consolas"/>
+                <w:vertAlign w:val="baseline"/>
+                <w:lang w:val="en-US" w:eastAsia="zh-CN"/>
+              </w:rPr>
+            </w:pPr>
+          </w:p>
+          <w:p>
+            <w:pPr>
+              <w:spacing w:after="0" w:line="240" w:lineRule="auto"/>
+              <w:rPr>
+                <w:rFonts w:hint="default" w:ascii="Consolas" w:hAnsi="Consolas" w:eastAsia="宋体" w:cs="Consolas"/>
+                <w:vertAlign w:val="baseline"/>
+                <w:lang w:val="en-US" w:eastAsia="zh-CN"/>
+              </w:rPr>
+            </w:pPr>
+            <w:r>
+              <w:rPr>
+                <w:rFonts w:hint="eastAsia" w:ascii="Consolas" w:hAnsi="Consolas" w:cs="Consolas"/>
+                <w:vertAlign w:val="baseline"/>
+                <w:lang w:val="en-US" w:eastAsia="zh-CN"/>
+              </w:rPr>
+              <w:t>// 检测关键字&lt;&gt;</w:t>
+            </w:r>
+          </w:p>
+          <w:p>
+            <w:pPr>
+              <w:spacing w:after="0" w:line="240" w:lineRule="auto"/>
+              <w:rPr>
+                <w:rFonts w:hint="eastAsia" w:ascii="Consolas" w:hAnsi="Consolas" w:eastAsia="宋体" w:cs="Consolas"/>
+                <w:vertAlign w:val="baseline"/>
+                <w:lang w:val="en-US" w:eastAsia="zh-CN"/>
+              </w:rPr>
+            </w:pPr>
+            <w:r>
+              <w:rPr>
+                <w:rFonts w:hint="eastAsia" w:ascii="Consolas" w:hAnsi="Consolas" w:eastAsia="宋体" w:cs="Consolas"/>
+                <w:vertAlign w:val="baseline"/>
+                <w:lang w:val="en-US" w:eastAsia="zh-CN"/>
+              </w:rPr>
+              <w:t>else if (ch == '&lt;') {</w:t>
+            </w:r>
+          </w:p>
+          <w:p>
+            <w:pPr>
+              <w:spacing w:after="0" w:line="240" w:lineRule="auto"/>
+              <w:rPr>
+                <w:rFonts w:hint="eastAsia" w:ascii="Consolas" w:hAnsi="Consolas" w:eastAsia="宋体" w:cs="Consolas"/>
+                <w:vertAlign w:val="baseline"/>
+                <w:lang w:val="en-US" w:eastAsia="zh-CN"/>
+              </w:rPr>
+            </w:pPr>
+            <w:r>
+              <w:rPr>
+                <w:rFonts w:hint="eastAsia" w:ascii="Consolas" w:hAnsi="Consolas" w:eastAsia="宋体" w:cs="Consolas"/>
+                <w:vertAlign w:val="baseline"/>
+                <w:lang w:val="en-US" w:eastAsia="zh-CN"/>
+              </w:rPr>
+              <w:t>        getchdo;</w:t>
+            </w:r>
+          </w:p>
+          <w:p>
+            <w:pPr>
+              <w:spacing w:after="0" w:line="240" w:lineRule="auto"/>
+              <w:rPr>
+                <w:rFonts w:hint="eastAsia" w:ascii="Consolas" w:hAnsi="Consolas" w:eastAsia="宋体" w:cs="Consolas"/>
+                <w:vertAlign w:val="baseline"/>
+                <w:lang w:val="en-US" w:eastAsia="zh-CN"/>
+              </w:rPr>
+            </w:pPr>
+            <w:r>
+              <w:rPr>
+                <w:rFonts w:hint="eastAsia" w:ascii="Consolas" w:hAnsi="Consolas" w:eastAsia="宋体" w:cs="Consolas"/>
+                <w:vertAlign w:val="baseline"/>
+                <w:lang w:val="en-US" w:eastAsia="zh-CN"/>
+              </w:rPr>
+              <w:t>        if (ch == '=') {</w:t>
+            </w:r>
+          </w:p>
+          <w:p>
+            <w:pPr>
+              <w:spacing w:after="0" w:line="240" w:lineRule="auto"/>
+              <w:rPr>
+                <w:rFonts w:hint="eastAsia" w:ascii="Consolas" w:hAnsi="Consolas" w:eastAsia="宋体" w:cs="Consolas"/>
+                <w:vertAlign w:val="baseline"/>
+                <w:lang w:val="en-US" w:eastAsia="zh-CN"/>
+              </w:rPr>
+            </w:pPr>
+            <w:r>
+              <w:rPr>
+                <w:rFonts w:hint="eastAsia" w:ascii="Consolas" w:hAnsi="Consolas" w:eastAsia="宋体" w:cs="Consolas"/>
+                <w:vertAlign w:val="baseline"/>
+                <w:lang w:val="en-US" w:eastAsia="zh-CN"/>
+              </w:rPr>
+              <w:t>          sym = leq;</w:t>
+            </w:r>
+          </w:p>
+          <w:p>
+            <w:pPr>
+              <w:spacing w:after="0" w:line="240" w:lineRule="auto"/>
+              <w:rPr>
+                <w:rFonts w:hint="eastAsia" w:ascii="Consolas" w:hAnsi="Consolas" w:eastAsia="宋体" w:cs="Consolas"/>
+                <w:vertAlign w:val="baseline"/>
+                <w:lang w:val="en-US" w:eastAsia="zh-CN"/>
+              </w:rPr>
+            </w:pPr>
+            <w:r>
+              <w:rPr>
+                <w:rFonts w:hint="eastAsia" w:ascii="Consolas" w:hAnsi="Consolas" w:eastAsia="宋体" w:cs="Consolas"/>
+                <w:vertAlign w:val="baseline"/>
+                <w:lang w:val="en-US" w:eastAsia="zh-CN"/>
+              </w:rPr>
+              <w:t>          getchdo;</w:t>
+            </w:r>
+          </w:p>
+          <w:p>
+            <w:pPr>
+              <w:spacing w:after="0" w:line="240" w:lineRule="auto"/>
+              <w:rPr>
+                <w:rFonts w:hint="eastAsia" w:ascii="Consolas" w:hAnsi="Consolas" w:eastAsia="宋体" w:cs="Consolas"/>
+                <w:vertAlign w:val="baseline"/>
+                <w:lang w:val="en-US" w:eastAsia="zh-CN"/>
+              </w:rPr>
+            </w:pPr>
+            <w:r>
+              <w:rPr>
+                <w:rFonts w:hint="eastAsia" w:ascii="Consolas" w:hAnsi="Consolas" w:eastAsia="宋体" w:cs="Consolas"/>
+                <w:vertAlign w:val="baseline"/>
+                <w:lang w:val="en-US" w:eastAsia="zh-CN"/>
+              </w:rPr>
+              <w:t>        } else if (ch == '&gt;') {</w:t>
+            </w:r>
+          </w:p>
+          <w:p>
+            <w:pPr>
+              <w:spacing w:after="0" w:line="240" w:lineRule="auto"/>
+              <w:rPr>
+                <w:rFonts w:hint="eastAsia" w:ascii="Consolas" w:hAnsi="Consolas" w:eastAsia="宋体" w:cs="Consolas"/>
+                <w:vertAlign w:val="baseline"/>
+                <w:lang w:val="en-US" w:eastAsia="zh-CN"/>
+              </w:rPr>
+            </w:pPr>
+            <w:r>
+              <w:rPr>
+                <w:rFonts w:hint="eastAsia" w:ascii="Consolas" w:hAnsi="Consolas" w:eastAsia="宋体" w:cs="Consolas"/>
+                <w:vertAlign w:val="baseline"/>
+                <w:lang w:val="en-US" w:eastAsia="zh-CN"/>
+              </w:rPr>
+              <w:t>          sym = neqalt;</w:t>
+            </w:r>
+          </w:p>
+          <w:p>
+            <w:pPr>
+              <w:spacing w:after="0" w:line="240" w:lineRule="auto"/>
+              <w:rPr>
+                <w:rFonts w:hint="eastAsia" w:ascii="Consolas" w:hAnsi="Consolas" w:eastAsia="宋体" w:cs="Consolas"/>
+                <w:vertAlign w:val="baseline"/>
+                <w:lang w:val="en-US" w:eastAsia="zh-CN"/>
+              </w:rPr>
+            </w:pPr>
+            <w:r>
+              <w:rPr>
+                <w:rFonts w:hint="eastAsia" w:ascii="Consolas" w:hAnsi="Consolas" w:eastAsia="宋体" w:cs="Consolas"/>
+                <w:vertAlign w:val="baseline"/>
+                <w:lang w:val="en-US" w:eastAsia="zh-CN"/>
+              </w:rPr>
+              <w:t>          printf("*** Lexer detected keyword: &lt;&gt; ***\n");</w:t>
+            </w:r>
+          </w:p>
+          <w:p>
+            <w:pPr>
+              <w:spacing w:after="0" w:line="240" w:lineRule="auto"/>
+              <w:rPr>
+                <w:rFonts w:hint="eastAsia" w:ascii="Consolas" w:hAnsi="Consolas" w:eastAsia="宋体" w:cs="Consolas"/>
+                <w:vertAlign w:val="baseline"/>
+                <w:lang w:val="en-US" w:eastAsia="zh-CN"/>
+              </w:rPr>
+            </w:pPr>
+            <w:r>
+              <w:rPr>
+                <w:rFonts w:hint="eastAsia" w:ascii="Consolas" w:hAnsi="Consolas" w:eastAsia="宋体" w:cs="Consolas"/>
+                <w:vertAlign w:val="baseline"/>
+                <w:lang w:val="en-US" w:eastAsia="zh-CN"/>
+              </w:rPr>
+              <w:t>          getchdo;</w:t>
+            </w:r>
+          </w:p>
+          <w:p>
+            <w:pPr>
+              <w:spacing w:after="0" w:line="240" w:lineRule="auto"/>
+              <w:rPr>
+                <w:rFonts w:hint="eastAsia" w:ascii="Consolas" w:hAnsi="Consolas" w:eastAsia="宋体" w:cs="Consolas"/>
+                <w:vertAlign w:val="baseline"/>
+                <w:lang w:val="en-US" w:eastAsia="zh-CN"/>
+              </w:rPr>
+            </w:pPr>
+            <w:r>
+              <w:rPr>
+                <w:rFonts w:hint="eastAsia" w:ascii="Consolas" w:hAnsi="Consolas" w:eastAsia="宋体" w:cs="Consolas"/>
+                <w:vertAlign w:val="baseline"/>
+                <w:lang w:val="en-US" w:eastAsia="zh-CN"/>
+              </w:rPr>
+              <w:t>        } else {</w:t>
+            </w:r>
+          </w:p>
+          <w:p>
+            <w:pPr>
+              <w:spacing w:after="0" w:line="240" w:lineRule="auto"/>
+              <w:rPr>
+                <w:rFonts w:hint="eastAsia" w:ascii="Consolas" w:hAnsi="Consolas" w:eastAsia="宋体" w:cs="Consolas"/>
+                <w:vertAlign w:val="baseline"/>
+                <w:lang w:val="en-US" w:eastAsia="zh-CN"/>
+              </w:rPr>
+            </w:pPr>
+            <w:r>
+              <w:rPr>
+                <w:rFonts w:hint="eastAsia" w:ascii="Consolas" w:hAnsi="Consolas" w:eastAsia="宋体" w:cs="Consolas"/>
+                <w:vertAlign w:val="baseline"/>
+                <w:lang w:val="en-US" w:eastAsia="zh-CN"/>
+              </w:rPr>
+              <w:t>          sym = lss;</w:t>
+            </w:r>
+          </w:p>
+          <w:p>
+            <w:pPr>
+              <w:spacing w:after="0" w:line="240" w:lineRule="auto"/>
+              <w:rPr>
+                <w:rFonts w:hint="eastAsia" w:ascii="Consolas" w:hAnsi="Consolas" w:eastAsia="宋体" w:cs="Consolas"/>
+                <w:vertAlign w:val="baseline"/>
+                <w:lang w:val="en-US" w:eastAsia="zh-CN"/>
+              </w:rPr>
+            </w:pPr>
+            <w:r>
+              <w:rPr>
+                <w:rFonts w:hint="eastAsia" w:ascii="Consolas" w:hAnsi="Consolas" w:eastAsia="宋体" w:cs="Consolas"/>
+                <w:vertAlign w:val="baseline"/>
+                <w:lang w:val="en-US" w:eastAsia="zh-CN"/>
+              </w:rPr>
+              <w:t>        }</w:t>
+            </w:r>
+          </w:p>
+          <w:p>
+            <w:pPr>
+              <w:spacing w:after="0" w:line="240" w:lineRule="auto"/>
+              <w:rPr>
+                <w:rFonts w:hint="eastAsia" w:ascii="Consolas" w:hAnsi="Consolas" w:eastAsia="宋体" w:cs="Consolas"/>
+                <w:vertAlign w:val="baseline"/>
+                <w:lang w:val="en-US" w:eastAsia="zh-CN"/>
+              </w:rPr>
+            </w:pPr>
+            <w:r>
+              <w:rPr>
+                <w:rFonts w:hint="eastAsia" w:ascii="Consolas" w:hAnsi="Consolas" w:eastAsia="宋体" w:cs="Consolas"/>
+                <w:vertAlign w:val="baseline"/>
+                <w:lang w:val="en-US" w:eastAsia="zh-CN"/>
+              </w:rPr>
+              <w:t>      }</w:t>
+            </w:r>
+          </w:p>
+        </w:tc>
+      </w:tr>
+    </w:tbl>
+    <w:p>
+      <w:pPr>
+        <w:numPr>
+          <w:ilvl w:val="0"/>
+          <w:numId w:val="2"/>
+        </w:numPr>
+        <w:spacing w:line="360" w:lineRule="auto"/>
+        <w:ind w:firstLine="420"/>
+      </w:pPr>
+      <w:r>
+        <w:t>PL0.cpp 的 factor()：增加对 [ 表达式 ] 的处理，使方括号可以像圆括号一样改变表达式计算顺序。</w:t>
       </w:r>
     </w:p>
     <w:tbl>
@@ -1558,7 +2134,12 @@
           </w:tcPr>
           <w:p>
             <w:pPr>
-              <w:spacing w:line="240" w:lineRule="auto"/>
+              <w:widowControl w:val="0"/>
+              <w:numPr>
+                <w:numId w:val="0"/>
+              </w:numPr>
+              <w:spacing w:line="360" w:lineRule="auto"/>
+              <w:jc w:val="both"/>
               <w:rPr>
                 <w:rFonts w:hint="default" w:ascii="Consolas" w:hAnsi="Consolas" w:cs="Consolas"/>
                 <w:vertAlign w:val="baseline"/>
@@ -1568,13 +2149,19 @@
               <w:rPr>
                 <w:rFonts w:hint="default" w:ascii="Consolas" w:hAnsi="Consolas" w:cs="Consolas"/>
                 <w:vertAlign w:val="baseline"/>
-              </w:rPr>
-              <w:t>if (ch == '&lt;') /*检测小于、小于等于或不等于符号*/</w:t>
-            </w:r>
-          </w:p>
-          <w:p>
-            <w:pPr>
-              <w:spacing w:line="240" w:lineRule="auto"/>
+                <w:lang w:val="en-US" w:eastAsia="zh-CN"/>
+              </w:rPr>
+              <w:t>        } else if (sym == lbracket) /*因子为表达式（方括号）*/</w:t>
+            </w:r>
+          </w:p>
+          <w:p>
+            <w:pPr>
+              <w:widowControl w:val="0"/>
+              <w:numPr>
+                <w:numId w:val="0"/>
+              </w:numPr>
+              <w:spacing w:line="360" w:lineRule="auto"/>
+              <w:jc w:val="both"/>
               <w:rPr>
                 <w:rFonts w:hint="default" w:ascii="Consolas" w:hAnsi="Consolas" w:cs="Consolas"/>
                 <w:vertAlign w:val="baseline"/>
@@ -1584,13 +2171,19 @@
               <w:rPr>
                 <w:rFonts w:hint="default" w:ascii="Consolas" w:hAnsi="Consolas" w:cs="Consolas"/>
                 <w:vertAlign w:val="baseline"/>
-              </w:rPr>
-              <w:t>{</w:t>
-            </w:r>
-          </w:p>
-          <w:p>
-            <w:pPr>
-              <w:spacing w:line="240" w:lineRule="auto"/>
+                <w:lang w:val="en-US" w:eastAsia="zh-CN"/>
+              </w:rPr>
+              <w:t>        {</w:t>
+            </w:r>
+          </w:p>
+          <w:p>
+            <w:pPr>
+              <w:widowControl w:val="0"/>
+              <w:numPr>
+                <w:numId w:val="0"/>
+              </w:numPr>
+              <w:spacing w:line="360" w:lineRule="auto"/>
+              <w:jc w:val="both"/>
               <w:rPr>
                 <w:rFonts w:hint="default" w:ascii="Consolas" w:hAnsi="Consolas" w:cs="Consolas"/>
                 <w:vertAlign w:val="baseline"/>
@@ -1600,13 +2193,19 @@
               <w:rPr>
                 <w:rFonts w:hint="default" w:ascii="Consolas" w:hAnsi="Consolas" w:cs="Consolas"/>
                 <w:vertAlign w:val="baseline"/>
-              </w:rPr>
-              <w:t xml:space="preserve">  getchdo;</w:t>
-            </w:r>
-          </w:p>
-          <w:p>
-            <w:pPr>
-              <w:spacing w:line="240" w:lineRule="auto"/>
+                <w:lang w:val="en-US" w:eastAsia="zh-CN"/>
+              </w:rPr>
+              <w:t>          getsymdo;</w:t>
+            </w:r>
+          </w:p>
+          <w:p>
+            <w:pPr>
+              <w:widowControl w:val="0"/>
+              <w:numPr>
+                <w:numId w:val="0"/>
+              </w:numPr>
+              <w:spacing w:line="360" w:lineRule="auto"/>
+              <w:jc w:val="both"/>
               <w:rPr>
                 <w:rFonts w:hint="default" w:ascii="Consolas" w:hAnsi="Consolas" w:cs="Consolas"/>
                 <w:vertAlign w:val="baseline"/>
@@ -1616,13 +2215,19 @@
               <w:rPr>
                 <w:rFonts w:hint="default" w:ascii="Consolas" w:hAnsi="Consolas" w:cs="Consolas"/>
                 <w:vertAlign w:val="baseline"/>
-              </w:rPr>
-              <w:t xml:space="preserve">  if (ch == '=') {</w:t>
-            </w:r>
-          </w:p>
-          <w:p>
-            <w:pPr>
-              <w:spacing w:line="240" w:lineRule="auto"/>
+                <w:lang w:val="en-US" w:eastAsia="zh-CN"/>
+              </w:rPr>
+              <w:t>          memcpy(nxtlev, fsys, sizeof(bool) * symnum);</w:t>
+            </w:r>
+          </w:p>
+          <w:p>
+            <w:pPr>
+              <w:widowControl w:val="0"/>
+              <w:numPr>
+                <w:numId w:val="0"/>
+              </w:numPr>
+              <w:spacing w:line="360" w:lineRule="auto"/>
+              <w:jc w:val="both"/>
               <w:rPr>
                 <w:rFonts w:hint="default" w:ascii="Consolas" w:hAnsi="Consolas" w:cs="Consolas"/>
                 <w:vertAlign w:val="baseline"/>
@@ -1632,13 +2237,19 @@
               <w:rPr>
                 <w:rFonts w:hint="default" w:ascii="Consolas" w:hAnsi="Consolas" w:cs="Consolas"/>
                 <w:vertAlign w:val="baseline"/>
-              </w:rPr>
-              <w:t xml:space="preserve">    sym = leq;</w:t>
-            </w:r>
-          </w:p>
-          <w:p>
-            <w:pPr>
-              <w:spacing w:line="240" w:lineRule="auto"/>
+                <w:lang w:val="en-US" w:eastAsia="zh-CN"/>
+              </w:rPr>
+              <w:t>          nxtlev[rbracket] = true;</w:t>
+            </w:r>
+          </w:p>
+          <w:p>
+            <w:pPr>
+              <w:widowControl w:val="0"/>
+              <w:numPr>
+                <w:numId w:val="0"/>
+              </w:numPr>
+              <w:spacing w:line="360" w:lineRule="auto"/>
+              <w:jc w:val="both"/>
               <w:rPr>
                 <w:rFonts w:hint="default" w:ascii="Consolas" w:hAnsi="Consolas" w:cs="Consolas"/>
                 <w:vertAlign w:val="baseline"/>
@@ -1648,13 +2259,19 @@
               <w:rPr>
                 <w:rFonts w:hint="default" w:ascii="Consolas" w:hAnsi="Consolas" w:cs="Consolas"/>
                 <w:vertAlign w:val="baseline"/>
-              </w:rPr>
-              <w:t xml:space="preserve">    getchdo;</w:t>
-            </w:r>
-          </w:p>
-          <w:p>
-            <w:pPr>
-              <w:spacing w:line="240" w:lineRule="auto"/>
+                <w:lang w:val="en-US" w:eastAsia="zh-CN"/>
+              </w:rPr>
+              <w:t>          expressiondo(nxtlev, ptx, lev);</w:t>
+            </w:r>
+          </w:p>
+          <w:p>
+            <w:pPr>
+              <w:widowControl w:val="0"/>
+              <w:numPr>
+                <w:numId w:val="0"/>
+              </w:numPr>
+              <w:spacing w:line="360" w:lineRule="auto"/>
+              <w:jc w:val="both"/>
               <w:rPr>
                 <w:rFonts w:hint="default" w:ascii="Consolas" w:hAnsi="Consolas" w:cs="Consolas"/>
                 <w:vertAlign w:val="baseline"/>
@@ -1664,13 +2281,19 @@
               <w:rPr>
                 <w:rFonts w:hint="default" w:ascii="Consolas" w:hAnsi="Consolas" w:cs="Consolas"/>
                 <w:vertAlign w:val="baseline"/>
-              </w:rPr>
-              <w:t xml:space="preserve">  } else if (ch == '&gt;') {</w:t>
-            </w:r>
-          </w:p>
-          <w:p>
-            <w:pPr>
-              <w:spacing w:line="240" w:lineRule="auto"/>
+                <w:lang w:val="en-US" w:eastAsia="zh-CN"/>
+              </w:rPr>
+              <w:t>          if (sym == rbracket) {</w:t>
+            </w:r>
+          </w:p>
+          <w:p>
+            <w:pPr>
+              <w:widowControl w:val="0"/>
+              <w:numPr>
+                <w:numId w:val="0"/>
+              </w:numPr>
+              <w:spacing w:line="360" w:lineRule="auto"/>
+              <w:jc w:val="both"/>
               <w:rPr>
                 <w:rFonts w:hint="default" w:ascii="Consolas" w:hAnsi="Consolas" w:cs="Consolas"/>
                 <w:vertAlign w:val="baseline"/>
@@ -1680,13 +2303,19 @@
               <w:rPr>
                 <w:rFonts w:hint="default" w:ascii="Consolas" w:hAnsi="Consolas" w:cs="Consolas"/>
                 <w:vertAlign w:val="baseline"/>
-              </w:rPr>
-              <w:t xml:space="preserve">    sym = neq;</w:t>
-            </w:r>
-          </w:p>
-          <w:p>
-            <w:pPr>
-              <w:spacing w:line="240" w:lineRule="auto"/>
+                <w:lang w:val="en-US" w:eastAsia="zh-CN"/>
+              </w:rPr>
+              <w:t>            getsymdo;</w:t>
+            </w:r>
+          </w:p>
+          <w:p>
+            <w:pPr>
+              <w:widowControl w:val="0"/>
+              <w:numPr>
+                <w:numId w:val="0"/>
+              </w:numPr>
+              <w:spacing w:line="360" w:lineRule="auto"/>
+              <w:jc w:val="both"/>
               <w:rPr>
                 <w:rFonts w:hint="default" w:ascii="Consolas" w:hAnsi="Consolas" w:cs="Consolas"/>
                 <w:vertAlign w:val="baseline"/>
@@ -1696,13 +2325,19 @@
               <w:rPr>
                 <w:rFonts w:hint="default" w:ascii="Consolas" w:hAnsi="Consolas" w:cs="Consolas"/>
                 <w:vertAlign w:val="baseline"/>
-              </w:rPr>
-              <w:t xml:space="preserve">    getchdo;</w:t>
-            </w:r>
-          </w:p>
-          <w:p>
-            <w:pPr>
-              <w:spacing w:line="240" w:lineRule="auto"/>
+                <w:lang w:val="en-US" w:eastAsia="zh-CN"/>
+              </w:rPr>
+              <w:t>          } else {</w:t>
+            </w:r>
+          </w:p>
+          <w:p>
+            <w:pPr>
+              <w:widowControl w:val="0"/>
+              <w:numPr>
+                <w:numId w:val="0"/>
+              </w:numPr>
+              <w:spacing w:line="360" w:lineRule="auto"/>
+              <w:jc w:val="both"/>
               <w:rPr>
                 <w:rFonts w:hint="default" w:ascii="Consolas" w:hAnsi="Consolas" w:cs="Consolas"/>
                 <w:vertAlign w:val="baseline"/>
@@ -1712,14 +2347,19 @@
               <w:rPr>
                 <w:rFonts w:hint="default" w:ascii="Consolas" w:hAnsi="Consolas" w:cs="Consolas"/>
                 <w:vertAlign w:val="baseline"/>
-              </w:rPr>
-              <w:t xml:space="preserve">  } else {</w:t>
-            </w:r>
-          </w:p>
-          <w:p>
-            <w:pPr>
-              <w:spacing w:line="240" w:lineRule="auto"/>
-              <w:ind w:firstLine="420"/>
+                <w:lang w:val="en-US" w:eastAsia="zh-CN"/>
+              </w:rPr>
+              <w:t>            error(22); /*缺少右方括号*/</w:t>
+            </w:r>
+          </w:p>
+          <w:p>
+            <w:pPr>
+              <w:widowControl w:val="0"/>
+              <w:numPr>
+                <w:numId w:val="0"/>
+              </w:numPr>
+              <w:spacing w:line="360" w:lineRule="auto"/>
+              <w:jc w:val="both"/>
               <w:rPr>
                 <w:rFonts w:hint="default" w:ascii="Consolas" w:hAnsi="Consolas" w:cs="Consolas"/>
                 <w:vertAlign w:val="baseline"/>
@@ -1729,26 +2369,52 @@
               <w:rPr>
                 <w:rFonts w:hint="default" w:ascii="Consolas" w:hAnsi="Consolas" w:cs="Consolas"/>
                 <w:vertAlign w:val="baseline"/>
-              </w:rPr>
-              <w:t>sym = lss;</w:t>
-            </w:r>
-          </w:p>
-          <w:p>
-            <w:pPr>
-              <w:spacing w:line="240" w:lineRule="auto"/>
-              <w:rPr>
-                <w:rFonts w:hint="eastAsia" w:eastAsia="宋体"/>
-                <w:vertAlign w:val="baseline"/>
-                <w:lang w:val="en-US" w:eastAsia="zh-CN"/>
-              </w:rPr>
-            </w:pPr>
-            <w:r>
+                <w:lang w:val="en-US" w:eastAsia="zh-CN"/>
+              </w:rPr>
+              <w:t>          }</w:t>
+            </w:r>
+          </w:p>
+          <w:p>
+            <w:pPr>
+              <w:widowControl w:val="0"/>
+              <w:numPr>
+                <w:numId w:val="0"/>
+              </w:numPr>
+              <w:spacing w:line="360" w:lineRule="auto"/>
+              <w:jc w:val="both"/>
               <w:rPr>
                 <w:rFonts w:hint="default" w:ascii="Consolas" w:hAnsi="Consolas" w:cs="Consolas"/>
                 <w:vertAlign w:val="baseline"/>
-                <w:lang w:val="en-US" w:eastAsia="zh-CN"/>
-              </w:rPr>
-              <w:t>}</w:t>
+              </w:rPr>
+            </w:pPr>
+            <w:r>
+              <w:rPr>
+                <w:rFonts w:hint="default" w:ascii="Consolas" w:hAnsi="Consolas" w:cs="Consolas"/>
+                <w:vertAlign w:val="baseline"/>
+                <w:lang w:val="en-US" w:eastAsia="zh-CN"/>
+              </w:rPr>
+              <w:t>        }</w:t>
+            </w:r>
+          </w:p>
+          <w:p>
+            <w:pPr>
+              <w:widowControl w:val="0"/>
+              <w:numPr>
+                <w:numId w:val="0"/>
+              </w:numPr>
+              <w:spacing w:line="360" w:lineRule="auto"/>
+              <w:jc w:val="both"/>
+              <w:rPr>
+                <w:vertAlign w:val="baseline"/>
+              </w:rPr>
+            </w:pPr>
+            <w:r>
+              <w:rPr>
+                <w:rFonts w:hint="default" w:ascii="Consolas" w:hAnsi="Consolas" w:cs="Consolas"/>
+                <w:vertAlign w:val="baseline"/>
+                <w:lang w:val="en-US" w:eastAsia="zh-CN"/>
+              </w:rPr>
+              <w:t>        testdo(fsys, facbegsys, 23); /*因子后有非法符号*/</w:t>
             </w:r>
           </w:p>
         </w:tc>
@@ -1760,7 +2426,54 @@
         <w:ind w:firstLine="420"/>
       </w:pPr>
       <w:r>
-        <w:t>4）PL0.cpp 的 factor()：增加对 [ 表达式 ] 的处理，使方括号可以像圆括号一样改变表达式计算顺序。</w:t>
+        <w:t>5）测试文件：</w:t>
+      </w:r>
+      <w:r>
+        <w:rPr>
+          <w:rFonts w:hint="eastAsia"/>
+          <w:lang w:val="en-US" w:eastAsia="zh-CN"/>
+        </w:rPr>
+        <w:t>test1</w:t>
+      </w:r>
+      <w:r>
+        <w:t>.PL0 用于测试 for/to；</w:t>
+      </w:r>
+      <w:r>
+        <w:rPr>
+          <w:rFonts w:hint="eastAsia"/>
+          <w:lang w:val="en-US" w:eastAsia="zh-CN"/>
+        </w:rPr>
+        <w:t>test2</w:t>
+      </w:r>
+      <w:r>
+        <w:t>.PL0 用于测试 [ 和 ]；</w:t>
+      </w:r>
+      <w:r>
+        <w:rPr>
+          <w:rFonts w:hint="eastAsia"/>
+          <w:lang w:val="en-US" w:eastAsia="zh-CN"/>
+        </w:rPr>
+        <w:t>test3</w:t>
+      </w:r>
+      <w:r>
+        <w:t>.PL0 用于测试 &lt;&gt;。</w:t>
+      </w:r>
+    </w:p>
+    <w:p>
+      <w:pPr>
+        <w:pStyle w:val="3"/>
+        <w:jc w:val="left"/>
+        <w:rPr>
+          <w:rFonts w:hint="eastAsia" w:ascii="Times New Roman" w:hAnsi="Times New Roman"/>
+          <w:lang w:val="en-US" w:eastAsia="zh-CN"/>
+        </w:rPr>
+      </w:pPr>
+      <w:r>
+        <w:rPr>
+          <w:rFonts w:hint="eastAsia" w:ascii="Times New Roman" w:hAnsi="Times New Roman"/>
+          <w:lang w:val="en-US" w:eastAsia="zh-CN"/>
+        </w:rPr>
+        <w:t>1.8 如何验证代码是否修改正确</w:t>
       </w:r>
     </w:p>
     <w:p>
@@ -1769,44 +2482,67 @@
         <w:ind w:firstLine="420"/>
       </w:pPr>
       <w:r>
-        <w:t>5）测试文件：E02.PL0 用于测试 for/to；E03.PL0 用于测试 [ 和 ]；E04.PL0 用于测试 &lt;&gt;。</w:t>
-      </w:r>
-    </w:p>
-    <w:p>
-      <w:pPr>
-        <w:pStyle w:val="3"/>
-        <w:jc w:val="left"/>
-        <w:rPr>
-          <w:rFonts w:hint="eastAsia" w:ascii="Times New Roman" w:hAnsi="Times New Roman"/>
-          <w:lang w:val="en-US" w:eastAsia="zh-CN"/>
-        </w:rPr>
-      </w:pPr>
-      <w:bookmarkStart w:id="2" w:name="_GoBack"/>
-      <w:bookmarkEnd w:id="2"/>
-      <w:r>
-        <w:rPr>
-          <w:rFonts w:hint="eastAsia" w:ascii="Times New Roman" w:hAnsi="Times New Roman"/>
-          <w:lang w:val="en-US" w:eastAsia="zh-CN"/>
-        </w:rPr>
-        <w:t>1.8 如何验证代码是否修改正确</w:t>
+        <w:t xml:space="preserve">验证思路是先编译，再用小程序只测试一个新增功能，这样出错时方便定位。我主要使用 </w:t>
+      </w:r>
+      <w:r>
+        <w:rPr>
+          <w:rFonts w:hint="eastAsia"/>
+          <w:lang w:val="en-US" w:eastAsia="zh-CN"/>
+        </w:rPr>
+        <w:t>test1</w:t>
+      </w:r>
+      <w:r>
+        <w:t>.PL0、</w:t>
+      </w:r>
+      <w:r>
+        <w:rPr>
+          <w:rFonts w:hint="eastAsia"/>
+          <w:lang w:val="en-US" w:eastAsia="zh-CN"/>
+        </w:rPr>
+        <w:t>test2</w:t>
+      </w:r>
+      <w:r>
+        <w:t>.PL0、</w:t>
+      </w:r>
+      <w:r>
+        <w:rPr>
+          <w:rFonts w:hint="eastAsia"/>
+          <w:lang w:val="en-US" w:eastAsia="zh-CN"/>
+        </w:rPr>
+        <w:t>test3</w:t>
+      </w:r>
+      <w:r>
+        <w:t>.PL0 三个测试文件。</w:t>
       </w:r>
     </w:p>
     <w:p>
       <w:pPr>
         <w:spacing w:line="360" w:lineRule="auto"/>
         <w:ind w:firstLine="420"/>
-      </w:pPr>
-      <w:r>
-        <w:t>验证思路是先编译，再用小程序只测试一个新增功能，这样出错时方便定位。我主要使用 E02.PL0、E03.PL0、E04.PL0 三个测试文件。</w:t>
-      </w:r>
-    </w:p>
-    <w:p>
-      <w:pPr>
-        <w:spacing w:line="360" w:lineRule="auto"/>
-        <w:ind w:firstLine="420"/>
-      </w:pPr>
-      <w:r>
-        <w:t>1）E02.PL0 测试 for 和 to，程序计算 1 到 10 的累加和。运行结果输出 55，说明 for 和 to 能被识别，并且循环逻辑能执行。</w:t>
+        <w:rPr>
+          <w:rFonts w:hint="default" w:eastAsia="宋体"/>
+          <w:lang w:val="en-US" w:eastAsia="zh-CN"/>
+        </w:rPr>
+      </w:pPr>
+      <w:r>
+        <w:t>1）</w:t>
+      </w:r>
+      <w:r>
+        <w:rPr>
+          <w:rFonts w:hint="eastAsia"/>
+          <w:lang w:val="en-US" w:eastAsia="zh-CN"/>
+        </w:rPr>
+        <w:t>test1</w:t>
+      </w:r>
+      <w:r>
+        <w:t>.PL0 测试 for 和 to，程序计算 1 到 10 的累加和。</w:t>
+      </w:r>
+      <w:r>
+        <w:rPr>
+          <w:rFonts w:hint="eastAsia"/>
+          <w:lang w:val="en-US" w:eastAsia="zh-CN"/>
+        </w:rPr>
+        <w:t>在识别到for和to时，程序会打印对应语句，表示词法分析成功，同时代码无法编译通过，因为此时对于for和to的语法分析、语义分析代码尚未完成。</w:t>
       </w:r>
     </w:p>
     <w:tbl>
@@ -1824,7 +2560,9 @@
         </w:tblBorders>
         <w:tblLayout w:type="autofit"/>
         <w:tblCellMar>
+          <w:top w:w="0" w:type="dxa"/>
           <w:left w:w="108" w:type="dxa"/>
+          <w:bottom w:w="0" w:type="dxa"/>
           <w:right w:w="108" w:type="dxa"/>
         </w:tblCellMar>
       </w:tblPr>
@@ -1842,7 +2580,9 @@
             <w:insideV w:val="single" w:color="auto" w:sz="4" w:space="0"/>
           </w:tblBorders>
           <w:tblCellMar>
+            <w:top w:w="0" w:type="dxa"/>
             <w:left w:w="108" w:type="dxa"/>
+            <w:bottom w:w="0" w:type="dxa"/>
             <w:right w:w="108" w:type="dxa"/>
           </w:tblCellMar>
         </w:tblPrEx>
@@ -1852,79 +2592,112 @@
           </w:tcPr>
           <w:p>
             <w:pPr>
-              <w:spacing w:line="240" w:lineRule="auto"/>
+              <w:spacing w:after="0" w:line="240" w:lineRule="auto"/>
               <w:ind w:left="420"/>
-            </w:pPr>
-            <w:r>
-              <w:rPr>
-                <w:rFonts w:ascii="Consolas" w:hAnsi="Consolas" w:eastAsia="Consolas"/>
-              </w:rPr>
-              <w:t>var i,sum;</w:t>
-            </w:r>
-          </w:p>
-          <w:p>
-            <w:pPr>
-              <w:spacing w:line="240" w:lineRule="auto"/>
+              <w:rPr>
+                <w:rFonts w:hint="eastAsia" w:ascii="Consolas" w:hAnsi="Consolas" w:eastAsia="Consolas"/>
+              </w:rPr>
+            </w:pPr>
+            <w:r>
+              <w:rPr>
+                <w:rFonts w:hint="eastAsia" w:ascii="Consolas" w:hAnsi="Consolas" w:eastAsia="Consolas"/>
+              </w:rPr>
+              <w:t>var x, y, i;</w:t>
+            </w:r>
+          </w:p>
+          <w:p>
+            <w:pPr>
+              <w:spacing w:after="0" w:line="240" w:lineRule="auto"/>
               <w:ind w:left="420"/>
-            </w:pPr>
-            <w:r>
-              <w:rPr>
-                <w:rFonts w:ascii="Consolas" w:hAnsi="Consolas" w:eastAsia="Consolas"/>
+              <w:rPr>
+                <w:rFonts w:hint="eastAsia" w:ascii="Consolas" w:hAnsi="Consolas" w:eastAsia="Consolas"/>
+              </w:rPr>
+            </w:pPr>
+            <w:r>
+              <w:rPr>
+                <w:rFonts w:hint="eastAsia" w:ascii="Consolas" w:hAnsi="Consolas" w:eastAsia="Consolas"/>
+              </w:rPr>
+              <w:t>for i := 1 to 10 do</w:t>
+            </w:r>
+          </w:p>
+          <w:p>
+            <w:pPr>
+              <w:spacing w:after="0" w:line="240" w:lineRule="auto"/>
+              <w:ind w:left="420"/>
+              <w:rPr>
+                <w:rFonts w:hint="eastAsia" w:ascii="Consolas" w:hAnsi="Consolas" w:eastAsia="Consolas"/>
+              </w:rPr>
+            </w:pPr>
+            <w:r>
+              <w:rPr>
+                <w:rFonts w:hint="eastAsia" w:ascii="Consolas" w:hAnsi="Consolas" w:eastAsia="Consolas"/>
               </w:rPr>
               <w:t>begin</w:t>
             </w:r>
           </w:p>
           <w:p>
             <w:pPr>
-              <w:spacing w:line="240" w:lineRule="auto"/>
+              <w:spacing w:after="0" w:line="240" w:lineRule="auto"/>
               <w:ind w:left="420"/>
-            </w:pPr>
-            <w:r>
-              <w:rPr>
-                <w:rFonts w:ascii="Consolas" w:hAnsi="Consolas" w:eastAsia="Consolas"/>
-              </w:rPr>
-              <w:t xml:space="preserve">  sum:=0;</w:t>
-            </w:r>
-          </w:p>
-          <w:p>
-            <w:pPr>
-              <w:spacing w:line="240" w:lineRule="auto"/>
+              <w:rPr>
+                <w:rFonts w:hint="eastAsia" w:ascii="Consolas" w:hAnsi="Consolas" w:eastAsia="Consolas"/>
+              </w:rPr>
+            </w:pPr>
+            <w:r>
+              <w:rPr>
+                <w:rFonts w:hint="eastAsia" w:ascii="Consolas" w:hAnsi="Consolas" w:eastAsia="Consolas"/>
+              </w:rPr>
+              <w:t xml:space="preserve">  x := i;</w:t>
+            </w:r>
+          </w:p>
+          <w:p>
+            <w:pPr>
+              <w:spacing w:after="0" w:line="240" w:lineRule="auto"/>
               <w:ind w:left="420"/>
-            </w:pPr>
-            <w:r>
-              <w:rPr>
-                <w:rFonts w:ascii="Consolas" w:hAnsi="Consolas" w:eastAsia="Consolas"/>
-              </w:rPr>
-              <w:t xml:space="preserve">  for i:=1 to 10 do</w:t>
-            </w:r>
-          </w:p>
-          <w:p>
-            <w:pPr>
-              <w:spacing w:line="240" w:lineRule="auto"/>
+              <w:rPr>
+                <w:rFonts w:hint="eastAsia" w:ascii="Consolas" w:hAnsi="Consolas" w:eastAsia="Consolas"/>
+              </w:rPr>
+            </w:pPr>
+            <w:r>
+              <w:rPr>
+                <w:rFonts w:hint="eastAsia" w:ascii="Consolas" w:hAnsi="Consolas" w:eastAsia="Consolas"/>
+              </w:rPr>
+              <w:t xml:space="preserve">  write(x)</w:t>
+            </w:r>
+          </w:p>
+          <w:p>
+            <w:pPr>
+              <w:spacing w:after="0" w:line="240" w:lineRule="auto"/>
               <w:ind w:left="420"/>
-            </w:pPr>
-            <w:r>
-              <w:rPr>
-                <w:rFonts w:ascii="Consolas" w:hAnsi="Consolas" w:eastAsia="Consolas"/>
-              </w:rPr>
-              <w:t xml:space="preserve">    sum:=sum+i;</w:t>
-            </w:r>
-          </w:p>
-          <w:p>
-            <w:pPr>
-              <w:spacing w:line="240" w:lineRule="auto"/>
+              <w:rPr>
+                <w:rFonts w:hint="eastAsia" w:ascii="Consolas" w:hAnsi="Consolas" w:eastAsia="Consolas"/>
+              </w:rPr>
+            </w:pPr>
+            <w:r>
+              <w:rPr>
+                <w:rFonts w:hint="eastAsia" w:ascii="Consolas" w:hAnsi="Consolas" w:eastAsia="Consolas"/>
+              </w:rPr>
+              <w:t>end;</w:t>
+            </w:r>
+          </w:p>
+          <w:p>
+            <w:pPr>
+              <w:spacing w:after="0" w:line="240" w:lineRule="auto"/>
               <w:ind w:left="420"/>
-            </w:pPr>
-            <w:r>
-              <w:rPr>
-                <w:rFonts w:ascii="Consolas" w:hAnsi="Consolas" w:eastAsia="Consolas"/>
-              </w:rPr>
-              <w:t xml:space="preserve">  write(sum)</w:t>
-            </w:r>
-          </w:p>
-          <w:p>
-            <w:pPr>
-              <w:spacing w:line="240" w:lineRule="auto"/>
+              <w:rPr>
+                <w:rFonts w:hint="eastAsia" w:ascii="Consolas" w:hAnsi="Consolas" w:eastAsia="Consolas"/>
+              </w:rPr>
+            </w:pPr>
+            <w:r>
+              <w:rPr>
+                <w:rFonts w:hint="eastAsia" w:ascii="Consolas" w:hAnsi="Consolas" w:eastAsia="Consolas"/>
+              </w:rPr>
+              <w:t>y := 100;</w:t>
+            </w:r>
+          </w:p>
+          <w:p>
+            <w:pPr>
+              <w:spacing w:after="0" w:line="240" w:lineRule="auto"/>
               <w:ind w:left="420"/>
               <w:rPr>
                 <w:b/>
@@ -1933,9 +2706,9 @@
             </w:pPr>
             <w:r>
               <w:rPr>
-                <w:rFonts w:ascii="Consolas" w:hAnsi="Consolas" w:eastAsia="Consolas"/>
-              </w:rPr>
-              <w:t>end.</w:t>
+                <w:rFonts w:hint="eastAsia" w:ascii="Consolas" w:hAnsi="Consolas" w:eastAsia="Consolas"/>
+              </w:rPr>
+              <w:t>write(y).</w:t>
             </w:r>
           </w:p>
         </w:tc>
@@ -1945,13 +2718,38 @@
       <w:pPr>
         <w:spacing w:line="360" w:lineRule="auto"/>
         <w:ind w:firstLine="420"/>
-      </w:pPr>
-      <w:r>
+        <w:rPr>
+          <w:rFonts w:hint="eastAsia"/>
+          <w:lang w:val="en-US" w:eastAsia="zh-CN"/>
+        </w:rPr>
+      </w:pPr>
+      <w:r>
+        <w:rPr>
+          <w:rFonts w:hint="eastAsia"/>
+          <w:lang w:val="en-US" w:eastAsia="zh-CN"/>
+        </w:rPr>
+        <w:t>运行截图：</w:t>
+      </w:r>
+    </w:p>
+    <w:p>
+      <w:pPr>
+        <w:spacing w:line="360" w:lineRule="auto"/>
+        <w:ind w:firstLine="420"/>
+        <w:rPr>
+          <w:rFonts w:hint="default"/>
+          <w:lang w:val="en-US" w:eastAsia="zh-CN"/>
+        </w:rPr>
+      </w:pPr>
+      <w:r>
+        <w:rPr>
+          <w:rFonts w:hint="default"/>
+          <w:lang w:val="en-US" w:eastAsia="zh-CN"/>
+        </w:rPr>
         <w:drawing>
           <wp:inline distT="0" distB="0" distL="114300" distR="114300">
-            <wp:extent cx="4692650" cy="6940550"/>
-            <wp:effectExtent l="0" t="0" r="6350" b="6350"/>
-            <wp:docPr id="3" name="图片 1"/>
+            <wp:extent cx="5266690" cy="3225165"/>
+            <wp:effectExtent l="0" t="0" r="3810" b="635"/>
+            <wp:docPr id="9" name="图片 9" descr="1-1for_to"/>
             <wp:cNvGraphicFramePr>
               <a:graphicFrameLocks xmlns:a="http://schemas.openxmlformats.org/drawingml/2006/main" noChangeAspect="1"/>
             </wp:cNvGraphicFramePr>
@@ -1959,7 +2757,7 @@
               <a:graphicData uri="http://schemas.openxmlformats.org/drawingml/2006/picture">
                 <pic:pic xmlns:pic="http://schemas.openxmlformats.org/drawingml/2006/picture">
                   <pic:nvPicPr>
-                    <pic:cNvPr id="3" name="图片 1"/>
+                    <pic:cNvPr id="9" name="图片 9" descr="1-1for_to"/>
                     <pic:cNvPicPr>
                       <a:picLocks noChangeAspect="1"/>
                     </pic:cNvPicPr>
@@ -1973,15 +2771,11 @@
                   <pic:spPr>
                     <a:xfrm>
                       <a:off x="0" y="0"/>
-                      <a:ext cx="4692650" cy="6940550"/>
+                      <a:ext cx="5266690" cy="3225165"/>
                     </a:xfrm>
                     <a:prstGeom prst="rect">
                       <a:avLst/>
                     </a:prstGeom>
-                    <a:noFill/>
-                    <a:ln>
-                      <a:noFill/>
-                    </a:ln>
                   </pic:spPr>
                 </pic:pic>
               </a:graphicData>
@@ -1994,9 +2788,40 @@
       <w:pPr>
         <w:spacing w:line="360" w:lineRule="auto"/>
         <w:ind w:firstLine="420"/>
-      </w:pPr>
-      <w:r>
-        <w:t>2）E03.PL0 测试 [ 和 ]，程序计算 [a+b]*2，其中 a=5、b=3。运行结果输出 16，说明方括号可以被识别，并且能作为表达式分组使用。</w:t>
+        <w:rPr>
+          <w:rFonts w:hint="default" w:eastAsia="宋体"/>
+          <w:lang w:val="en-US" w:eastAsia="zh-CN"/>
+        </w:rPr>
+      </w:pPr>
+      <w:r>
+        <w:t>2）</w:t>
+      </w:r>
+      <w:r>
+        <w:rPr>
+          <w:rFonts w:hint="eastAsia"/>
+          <w:lang w:val="en-US" w:eastAsia="zh-CN"/>
+        </w:rPr>
+        <w:t>test2</w:t>
+      </w:r>
+      <w:r>
+        <w:t>.PL0 测试 [ 和 ]，运行结果</w:t>
+      </w:r>
+      <w:r>
+        <w:rPr>
+          <w:rFonts w:hint="eastAsia"/>
+          <w:lang w:val="en-US" w:eastAsia="zh-CN"/>
+        </w:rPr>
+        <w:t>若打印了对应语句，则</w:t>
+      </w:r>
+      <w:r>
+        <w:t>说明方括号可以被识别，并且能作为表达式分组使用。</w:t>
+      </w:r>
+      <w:r>
+        <w:rPr>
+          <w:rFonts w:hint="eastAsia"/>
+          <w:lang w:val="en-US" w:eastAsia="zh-CN"/>
+        </w:rPr>
+        <w:t>同样的，因为尚未完成对应的语法、语义分析，程序不会编译成功。</w:t>
       </w:r>
     </w:p>
     <w:tbl>
@@ -2014,7 +2839,9 @@
         </w:tblBorders>
         <w:tblLayout w:type="autofit"/>
         <w:tblCellMar>
+          <w:top w:w="0" w:type="dxa"/>
           <w:left w:w="108" w:type="dxa"/>
+          <w:bottom w:w="0" w:type="dxa"/>
           <w:right w:w="108" w:type="dxa"/>
         </w:tblCellMar>
       </w:tblPr>
@@ -2032,7 +2859,9 @@
             <w:insideV w:val="single" w:color="auto" w:sz="4" w:space="0"/>
           </w:tblBorders>
           <w:tblCellMar>
+            <w:top w:w="0" w:type="dxa"/>
             <w:left w:w="108" w:type="dxa"/>
+            <w:bottom w:w="0" w:type="dxa"/>
             <w:right w:w="108" w:type="dxa"/>
           </w:tblCellMar>
         </w:tblPrEx>
@@ -2042,80 +2871,53 @@
           </w:tcPr>
           <w:p>
             <w:pPr>
-              <w:spacing w:line="240" w:lineRule="auto"/>
+              <w:spacing w:after="0" w:line="240" w:lineRule="auto"/>
               <w:ind w:left="420"/>
-            </w:pPr>
-            <w:r>
-              <w:rPr>
-                <w:rFonts w:ascii="Consolas" w:hAnsi="Consolas" w:eastAsia="Consolas"/>
-              </w:rPr>
-              <w:t>var a,b,c;</w:t>
-            </w:r>
-          </w:p>
-          <w:p>
-            <w:pPr>
-              <w:spacing w:line="240" w:lineRule="auto"/>
+              <w:rPr>
+                <w:rFonts w:hint="eastAsia" w:ascii="Consolas" w:hAnsi="Consolas" w:eastAsia="Consolas"/>
+              </w:rPr>
+            </w:pPr>
+            <w:r>
+              <w:rPr>
+                <w:rFonts w:hint="eastAsia" w:ascii="Consolas" w:hAnsi="Consolas" w:eastAsia="Consolas"/>
+              </w:rPr>
+              <w:t>var x, y, arr[10];</w:t>
+            </w:r>
+          </w:p>
+          <w:p>
+            <w:pPr>
+              <w:spacing w:after="0" w:line="240" w:lineRule="auto"/>
               <w:ind w:left="420"/>
-            </w:pPr>
-            <w:r>
-              <w:rPr>
-                <w:rFonts w:ascii="Consolas" w:hAnsi="Consolas" w:eastAsia="Consolas"/>
-              </w:rPr>
-              <w:t>begin</w:t>
-            </w:r>
-          </w:p>
-          <w:p>
-            <w:pPr>
-              <w:spacing w:line="240" w:lineRule="auto"/>
+              <w:rPr>
+                <w:rFonts w:hint="eastAsia" w:ascii="Consolas" w:hAnsi="Consolas" w:eastAsia="Consolas"/>
+              </w:rPr>
+            </w:pPr>
+            <w:r>
+              <w:rPr>
+                <w:rFonts w:hint="eastAsia" w:ascii="Consolas" w:hAnsi="Consolas" w:eastAsia="Consolas"/>
+              </w:rPr>
+              <w:t>x := 5;</w:t>
+            </w:r>
+          </w:p>
+          <w:p>
+            <w:pPr>
+              <w:spacing w:after="0" w:line="240" w:lineRule="auto"/>
               <w:ind w:left="420"/>
-            </w:pPr>
-            <w:r>
-              <w:rPr>
-                <w:rFonts w:ascii="Consolas" w:hAnsi="Consolas" w:eastAsia="Consolas"/>
-              </w:rPr>
-              <w:t xml:space="preserve">  a:=5;</w:t>
-            </w:r>
-          </w:p>
-          <w:p>
-            <w:pPr>
-              <w:spacing w:line="240" w:lineRule="auto"/>
+              <w:rPr>
+                <w:rFonts w:hint="eastAsia" w:ascii="Consolas" w:hAnsi="Consolas" w:eastAsia="Consolas"/>
+              </w:rPr>
+            </w:pPr>
+            <w:r>
+              <w:rPr>
+                <w:rFonts w:hint="eastAsia" w:ascii="Consolas" w:hAnsi="Consolas" w:eastAsia="Consolas"/>
+              </w:rPr>
+              <w:t>y := arr[3];</w:t>
+            </w:r>
+          </w:p>
+          <w:p>
+            <w:pPr>
+              <w:spacing w:after="0" w:line="240" w:lineRule="auto"/>
               <w:ind w:left="420"/>
-            </w:pPr>
-            <w:r>
-              <w:rPr>
-                <w:rFonts w:ascii="Consolas" w:hAnsi="Consolas" w:eastAsia="Consolas"/>
-              </w:rPr>
-              <w:t xml:space="preserve">  b:=3;</w:t>
-            </w:r>
-          </w:p>
-          <w:p>
-            <w:pPr>
-              <w:spacing w:line="240" w:lineRule="auto"/>
-              <w:ind w:left="420"/>
-            </w:pPr>
-            <w:r>
-              <w:rPr>
-                <w:rFonts w:ascii="Consolas" w:hAnsi="Consolas" w:eastAsia="Consolas"/>
-              </w:rPr>
-              <w:t xml:space="preserve">  c:=[a+b]*2;</w:t>
-            </w:r>
-          </w:p>
-          <w:p>
-            <w:pPr>
-              <w:spacing w:line="240" w:lineRule="auto"/>
-              <w:ind w:left="420"/>
-            </w:pPr>
-            <w:r>
-              <w:rPr>
-                <w:rFonts w:ascii="Consolas" w:hAnsi="Consolas" w:eastAsia="Consolas"/>
-              </w:rPr>
-              <w:t xml:space="preserve">  write(c)</w:t>
-            </w:r>
-          </w:p>
-          <w:p>
-            <w:pPr>
-              <w:spacing w:line="240" w:lineRule="auto"/>
-              <w:ind w:left="420"/>
               <w:rPr>
                 <w:b/>
                 <w:vertAlign w:val="baseline"/>
@@ -2123,9 +2925,9 @@
             </w:pPr>
             <w:r>
               <w:rPr>
-                <w:rFonts w:ascii="Consolas" w:hAnsi="Consolas" w:eastAsia="Consolas"/>
-              </w:rPr>
-              <w:t>end.</w:t>
+                <w:rFonts w:hint="eastAsia" w:ascii="Consolas" w:hAnsi="Consolas" w:eastAsia="Consolas"/>
+              </w:rPr>
+              <w:t>write(x).</w:t>
             </w:r>
           </w:p>
         </w:tc>
@@ -2135,13 +2937,38 @@
       <w:pPr>
         <w:spacing w:line="360" w:lineRule="auto"/>
         <w:ind w:firstLine="420"/>
-      </w:pPr>
-      <w:r>
+        <w:rPr>
+          <w:rFonts w:hint="eastAsia"/>
+          <w:lang w:val="en-US" w:eastAsia="zh-CN"/>
+        </w:rPr>
+      </w:pPr>
+      <w:r>
+        <w:rPr>
+          <w:rFonts w:hint="eastAsia"/>
+          <w:lang w:val="en-US" w:eastAsia="zh-CN"/>
+        </w:rPr>
+        <w:t>运行截图：</w:t>
+      </w:r>
+    </w:p>
+    <w:p>
+      <w:pPr>
+        <w:spacing w:line="360" w:lineRule="auto"/>
+        <w:ind w:firstLine="420"/>
+        <w:rPr>
+          <w:rFonts w:hint="eastAsia"/>
+          <w:lang w:val="en-US" w:eastAsia="zh-CN"/>
+        </w:rPr>
+      </w:pPr>
+      <w:r>
+        <w:rPr>
+          <w:rFonts w:hint="eastAsia"/>
+          <w:lang w:val="en-US" w:eastAsia="zh-CN"/>
+        </w:rPr>
         <w:drawing>
           <wp:inline distT="0" distB="0" distL="114300" distR="114300">
-            <wp:extent cx="4940300" cy="6940550"/>
-            <wp:effectExtent l="0" t="0" r="0" b="6350"/>
-            <wp:docPr id="4" name="图片 2"/>
+            <wp:extent cx="5264150" cy="4114165"/>
+            <wp:effectExtent l="0" t="0" r="6350" b="635"/>
+            <wp:docPr id="10" name="图片 10" descr="1-2"/>
             <wp:cNvGraphicFramePr>
               <a:graphicFrameLocks xmlns:a="http://schemas.openxmlformats.org/drawingml/2006/main" noChangeAspect="1"/>
             </wp:cNvGraphicFramePr>
@@ -2149,7 +2976,7 @@
               <a:graphicData uri="http://schemas.openxmlformats.org/drawingml/2006/picture">
                 <pic:pic xmlns:pic="http://schemas.openxmlformats.org/drawingml/2006/picture">
                   <pic:nvPicPr>
-                    <pic:cNvPr id="4" name="图片 2"/>
+                    <pic:cNvPr id="10" name="图片 10" descr="1-2"/>
                     <pic:cNvPicPr>
                       <a:picLocks noChangeAspect="1"/>
                     </pic:cNvPicPr>
@@ -2163,15 +2990,11 @@
                   <pic:spPr>
                     <a:xfrm>
                       <a:off x="0" y="0"/>
-                      <a:ext cx="4940300" cy="6940550"/>
+                      <a:ext cx="5264150" cy="4114165"/>
                     </a:xfrm>
                     <a:prstGeom prst="rect">
                       <a:avLst/>
                     </a:prstGeom>
-                    <a:noFill/>
-                    <a:ln>
-                      <a:noFill/>
-                    </a:ln>
                   </pic:spPr>
                 </pic:pic>
               </a:graphicData>
@@ -2179,8 +3002,34 @@
           </wp:inline>
         </w:drawing>
       </w:r>
-      <w:r>
-        <w:t>3）E04.PL0 测试 &lt;&gt;，程序先读入 a、b，再判断 a&lt;&gt;b 是否成立。输入 5 和 3 时输出 1，输入 5 和 5 时输出 0，说明 &lt;&gt; 能按“不等于”参与条件判断。</w:t>
+    </w:p>
+    <w:p>
+      <w:pPr>
+        <w:spacing w:line="360" w:lineRule="auto"/>
+        <w:ind w:firstLine="420" w:firstLineChars="0"/>
+      </w:pPr>
+      <w:r>
+        <w:t>3）</w:t>
+      </w:r>
+      <w:r>
+        <w:rPr>
+          <w:rFonts w:hint="eastAsia"/>
+          <w:lang w:val="en-US" w:eastAsia="zh-CN"/>
+        </w:rPr>
+        <w:t>test3</w:t>
+      </w:r>
+      <w:r>
+        <w:t>.PL0 测试 &lt;&gt;，</w:t>
+      </w:r>
+      <w:r>
+        <w:rPr>
+          <w:rFonts w:hint="eastAsia"/>
+          <w:lang w:val="en-US" w:eastAsia="zh-CN"/>
+        </w:rPr>
+        <w:t>若有打印对应语句，则</w:t>
+      </w:r>
+      <w:r>
+        <w:t>说明 &lt;&gt; 能按“不等于”参与条件判断。</w:t>
       </w:r>
     </w:p>
     <w:tbl>
@@ -2198,7 +3047,9 @@
         </w:tblBorders>
         <w:tblLayout w:type="autofit"/>
         <w:tblCellMar>
+          <w:top w:w="0" w:type="dxa"/>
           <w:left w:w="108" w:type="dxa"/>
+          <w:bottom w:w="0" w:type="dxa"/>
           <w:right w:w="108" w:type="dxa"/>
         </w:tblCellMar>
       </w:tblPr>
@@ -2216,7 +3067,9 @@
             <w:insideV w:val="single" w:color="auto" w:sz="4" w:space="0"/>
           </w:tblBorders>
           <w:tblCellMar>
+            <w:top w:w="0" w:type="dxa"/>
             <w:left w:w="108" w:type="dxa"/>
+            <w:bottom w:w="0" w:type="dxa"/>
             <w:right w:w="108" w:type="dxa"/>
           </w:tblCellMar>
         </w:tblPrEx>
@@ -2226,114 +3079,18 @@
           </w:tcPr>
           <w:p>
             <w:pPr>
-              <w:spacing w:line="240" w:lineRule="auto"/>
+              <w:spacing w:after="0" w:line="240" w:lineRule="auto"/>
               <w:ind w:left="420"/>
-            </w:pPr>
-            <w:r>
               <w:rPr>
                 <w:rFonts w:ascii="Consolas" w:hAnsi="Consolas" w:eastAsia="Consolas"/>
-              </w:rPr>
-              <w:t>var a,b,c;</w:t>
-            </w:r>
-          </w:p>
-          <w:p>
-            <w:pPr>
-              <w:spacing w:line="240" w:lineRule="auto"/>
-              <w:ind w:left="420"/>
-            </w:pPr>
-            <w:r>
-              <w:rPr>
-                <w:rFonts w:ascii="Consolas" w:hAnsi="Consolas" w:eastAsia="Consolas"/>
-              </w:rPr>
-              <w:t>begin</w:t>
-            </w:r>
-          </w:p>
-          <w:p>
-            <w:pPr>
-              <w:spacing w:line="240" w:lineRule="auto"/>
-              <w:ind w:left="420"/>
-            </w:pPr>
-            <w:r>
-              <w:rPr>
-                <w:rFonts w:ascii="Consolas" w:hAnsi="Consolas" w:eastAsia="Consolas"/>
-              </w:rPr>
-              <w:t xml:space="preserve">  read(a);</w:t>
-            </w:r>
-          </w:p>
-          <w:p>
-            <w:pPr>
-              <w:spacing w:line="240" w:lineRule="auto"/>
-              <w:ind w:left="420"/>
-            </w:pPr>
-            <w:r>
-              <w:rPr>
-                <w:rFonts w:ascii="Consolas" w:hAnsi="Consolas" w:eastAsia="Consolas"/>
-              </w:rPr>
-              <w:t xml:space="preserve">  read(b);</w:t>
-            </w:r>
-          </w:p>
-          <w:p>
-            <w:pPr>
-              <w:spacing w:line="240" w:lineRule="auto"/>
-              <w:ind w:left="420"/>
-            </w:pPr>
-            <w:r>
-              <w:rPr>
-                <w:rFonts w:ascii="Consolas" w:hAnsi="Consolas" w:eastAsia="Consolas"/>
-              </w:rPr>
-              <w:t xml:space="preserve">  c:=0;</w:t>
-            </w:r>
-          </w:p>
-          <w:p>
-            <w:pPr>
-              <w:spacing w:line="240" w:lineRule="auto"/>
-              <w:ind w:left="420"/>
-            </w:pPr>
-            <w:r>
-              <w:rPr>
-                <w:rFonts w:ascii="Consolas" w:hAnsi="Consolas" w:eastAsia="Consolas"/>
-              </w:rPr>
-              <w:t xml:space="preserve">  if a&lt;&gt;b then</w:t>
-            </w:r>
-          </w:p>
-          <w:p>
-            <w:pPr>
-              <w:spacing w:line="240" w:lineRule="auto"/>
-              <w:ind w:left="420"/>
-            </w:pPr>
-            <w:r>
-              <w:rPr>
-                <w:rFonts w:ascii="Consolas" w:hAnsi="Consolas" w:eastAsia="Consolas"/>
-              </w:rPr>
-              <w:t xml:space="preserve">    c:=1;</w:t>
-            </w:r>
-          </w:p>
-          <w:p>
-            <w:pPr>
-              <w:spacing w:line="240" w:lineRule="auto"/>
-              <w:ind w:left="420"/>
-            </w:pPr>
-            <w:r>
-              <w:rPr>
-                <w:rFonts w:ascii="Consolas" w:hAnsi="Consolas" w:eastAsia="Consolas"/>
-              </w:rPr>
-              <w:t xml:space="preserve">  write(c)</w:t>
-            </w:r>
-          </w:p>
-          <w:p>
-            <w:pPr>
-              <w:spacing w:line="240" w:lineRule="auto"/>
-              <w:ind w:left="420"/>
-              <w:rPr>
-                <w:rFonts w:ascii="Consolas" w:hAnsi="Consolas" w:eastAsia="Consolas"/>
-                <w:vertAlign w:val="baseline"/>
-              </w:rPr>
-            </w:pPr>
-            <w:r>
-              <w:rPr>
-                <w:rFonts w:ascii="Consolas" w:hAnsi="Consolas" w:eastAsia="Consolas"/>
-              </w:rPr>
-              <w:t>end.</w:t>
+                <w:vertAlign w:val="baseline"/>
+              </w:rPr>
+            </w:pPr>
+            <w:r>
+              <w:rPr>
+                <w:rFonts w:hint="eastAsia" w:ascii="Consolas" w:hAnsi="Consolas" w:eastAsia="Consolas"/>
+              </w:rPr>
+              <w:t>x &lt;&gt; y.</w:t>
             </w:r>
           </w:p>
         </w:tc>
@@ -2342,16 +3099,41 @@
     <w:p>
       <w:pPr>
         <w:spacing w:line="360" w:lineRule="auto"/>
-        <w:rPr>
+        <w:ind w:firstLine="420"/>
+        <w:rPr>
+          <w:rFonts w:hint="eastAsia"/>
+          <w:lang w:val="en-US" w:eastAsia="zh-CN"/>
+        </w:rPr>
+      </w:pPr>
+      <w:r>
+        <w:rPr>
+          <w:rFonts w:hint="eastAsia"/>
+          <w:lang w:val="en-US" w:eastAsia="zh-CN"/>
+        </w:rPr>
+        <w:t>运行截图：</w:t>
+      </w:r>
+    </w:p>
+    <w:p>
+      <w:pPr>
+        <w:spacing w:line="360" w:lineRule="auto"/>
+        <w:ind w:firstLine="420" w:firstLineChars="0"/>
+        <w:rPr>
+          <w:rFonts w:hint="eastAsia" w:eastAsia="宋体"/>
           <w:b/>
-        </w:rPr>
-      </w:pPr>
-      <w:r>
+          <w:lang w:eastAsia="zh-CN"/>
+        </w:rPr>
+      </w:pPr>
+      <w:r>
+        <w:rPr>
+          <w:rFonts w:hint="eastAsia" w:eastAsia="宋体"/>
+          <w:b/>
+          <w:lang w:eastAsia="zh-CN"/>
+        </w:rPr>
         <w:drawing>
           <wp:inline distT="0" distB="0" distL="114300" distR="114300">
-            <wp:extent cx="2538095" cy="5499100"/>
-            <wp:effectExtent l="0" t="0" r="1905" b="0"/>
-            <wp:docPr id="5" name="图片 3"/>
+            <wp:extent cx="5267960" cy="2153285"/>
+            <wp:effectExtent l="0" t="0" r="2540" b="5715"/>
+            <wp:docPr id="11" name="图片 11" descr="1-3"/>
             <wp:cNvGraphicFramePr>
               <a:graphicFrameLocks xmlns:a="http://schemas.openxmlformats.org/drawingml/2006/main" noChangeAspect="1"/>
             </wp:cNvGraphicFramePr>
@@ -2359,7 +3141,7 @@
               <a:graphicData uri="http://schemas.openxmlformats.org/drawingml/2006/picture">
                 <pic:pic xmlns:pic="http://schemas.openxmlformats.org/drawingml/2006/picture">
                   <pic:nvPicPr>
-                    <pic:cNvPr id="5" name="图片 3"/>
+                    <pic:cNvPr id="11" name="图片 11" descr="1-3"/>
                     <pic:cNvPicPr>
                       <a:picLocks noChangeAspect="1"/>
                     </pic:cNvPicPr>
@@ -2373,65 +3155,11 @@
                   <pic:spPr>
                     <a:xfrm>
                       <a:off x="0" y="0"/>
-                      <a:ext cx="2538095" cy="5499100"/>
+                      <a:ext cx="5267960" cy="2153285"/>
                     </a:xfrm>
                     <a:prstGeom prst="rect">
                       <a:avLst/>
                     </a:prstGeom>
-                    <a:noFill/>
-                    <a:ln>
-                      <a:noFill/>
-                    </a:ln>
-                  </pic:spPr>
-                </pic:pic>
-              </a:graphicData>
-            </a:graphic>
-          </wp:inline>
-        </w:drawing>
-      </w:r>
-      <w:r>
-        <w:rPr>
-          <w:rFonts w:hint="eastAsia"/>
-          <w:lang w:val="en-US" w:eastAsia="zh-CN"/>
-        </w:rPr>
-        <w:t xml:space="preserve">    </w:t>
-      </w:r>
-      <w:r>
-        <w:drawing>
-          <wp:inline distT="0" distB="0" distL="114300" distR="114300">
-            <wp:extent cx="2078990" cy="5480685"/>
-            <wp:effectExtent l="0" t="0" r="3810" b="5715"/>
-            <wp:docPr id="6" name="图片 4"/>
-            <wp:cNvGraphicFramePr>
-              <a:graphicFrameLocks xmlns:a="http://schemas.openxmlformats.org/drawingml/2006/main" noChangeAspect="1"/>
-            </wp:cNvGraphicFramePr>
-            <a:graphic xmlns:a="http://schemas.openxmlformats.org/drawingml/2006/main">
-              <a:graphicData uri="http://schemas.openxmlformats.org/drawingml/2006/picture">
-                <pic:pic xmlns:pic="http://schemas.openxmlformats.org/drawingml/2006/picture">
-                  <pic:nvPicPr>
-                    <pic:cNvPr id="6" name="图片 4"/>
-                    <pic:cNvPicPr>
-                      <a:picLocks noChangeAspect="1"/>
-                    </pic:cNvPicPr>
-                  </pic:nvPicPr>
-                  <pic:blipFill>
-                    <a:blip r:embed="rId10"/>
-                    <a:stretch>
-                      <a:fillRect/>
-                    </a:stretch>
-                  </pic:blipFill>
-                  <pic:spPr>
-                    <a:xfrm>
-                      <a:off x="0" y="0"/>
-                      <a:ext cx="2078990" cy="5480685"/>
-                    </a:xfrm>
-                    <a:prstGeom prst="rect">
-                      <a:avLst/>
-                    </a:prstGeom>
-                    <a:noFill/>
-                    <a:ln>
-                      <a:noFill/>
-                    </a:ln>
                   </pic:spPr>
                 </pic:pic>
               </a:graphicData>
@@ -2573,6 +3301,14 @@
     </w:p>
     <w:p>
       <w:pPr>
+        <w:rPr>
+          <w:rFonts w:hint="eastAsia"/>
+          <w:lang w:val="en-US" w:eastAsia="zh-CN"/>
+        </w:rPr>
+      </w:pPr>
+    </w:p>
+    <w:p>
+      <w:pPr>
         <w:pStyle w:val="3"/>
         <w:jc w:val="left"/>
         <w:rPr>
@@ -2587,6 +3323,14 @@
         </w:rPr>
         <w:t>2.3 交互的问题数量（个）</w:t>
       </w:r>
+    </w:p>
+    <w:p>
+      <w:pPr>
+        <w:rPr>
+          <w:rFonts w:hint="eastAsia"/>
+          <w:lang w:val="en-US" w:eastAsia="zh-CN"/>
+        </w:rPr>
+      </w:pPr>
     </w:p>
     <w:p>
       <w:pPr>
@@ -2795,6 +3539,46 @@
     </w:p>
     <w:p>
       <w:pPr>
+        <w:keepNext w:val="0"/>
+        <w:keepLines w:val="0"/>
+        <w:pageBreakBefore w:val="0"/>
+        <w:widowControl w:val="0"/>
+        <w:kinsoku/>
+        <w:wordWrap/>
+        <w:overflowPunct/>
+        <w:topLinePunct w:val="0"/>
+        <w:autoSpaceDE/>
+        <w:autoSpaceDN/>
+        <w:bidi w:val="0"/>
+        <w:adjustRightInd/>
+        <w:snapToGrid/>
+        <w:spacing w:line="360" w:lineRule="auto"/>
+        <w:ind w:firstLine="420" w:firstLineChars="200"/>
+        <w:textAlignment w:val="auto"/>
+        <w:rPr>
+          <w:rFonts w:hint="eastAsia"/>
+          <w:lang w:val="en-US" w:eastAsia="zh-CN"/>
+        </w:rPr>
+      </w:pPr>
+      <w:r>
+        <w:rPr>
+          <w:rFonts w:hint="eastAsia"/>
+          <w:lang w:val="en-US" w:eastAsia="zh-CN"/>
+        </w:rPr>
+        <w:t>扩充for语法的语义</w:t>
+      </w:r>
+      <w:bookmarkStart w:id="2" w:name="_GoBack"/>
+      <w:bookmarkEnd w:id="2"/>
+      <w:r>
+        <w:rPr>
+          <w:rFonts w:hint="eastAsia"/>
+          <w:lang w:val="en-US" w:eastAsia="zh-CN"/>
+        </w:rPr>
+        <w:t>分析程序</w:t>
+      </w:r>
+    </w:p>
+    <w:p>
+      <w:pPr>
         <w:pStyle w:val="3"/>
         <w:jc w:val="left"/>
         <w:rPr>
@@ -3000,11 +3784,6 @@
       <w:pPr>
         <w:pStyle w:val="3"/>
         <w:jc w:val="both"/>
-      </w:pPr>
-      <w:r>
-        <w:br w:type="page"/>
-      </w:r>
-      <w:r>
         <w:rPr>
           <w:rFonts w:hint="eastAsia" w:ascii="Times New Roman" w:hAnsi="Times New Roman" w:eastAsia="黑体" w:cs="Times New Roman"/>
           <w:b/>
@@ -3014,9 +3793,30 @@
           <w:szCs w:val="48"/>
           <w:lang w:val="en-US" w:eastAsia="zh-CN" w:bidi="ar-SA"/>
         </w:rPr>
+        <w:sectPr>
+          <w:pgSz w:w="11906" w:h="16838"/>
+          <w:pgMar w:top="1440" w:right="1800" w:bottom="1440" w:left="1800" w:header="851" w:footer="992" w:gutter="0"/>
+          <w:cols w:space="720" w:num="1"/>
+          <w:docGrid w:type="lines" w:linePitch="312" w:charSpace="0"/>
+        </w:sectPr>
+      </w:pPr>
+      <w:r>
+        <w:br w:type="page"/>
+      </w:r>
+      <w:r>
+        <w:rPr>
+          <w:rFonts w:hint="eastAsia" w:ascii="Times New Roman" w:hAnsi="Times New Roman" w:eastAsia="黑体" w:cs="Times New Roman"/>
+          <w:b/>
+          <w:bCs w:val="0"/>
+          <w:kern w:val="2"/>
+          <w:sz w:val="32"/>
+          <w:szCs w:val="48"/>
+          <w:lang w:val="en-US" w:eastAsia="zh-CN" w:bidi="ar-SA"/>
+        </w:rPr>
         <w:t>属于自己的提示词小贴士</w:t>
       </w:r>
     </w:p>
+    <w:p/>
     <w:sectPr>
       <w:pgSz w:w="11906" w:h="16838"/>
       <w:pgMar w:top="1440" w:right="1800" w:bottom="1440" w:left="1800" w:header="851" w:footer="992" w:gutter="0"/>
@@ -3030,6 +3830,18 @@
 <file path=word/numbering.xml><?xml version="1.0" encoding="utf-8"?>
 <w:numbering xmlns:wpc="http://schemas.microsoft.com/office/word/2010/wordprocessingCanvas" xmlns:mc="http://schemas.openxmlformats.org/markup-compatibility/2006" xmlns:o="urn:schemas-microsoft-com:office:office" xmlns:r="http://schemas.openxmlformats.org/officeDocument/2006/relationships" xmlns:m="http://schemas.openxmlformats.org/officeDocument/2006/math" xmlns:v="urn:schemas-microsoft-com:vml" xmlns:wp14="http://schemas.microsoft.com/office/word/2010/wordprocessingDrawing" xmlns:wp="http://schemas.openxmlformats.org/drawingml/2006/wordprocessingDrawing" xmlns:w10="urn:schemas-microsoft-com:office:word" xmlns:w="http://schemas.openxmlformats.org/wordprocessingml/2006/main" xmlns:w14="http://schemas.microsoft.com/office/word/2010/wordml" xmlns:wpg="http://schemas.microsoft.com/office/word/2010/wordprocessingGroup" xmlns:wpi="http://schemas.microsoft.com/office/word/2010/wordprocessingInk" xmlns:wne="http://schemas.microsoft.com/office/word/2006/wordml" xmlns:wps="http://schemas.microsoft.com/office/word/2010/wordprocessingShape" xmlns:wpsCustomData="http://www.wps.cn/officeDocument/2013/wpsCustomData" mc:Ignorable="w14 wp14">
   <w:abstractNum w:abstractNumId="0">
+    <w:nsid w:val="30975E79"/>
+    <w:multiLevelType w:val="singleLevel"/>
+    <w:tmpl w:val="30975E79"/>
+    <w:lvl w:ilvl="0" w:tentative="0">
+      <w:start w:val="4"/>
+      <w:numFmt w:val="decimal"/>
+      <w:suff w:val="nothing"/>
+      <w:lvlText w:val="%1）"/>
+      <w:lvlJc w:val="left"/>
+    </w:lvl>
+  </w:abstractNum>
+  <w:abstractNum w:abstractNumId="1">
     <w:nsid w:val="48A6FD96"/>
     <w:multiLevelType w:val="singleLevel"/>
     <w:tmpl w:val="48A6FD96"/>
@@ -3042,6 +3854,9 @@
     </w:lvl>
   </w:abstractNum>
   <w:num w:numId="1">
+    <w:abstractNumId w:val="1"/>
+  </w:num>
+  <w:num w:numId="2">
     <w:abstractNumId w:val="0"/>
   </w:num>
 </w:numbering>
@@ -3161,7 +3976,7 @@
     <w:lsdException w:unhideWhenUsed="0" w:uiPriority="0" w:semiHidden="0" w:name="HTML Sample"/>
     <w:lsdException w:unhideWhenUsed="0" w:uiPriority="0" w:semiHidden="0" w:name="HTML Typewriter"/>
     <w:lsdException w:unhideWhenUsed="0" w:uiPriority="0" w:semiHidden="0" w:name="HTML Variable"/>
-    <w:lsdException w:unhideWhenUsed="0" w:uiPriority="0" w:name="Normal Table"/>
+    <w:lsdException w:qFormat="1" w:unhideWhenUsed="0" w:uiPriority="0" w:name="Normal Table"/>
     <w:lsdException w:unhideWhenUsed="0" w:uiPriority="0" w:semiHidden="0" w:name="annotation subject"/>
     <w:lsdException w:unhideWhenUsed="0" w:uiPriority="0" w:semiHidden="0" w:name="Table Simple 1"/>
     <w:lsdException w:unhideWhenUsed="0" w:uiPriority="0" w:semiHidden="0" w:name="Table Simple 2"/>
@@ -3370,6 +4185,7 @@
   <w:style w:type="table" w:default="1" w:styleId="5">
     <w:name w:val="Normal Table"/>
     <w:semiHidden/>
+    <w:qFormat/>
     <w:uiPriority w:val="0"/>
     <w:tblPr>
       <w:tblCellMar>

--- a/ovAGS-1781060936459-实验报告模板.docx
+++ b/ovAGS-1781060936459-实验报告模板.docx
@@ -1121,8 +1121,8 @@
     </w:p>
     <w:p>
       <w:pPr>
-        <w:spacing w:line="360" w:lineRule="auto"/>
-        <w:ind w:firstLine="420"/>
+        <w:bidi w:val="0"/>
+        <w:ind w:firstLine="420" w:firstLineChars="0"/>
       </w:pPr>
       <w:r>
         <w:t>本次词法分析部分主要是在原 PL/0 编译器的基础上扩充三类单词：保留字 for、to，单字符 [、]，以及双字符 &lt;&gt;。我先阅读了 PL0.cpp 中 init() 和 getsym() 的流程，再根据不同单词类型分别修改。</w:t>
@@ -1130,8 +1130,8 @@
     </w:p>
     <w:p>
       <w:pPr>
-        <w:spacing w:line="360" w:lineRule="auto"/>
-        <w:ind w:firstLine="420"/>
+        <w:bidi w:val="0"/>
+        <w:ind w:firstLine="420" w:firstLineChars="0"/>
       </w:pPr>
       <w:r>
         <w:t>1）保留字 for、to：在 PL0.h 中增加 forsym、tosym，并将关键字数量改为 15；在 init() 中把 for、to 按字母顺序放入 word[]，对应 wsym[]。因为 getsym() 用二分查找，关键字顺序不能乱。</w:t>
@@ -1139,8 +1139,8 @@
     </w:p>
     <w:p>
       <w:pPr>
-        <w:spacing w:line="360" w:lineRule="auto"/>
-        <w:ind w:firstLine="420"/>
+        <w:bidi w:val="0"/>
+        <w:ind w:firstLine="420" w:firstLineChars="0"/>
       </w:pPr>
       <w:r>
         <w:t xml:space="preserve">2）单字符 [、]：在 symbol 中增加 </w:t>
@@ -1178,8 +1178,8 @@
     </w:p>
     <w:p>
       <w:pPr>
-        <w:spacing w:line="360" w:lineRule="auto"/>
-        <w:ind w:firstLine="420"/>
+        <w:bidi w:val="0"/>
+        <w:ind w:firstLine="420" w:firstLineChars="0"/>
       </w:pPr>
       <w:r>
         <w:t>3）双字符 &lt;&gt;：原程序已经有 neq 表示不等号，所以没有另起一个符号，只是在 getsym() 处理 &lt; 时增加对 &gt; 的判断，使 &lt;&gt; 和原来的 # 一样表示不等于。</w:t>
@@ -1187,8 +1187,7 @@
     </w:p>
     <w:p>
       <w:pPr>
-        <w:spacing w:line="360" w:lineRule="auto"/>
-        <w:ind w:firstLine="420"/>
+        <w:bidi w:val="0"/>
       </w:pPr>
       <w:r>
         <w:t>从这次修改中我理解到，词法分析不是简单地“看到字符就返回”，还要考虑返回的符号是否和后面的语法分析约定一致。</w:t>
@@ -1213,11 +1212,21 @@
     </w:p>
     <w:p>
       <w:pPr>
-        <w:spacing w:line="360" w:lineRule="auto"/>
-        <w:ind w:firstLine="420"/>
-      </w:pPr>
-      <w:r>
-        <w:t>约 120 分钟。前面主要用来读 PL0.cpp 中 init() 和 getsym() 的流程，后面用来根据测试结果调整遗漏的地方，并整理报告。</w:t>
+        <w:bidi w:val="0"/>
+        <w:ind w:firstLine="420" w:firstLineChars="0"/>
+      </w:pPr>
+      <w:r>
+        <w:t>约</w:t>
+      </w:r>
+      <w:r>
+        <w:rPr>
+          <w:rFonts w:hint="eastAsia"/>
+          <w:lang w:val="en-US" w:eastAsia="zh-CN"/>
+        </w:rPr>
+        <w:t>两小时</w:t>
+      </w:r>
+      <w:r>
+        <w:t>。前面主要用来读 PL0.cpp 中 init() 和 getsym() 的流程，后面用来根据测试结果调整遗漏的地方，并整理报告。</w:t>
       </w:r>
     </w:p>
     <w:p>
@@ -1239,11 +1248,11 @@
     </w:p>
     <w:p>
       <w:pPr>
-        <w:spacing w:line="360" w:lineRule="auto"/>
-        <w:ind w:firstLine="420"/>
-      </w:pPr>
-      <w:r>
-        <w:t>4 个主要问题。分别是：阅读 PL/0 编译器代码；扩充 for 和 to；扩充 [ 和 ]；扩充 &lt;&gt; 并编写测试用例。中间为了验证结果，又追加了几次细化提问。</w:t>
+        <w:bidi w:val="0"/>
+        <w:ind w:firstLine="420" w:firstLineChars="0"/>
+      </w:pPr>
+      <w:r>
+        <w:t>词法阶段直接相关的提问为 11 个；如果把最开始用于区分词法、语法、语义以及 NFA/DFA、递归下降、符号表的铺垫问题也算入本阶段，则这一段共有 15 次交互。直接服务于词法扩充的问题包括：查找关键字/保留字位置、只做词法分析是否可行、怎样检测新增保留字、创建 test1.PL0 验证 for/to、用命令行运行、要求在源文件中加打印而不是新增 cpp、创建 test2.PL0 验证 [ ]、创建 test3.PL0 验证 &lt;&gt;。</w:t>
       </w:r>
     </w:p>
     <w:p>
@@ -1265,29 +1274,56 @@
     </w:p>
     <w:p>
       <w:pPr>
-        <w:spacing w:line="360" w:lineRule="auto"/>
-        <w:ind w:firstLine="420"/>
-      </w:pPr>
-      <w:r>
-        <w:t>我的提示词不是一次性要求 AI 全部完成，而是按“先读代码 -&gt; 再扩充一种单词 -&gt; 再生成测试用例”的顺序提问。这样做的结果是，每次修改范围比较小，出错后也比较容易看出是哪一部分造成的。</w:t>
-      </w:r>
-    </w:p>
-    <w:p>
-      <w:pPr>
-        <w:spacing w:line="360" w:lineRule="auto"/>
-        <w:ind w:firstLine="420"/>
-      </w:pPr>
-      <w:r>
-        <w:t>比较有效的提示词格式是：说明任务属于词法分析，明确要扩充的单词类型，指出需要修改 PL0 文件夹中的代码，并要求生成对应的 Exx.PL0 测试用例。</w:t>
-      </w:r>
-    </w:p>
-    <w:p>
-      <w:pPr>
-        <w:spacing w:line="360" w:lineRule="auto"/>
-        <w:ind w:firstLine="420"/>
-      </w:pPr>
-      <w:r>
-        <w:t>例如：“现在来进行词法分析，扩充双字符单词：&lt;&gt;，还要生成测试用例 E04.PL0 来检验。”这个提示词比较直接，AI 能定位到 getsym() 中处理 &lt; 的分支。</w:t>
+        <w:bidi w:val="0"/>
+        <w:ind w:firstLine="420" w:firstLineChars="0"/>
+      </w:pPr>
+      <w:r>
+        <w:rPr>
+          <w:rFonts w:hint="eastAsia"/>
+          <w:lang w:val="en-US" w:eastAsia="zh-CN"/>
+        </w:rPr>
+        <w:t>首先</w:t>
+      </w:r>
+      <w:r>
+        <w:t>，提示词不是一开始就</w:t>
+      </w:r>
+      <w:r>
+        <w:rPr>
+          <w:rFonts w:hint="eastAsia"/>
+          <w:lang w:val="en-US" w:eastAsia="zh-CN"/>
+        </w:rPr>
+        <w:t>直接问到位的</w:t>
+      </w:r>
+      <w:r>
+        <w:t>，而是从开放式定位逐步收紧到阶段性任务。比较有效的做法是先问“关键字、保留字在代码哪些位置负责”，再明确“只做词法分析，不扩展语法分析和语义分析”，最后要求用测试文件和源文件内的打印语句验证。</w:t>
+      </w:r>
+    </w:p>
+    <w:p>
+      <w:pPr>
+        <w:bidi w:val="0"/>
+        <w:ind w:firstLine="420" w:firstLineChars="0"/>
+      </w:pPr>
+      <w:r>
+        <w:t>具体有效的提示词包括：“如果是词法分析呢”、“如果增加某个保留字的话，只是词法分析方面的，不涉及到语法分析、语义分析，这样可以吗”、“创建一个简单的测试文件 test1.PL0，并简单打印验证，不用增加语法分析和语义分析：扩充保留字 for 和 to”。这些提示把修改范围限制在 PL0.h、PL0.cpp 的 init()、getsym()、word[]、wsym[]、ssym[] 等位置。</w:t>
+      </w:r>
+    </w:p>
+    <w:p>
+      <w:pPr>
+        <w:bidi w:val="0"/>
+        <w:ind w:firstLine="420" w:firstLineChars="0"/>
+      </w:pPr>
+      <w:r>
+        <w:t>后面针对 [ ] 和 &lt;&gt; 的提示也沿用了同一格式：指定新增单词、指定测试文件，并说明只验证词法阶段。</w:t>
+      </w:r>
+      <w:r>
+        <w:rPr>
+          <w:rFonts w:hint="eastAsia"/>
+          <w:lang w:val="en-US" w:eastAsia="zh-CN"/>
+        </w:rPr>
+        <w:t>提问</w:t>
+      </w:r>
+      <w:r>
+        <w:t>中的结果是控制台出现 `*** Lexer detected ... ***` 这类打印；因为当时没有完成对应语法或语义，后续出现语法错误属于预期验证结果，不应被写成完整功能已经全部通过。</w:t>
       </w:r>
     </w:p>
     <w:p>
@@ -1337,58 +1373,39 @@
     </w:p>
     <w:p>
       <w:pPr>
-        <w:spacing w:line="360" w:lineRule="auto"/>
-        <w:ind w:firstLine="420"/>
-      </w:pPr>
-      <w:r>
-        <w:t>错误1：刚开始扩充 for 和 to 时，程序能加入关键字，但测试时并不是一次成功。我的理解是，保留字表、符号枚举和关键字个数要同时配套修改，特别是 word[] 使用二分查找，for 和 to 必须按字母顺序放进去。解决方法是检查 PL0.h 的 norw、symbol、symnum，以及 PL0.cpp 中 word[]、wsym[] 是否一一对应。</w:t>
-      </w:r>
-    </w:p>
-    <w:p>
-      <w:pPr>
-        <w:spacing w:line="360" w:lineRule="auto"/>
-        <w:ind w:firstLine="420"/>
-      </w:pPr>
-      <w:r>
-        <w:t xml:space="preserve">错误2：扩充 [ 和 ] 时，一开始只想到 ssym[] 的单字符映射。后来发现如果测试用例写 c:=[a+b]*2，后面的 factor() 也要能接受 [ 作为因子的开始。解决方法是把 </w:t>
-      </w:r>
-      <w:r>
-        <w:rPr>
-          <w:rFonts w:hint="default"/>
-          <w:lang w:val="en-US" w:eastAsia="zh-CN"/>
-        </w:rPr>
-        <w:t>lbracket</w:t>
-      </w:r>
-      <w:r>
-        <w:t xml:space="preserve">加入 facbegsys，并在 factor() 里仿照圆括号处理，遇到 </w:t>
-      </w:r>
-      <w:r>
-        <w:rPr>
-          <w:rFonts w:hint="default"/>
-          <w:lang w:val="en-US" w:eastAsia="zh-CN"/>
-        </w:rPr>
-        <w:t>rbracket</w:t>
-      </w:r>
-      <w:r>
-        <w:t>才结束。</w:t>
-      </w:r>
-    </w:p>
-    <w:p>
-      <w:pPr>
-        <w:spacing w:line="360" w:lineRule="auto"/>
-        <w:ind w:firstLine="420"/>
-      </w:pPr>
-      <w:r>
-        <w:t>错误3：扩充 &lt;&gt; 时，容易以为必须增加一个新的不等号符号。查看 PL0.h 后发现原来已经有 neq，用 # 表示不等于。解决方法是复用 neq，只在 getsym() 的 &lt; 分支中增加 &lt;&gt; 的识别，这样 condition() 中原来的 neq 判断不用再改。</w:t>
-      </w:r>
-    </w:p>
-    <w:p>
-      <w:pPr>
-        <w:spacing w:line="360" w:lineRule="auto"/>
-        <w:ind w:firstLine="420"/>
-      </w:pPr>
-      <w:r>
-        <w:t>通过这些问题我感觉，AI 给出的修改思路要结合代码自己再检查，不能只看它说“已经完成”。</w:t>
+        <w:bidi w:val="0"/>
+        <w:ind w:firstLine="420" w:firstLineChars="0"/>
+      </w:pPr>
+      <w:r>
+        <w:t>错误1：AI 一开始容易把“新增保留字”扩展成词法、语法、语义一起做。现象是回答会继续讨论 statement()、虚拟机指令等内容。原因是提示词没有把阶段边界说死。解决方法是在提示词里明确“只做词法分析，不增加语法分析和语义分析”。</w:t>
+      </w:r>
+    </w:p>
+    <w:p>
+      <w:pPr>
+        <w:bidi w:val="0"/>
+        <w:ind w:firstLine="420" w:firstLineChars="0"/>
+      </w:pPr>
+      <w:r>
+        <w:t>错误2：AI 曾经偏向新增独立 cpp 测试文件，但</w:t>
+      </w:r>
+      <w:r>
+        <w:rPr>
+          <w:rFonts w:hint="eastAsia"/>
+          <w:lang w:val="en-US" w:eastAsia="zh-CN"/>
+        </w:rPr>
+        <w:t>讨论中</w:t>
+      </w:r>
+      <w:r>
+        <w:t>明确纠正：“不是要你新增 cpp 文件，而是在源文件里面加简单打印语句”。解决方法是在 PL0.cpp 的词法分析流程中加入打印，用 test1.PL0、test2.PL0、test3.PL0 触发 getsym() 观察输出。</w:t>
+      </w:r>
+    </w:p>
+    <w:p>
+      <w:pPr>
+        <w:bidi w:val="0"/>
+        <w:ind w:firstLine="420" w:firstLineChars="0"/>
+      </w:pPr>
+      <w:r>
+        <w:t>错误3：for/to 的词法扩充需要关键字数量、symbol 枚举、word[]、wsym[] 等同时对应，而且 word[] 必须保持字母顺序，因为 getsym() 用二分查找。解决方法是逐项检查 norw、symnum、word[] 和 wsym[] 的对应关系。</w:t>
       </w:r>
     </w:p>
     <w:p>
@@ -1417,8 +1434,8 @@
     </w:p>
     <w:p>
       <w:pPr>
-        <w:spacing w:line="360" w:lineRule="auto"/>
-        <w:ind w:firstLine="420"/>
+        <w:bidi w:val="0"/>
+        <w:ind w:firstLine="420" w:firstLineChars="0"/>
       </w:pPr>
       <w:r>
         <w:t>本次用到的主要理论知识是词法分析。词法分析把源程序中的字符流转换成一个个单词符号，例如标识符、数字、保留字、运算符和界符。PL/0 程序中 getsym() 每次负责取出下一个符号，并通过全局变量 sym、id、num 把结果交给后面的分析过程。</w:t>
@@ -1426,8 +1443,8 @@
     </w:p>
     <w:p>
       <w:pPr>
-        <w:spacing w:line="360" w:lineRule="auto"/>
-        <w:ind w:firstLine="420"/>
+        <w:bidi w:val="0"/>
+        <w:ind w:firstLine="420" w:firstLineChars="0"/>
       </w:pPr>
       <w:r>
         <w:t>保留字识别：先按字母和数字读出一个字符串，如果它在 word[] 表中，就返回对应的 wsym[]；如果不在表中，就当作普通标识符 ident。由于代码使用二分查找，保留字表必须保持字母顺序。</w:t>
@@ -1435,8 +1452,8 @@
     </w:p>
     <w:p>
       <w:pPr>
-        <w:spacing w:line="360" w:lineRule="auto"/>
-        <w:ind w:firstLine="420"/>
+        <w:bidi w:val="0"/>
+        <w:ind w:firstLine="420" w:firstLineChars="0"/>
       </w:pPr>
       <w:r>
         <w:t>单字符识别：像 +、-、[、] 这类符号可以直接通过 ssym[] 查表。增加 [ 和 ] 的时候，本质上就是让字符 [ 映射为 lsquare，字符 ] 映射为 rsquare。</w:t>
@@ -1444,8 +1461,7 @@
     </w:p>
     <w:p>
       <w:pPr>
-        <w:spacing w:line="360" w:lineRule="auto"/>
-        <w:ind w:firstLine="420"/>
+        <w:bidi w:val="0"/>
       </w:pPr>
       <w:r>
         <w:t>双字符识别：像 :=、&lt;=、&gt;=、&lt;&gt; 需要多看一个字符。处理 &lt;&gt; 时，程序先读到 &lt;，再看下一个字符是不是 &gt;；如果是，就返回 neq，否则再按 &lt; 或 &lt;= 处理。</w:t>
@@ -1470,8 +1486,8 @@
     </w:p>
     <w:p>
       <w:pPr>
-        <w:spacing w:line="360" w:lineRule="auto"/>
-        <w:ind w:firstLine="420"/>
+        <w:bidi w:val="0"/>
+        <w:ind w:firstLine="420" w:firstLineChars="0"/>
       </w:pPr>
       <w:r>
         <w:t>修改文件主要集中在 PL0.h、PL0.cpp 和测试用例文件。</w:t>
@@ -1479,13 +1495,16 @@
     </w:p>
     <w:p>
       <w:pPr>
-        <w:numPr>
-          <w:ilvl w:val="0"/>
-          <w:numId w:val="1"/>
-        </w:numPr>
-        <w:spacing w:line="360" w:lineRule="auto"/>
-        <w:ind w:firstLine="420"/>
-      </w:pPr>
+        <w:bidi w:val="0"/>
+        <w:ind w:firstLine="420" w:firstLineChars="0"/>
+      </w:pPr>
+      <w:r>
+        <w:rPr>
+          <w:rFonts w:hint="eastAsia"/>
+          <w:lang w:val="en-US" w:eastAsia="zh-CN"/>
+        </w:rPr>
+        <w:t>1）</w:t>
+      </w:r>
       <w:r>
         <w:t xml:space="preserve">PL0.h：将 norw 改为 15；在 symbol 枚举中加入 </w:t>
       </w:r>
@@ -1584,8 +1603,8 @@
     </w:p>
     <w:p>
       <w:pPr>
-        <w:spacing w:line="360" w:lineRule="auto"/>
-        <w:ind w:firstLine="420"/>
+        <w:bidi w:val="0"/>
+        <w:ind w:firstLine="420" w:firstLineChars="0"/>
       </w:pPr>
       <w:r>
         <w:t>2）PL0.cpp 的 init()：加入 ssym['[']=</w:t>
@@ -1623,926 +1642,11 @@
     </w:p>
     <w:p>
       <w:pPr>
-        <w:spacing w:line="360" w:lineRule="auto"/>
-        <w:ind w:firstLine="420"/>
+        <w:bidi w:val="0"/>
+        <w:ind w:firstLine="420" w:firstLineChars="0"/>
       </w:pPr>
       <w:r>
         <w:t>3）PL0.cpp 的 getsym()：保留字仍然用二分查找判断；在处理 &lt; 的分支中加入 &lt;&gt; 的判断，使 sym 返回 neq。</w:t>
-      </w:r>
-    </w:p>
-    <w:tbl>
-      <w:tblPr>
-        <w:tblStyle w:val="6"/>
-        <w:tblW w:w="0" w:type="auto"/>
-        <w:tblInd w:w="0" w:type="dxa"/>
-        <w:tblBorders>
-          <w:top w:val="single" w:color="auto" w:sz="4" w:space="0"/>
-          <w:left w:val="single" w:color="auto" w:sz="4" w:space="0"/>
-          <w:bottom w:val="single" w:color="auto" w:sz="4" w:space="0"/>
-          <w:right w:val="single" w:color="auto" w:sz="4" w:space="0"/>
-          <w:insideH w:val="single" w:color="auto" w:sz="4" w:space="0"/>
-          <w:insideV w:val="single" w:color="auto" w:sz="4" w:space="0"/>
-        </w:tblBorders>
-        <w:tblLayout w:type="autofit"/>
-        <w:tblCellMar>
-          <w:top w:w="0" w:type="dxa"/>
-          <w:left w:w="108" w:type="dxa"/>
-          <w:bottom w:w="0" w:type="dxa"/>
-          <w:right w:w="108" w:type="dxa"/>
-        </w:tblCellMar>
-      </w:tblPr>
-      <w:tblGrid>
-        <w:gridCol w:w="8522"/>
-      </w:tblGrid>
-      <w:tr>
-        <w:tblPrEx>
-          <w:tblBorders>
-            <w:top w:val="single" w:color="auto" w:sz="4" w:space="0"/>
-            <w:left w:val="single" w:color="auto" w:sz="4" w:space="0"/>
-            <w:bottom w:val="single" w:color="auto" w:sz="4" w:space="0"/>
-            <w:right w:val="single" w:color="auto" w:sz="4" w:space="0"/>
-            <w:insideH w:val="single" w:color="auto" w:sz="4" w:space="0"/>
-            <w:insideV w:val="single" w:color="auto" w:sz="4" w:space="0"/>
-          </w:tblBorders>
-        </w:tblPrEx>
-        <w:tc>
-          <w:tcPr>
-            <w:tcW w:w="8522" w:type="dxa"/>
-          </w:tcPr>
-          <w:p>
-            <w:pPr>
-              <w:spacing w:after="0" w:line="240" w:lineRule="auto"/>
-              <w:rPr>
-                <w:rFonts w:hint="default" w:ascii="Consolas" w:hAnsi="Consolas" w:eastAsia="宋体" w:cs="Consolas"/>
-                <w:vertAlign w:val="baseline"/>
-                <w:lang w:val="en-US" w:eastAsia="zh-CN"/>
-              </w:rPr>
-            </w:pPr>
-            <w:r>
-              <w:rPr>
-                <w:rFonts w:hint="default" w:ascii="Consolas" w:hAnsi="Consolas" w:eastAsia="宋体" w:cs="Consolas"/>
-                <w:vertAlign w:val="baseline"/>
-                <w:lang w:val="en-US" w:eastAsia="zh-CN"/>
-              </w:rPr>
-              <w:t>if (sym == lbracket || sym == rbracket) {</w:t>
-            </w:r>
-          </w:p>
-          <w:p>
-            <w:pPr>
-              <w:spacing w:after="0" w:line="240" w:lineRule="auto"/>
-              <w:rPr>
-                <w:rFonts w:hint="default" w:ascii="Consolas" w:hAnsi="Consolas" w:eastAsia="宋体" w:cs="Consolas"/>
-                <w:vertAlign w:val="baseline"/>
-                <w:lang w:val="en-US" w:eastAsia="zh-CN"/>
-              </w:rPr>
-            </w:pPr>
-            <w:r>
-              <w:rPr>
-                <w:rFonts w:hint="default" w:ascii="Consolas" w:hAnsi="Consolas" w:eastAsia="宋体" w:cs="Consolas"/>
-                <w:vertAlign w:val="baseline"/>
-                <w:lang w:val="en-US" w:eastAsia="zh-CN"/>
-              </w:rPr>
-              <w:t>            printf("*** Lexer detected symbol: %c ***\n", ch);</w:t>
-            </w:r>
-          </w:p>
-          <w:p>
-            <w:pPr>
-              <w:spacing w:after="0" w:line="240" w:lineRule="auto"/>
-              <w:rPr>
-                <w:rFonts w:hint="default" w:ascii="Consolas" w:hAnsi="Consolas" w:eastAsia="宋体" w:cs="Consolas"/>
-                <w:vertAlign w:val="baseline"/>
-                <w:lang w:val="en-US" w:eastAsia="zh-CN"/>
-              </w:rPr>
-            </w:pPr>
-            <w:r>
-              <w:rPr>
-                <w:rFonts w:hint="default" w:ascii="Consolas" w:hAnsi="Consolas" w:eastAsia="宋体" w:cs="Consolas"/>
-                <w:vertAlign w:val="baseline"/>
-                <w:lang w:val="en-US" w:eastAsia="zh-CN"/>
-              </w:rPr>
-              <w:t>          }</w:t>
-            </w:r>
-          </w:p>
-          <w:p>
-            <w:pPr>
-              <w:spacing w:after="0" w:line="240" w:lineRule="auto"/>
-              <w:rPr>
-                <w:rFonts w:hint="default" w:ascii="Consolas" w:hAnsi="Consolas" w:eastAsia="宋体" w:cs="Consolas"/>
-                <w:vertAlign w:val="baseline"/>
-                <w:lang w:val="en-US" w:eastAsia="zh-CN"/>
-              </w:rPr>
-            </w:pPr>
-            <w:r>
-              <w:rPr>
-                <w:rFonts w:hint="default" w:ascii="Consolas" w:hAnsi="Consolas" w:eastAsia="宋体" w:cs="Consolas"/>
-                <w:vertAlign w:val="baseline"/>
-                <w:lang w:val="en-US" w:eastAsia="zh-CN"/>
-              </w:rPr>
-              <w:t>          // getchdo;</w:t>
-            </w:r>
-          </w:p>
-          <w:p>
-            <w:pPr>
-              <w:spacing w:after="0" w:line="240" w:lineRule="auto"/>
-              <w:rPr>
-                <w:rFonts w:hint="default" w:ascii="Consolas" w:hAnsi="Consolas" w:eastAsia="宋体" w:cs="Consolas"/>
-                <w:vertAlign w:val="baseline"/>
-                <w:lang w:val="en-US" w:eastAsia="zh-CN"/>
-              </w:rPr>
-            </w:pPr>
-            <w:r>
-              <w:rPr>
-                <w:rFonts w:hint="default" w:ascii="Consolas" w:hAnsi="Consolas" w:eastAsia="宋体" w:cs="Consolas"/>
-                <w:vertAlign w:val="baseline"/>
-                <w:lang w:val="en-US" w:eastAsia="zh-CN"/>
-              </w:rPr>
-              <w:t>          // richard</w:t>
-            </w:r>
-          </w:p>
-          <w:p>
-            <w:pPr>
-              <w:spacing w:after="0" w:line="240" w:lineRule="auto"/>
-              <w:rPr>
-                <w:rFonts w:hint="default" w:ascii="Consolas" w:hAnsi="Consolas" w:eastAsia="宋体" w:cs="Consolas"/>
-                <w:vertAlign w:val="baseline"/>
-                <w:lang w:val="en-US" w:eastAsia="zh-CN"/>
-              </w:rPr>
-            </w:pPr>
-            <w:r>
-              <w:rPr>
-                <w:rFonts w:hint="default" w:ascii="Consolas" w:hAnsi="Consolas" w:eastAsia="宋体" w:cs="Consolas"/>
-                <w:vertAlign w:val="baseline"/>
-                <w:lang w:val="en-US" w:eastAsia="zh-CN"/>
-              </w:rPr>
-              <w:t>          if (sym != period) {</w:t>
-            </w:r>
-          </w:p>
-          <w:p>
-            <w:pPr>
-              <w:spacing w:after="0" w:line="240" w:lineRule="auto"/>
-              <w:rPr>
-                <w:rFonts w:hint="default" w:ascii="Consolas" w:hAnsi="Consolas" w:eastAsia="宋体" w:cs="Consolas"/>
-                <w:vertAlign w:val="baseline"/>
-                <w:lang w:val="en-US" w:eastAsia="zh-CN"/>
-              </w:rPr>
-            </w:pPr>
-            <w:r>
-              <w:rPr>
-                <w:rFonts w:hint="default" w:ascii="Consolas" w:hAnsi="Consolas" w:eastAsia="宋体" w:cs="Consolas"/>
-                <w:vertAlign w:val="baseline"/>
-                <w:lang w:val="en-US" w:eastAsia="zh-CN"/>
-              </w:rPr>
-              <w:t>            getchdo;</w:t>
-            </w:r>
-          </w:p>
-          <w:p>
-            <w:pPr>
-              <w:spacing w:after="0" w:line="240" w:lineRule="auto"/>
-              <w:rPr>
-                <w:rFonts w:hint="default" w:ascii="Consolas" w:hAnsi="Consolas" w:eastAsia="宋体" w:cs="Consolas"/>
-                <w:vertAlign w:val="baseline"/>
-                <w:lang w:val="en-US" w:eastAsia="zh-CN"/>
-              </w:rPr>
-            </w:pPr>
-            <w:r>
-              <w:rPr>
-                <w:rFonts w:hint="default" w:ascii="Consolas" w:hAnsi="Consolas" w:eastAsia="宋体" w:cs="Consolas"/>
-                <w:vertAlign w:val="baseline"/>
-                <w:lang w:val="en-US" w:eastAsia="zh-CN"/>
-              </w:rPr>
-              <w:t>          }</w:t>
-            </w:r>
-          </w:p>
-          <w:p>
-            <w:pPr>
-              <w:spacing w:after="0" w:line="240" w:lineRule="auto"/>
-              <w:rPr>
-                <w:rFonts w:hint="default" w:ascii="Consolas" w:hAnsi="Consolas" w:eastAsia="宋体" w:cs="Consolas"/>
-                <w:vertAlign w:val="baseline"/>
-                <w:lang w:val="en-US" w:eastAsia="zh-CN"/>
-              </w:rPr>
-            </w:pPr>
-          </w:p>
-          <w:p>
-            <w:pPr>
-              <w:spacing w:after="0" w:line="240" w:lineRule="auto"/>
-              <w:rPr>
-                <w:rFonts w:hint="default" w:ascii="Consolas" w:hAnsi="Consolas" w:eastAsia="宋体" w:cs="Consolas"/>
-                <w:vertAlign w:val="baseline"/>
-                <w:lang w:val="en-US" w:eastAsia="zh-CN"/>
-              </w:rPr>
-            </w:pPr>
-            <w:r>
-              <w:rPr>
-                <w:rFonts w:hint="eastAsia" w:ascii="Consolas" w:hAnsi="Consolas" w:cs="Consolas"/>
-                <w:vertAlign w:val="baseline"/>
-                <w:lang w:val="en-US" w:eastAsia="zh-CN"/>
-              </w:rPr>
-              <w:t>// 检测关键字&lt;&gt;</w:t>
-            </w:r>
-          </w:p>
-          <w:p>
-            <w:pPr>
-              <w:spacing w:after="0" w:line="240" w:lineRule="auto"/>
-              <w:rPr>
-                <w:rFonts w:hint="eastAsia" w:ascii="Consolas" w:hAnsi="Consolas" w:eastAsia="宋体" w:cs="Consolas"/>
-                <w:vertAlign w:val="baseline"/>
-                <w:lang w:val="en-US" w:eastAsia="zh-CN"/>
-              </w:rPr>
-            </w:pPr>
-            <w:r>
-              <w:rPr>
-                <w:rFonts w:hint="eastAsia" w:ascii="Consolas" w:hAnsi="Consolas" w:eastAsia="宋体" w:cs="Consolas"/>
-                <w:vertAlign w:val="baseline"/>
-                <w:lang w:val="en-US" w:eastAsia="zh-CN"/>
-              </w:rPr>
-              <w:t>else if (ch == '&lt;') {</w:t>
-            </w:r>
-          </w:p>
-          <w:p>
-            <w:pPr>
-              <w:spacing w:after="0" w:line="240" w:lineRule="auto"/>
-              <w:rPr>
-                <w:rFonts w:hint="eastAsia" w:ascii="Consolas" w:hAnsi="Consolas" w:eastAsia="宋体" w:cs="Consolas"/>
-                <w:vertAlign w:val="baseline"/>
-                <w:lang w:val="en-US" w:eastAsia="zh-CN"/>
-              </w:rPr>
-            </w:pPr>
-            <w:r>
-              <w:rPr>
-                <w:rFonts w:hint="eastAsia" w:ascii="Consolas" w:hAnsi="Consolas" w:eastAsia="宋体" w:cs="Consolas"/>
-                <w:vertAlign w:val="baseline"/>
-                <w:lang w:val="en-US" w:eastAsia="zh-CN"/>
-              </w:rPr>
-              <w:t>        getchdo;</w:t>
-            </w:r>
-          </w:p>
-          <w:p>
-            <w:pPr>
-              <w:spacing w:after="0" w:line="240" w:lineRule="auto"/>
-              <w:rPr>
-                <w:rFonts w:hint="eastAsia" w:ascii="Consolas" w:hAnsi="Consolas" w:eastAsia="宋体" w:cs="Consolas"/>
-                <w:vertAlign w:val="baseline"/>
-                <w:lang w:val="en-US" w:eastAsia="zh-CN"/>
-              </w:rPr>
-            </w:pPr>
-            <w:r>
-              <w:rPr>
-                <w:rFonts w:hint="eastAsia" w:ascii="Consolas" w:hAnsi="Consolas" w:eastAsia="宋体" w:cs="Consolas"/>
-                <w:vertAlign w:val="baseline"/>
-                <w:lang w:val="en-US" w:eastAsia="zh-CN"/>
-              </w:rPr>
-              <w:t>        if (ch == '=') {</w:t>
-            </w:r>
-          </w:p>
-          <w:p>
-            <w:pPr>
-              <w:spacing w:after="0" w:line="240" w:lineRule="auto"/>
-              <w:rPr>
-                <w:rFonts w:hint="eastAsia" w:ascii="Consolas" w:hAnsi="Consolas" w:eastAsia="宋体" w:cs="Consolas"/>
-                <w:vertAlign w:val="baseline"/>
-                <w:lang w:val="en-US" w:eastAsia="zh-CN"/>
-              </w:rPr>
-            </w:pPr>
-            <w:r>
-              <w:rPr>
-                <w:rFonts w:hint="eastAsia" w:ascii="Consolas" w:hAnsi="Consolas" w:eastAsia="宋体" w:cs="Consolas"/>
-                <w:vertAlign w:val="baseline"/>
-                <w:lang w:val="en-US" w:eastAsia="zh-CN"/>
-              </w:rPr>
-              <w:t>          sym = leq;</w:t>
-            </w:r>
-          </w:p>
-          <w:p>
-            <w:pPr>
-              <w:spacing w:after="0" w:line="240" w:lineRule="auto"/>
-              <w:rPr>
-                <w:rFonts w:hint="eastAsia" w:ascii="Consolas" w:hAnsi="Consolas" w:eastAsia="宋体" w:cs="Consolas"/>
-                <w:vertAlign w:val="baseline"/>
-                <w:lang w:val="en-US" w:eastAsia="zh-CN"/>
-              </w:rPr>
-            </w:pPr>
-            <w:r>
-              <w:rPr>
-                <w:rFonts w:hint="eastAsia" w:ascii="Consolas" w:hAnsi="Consolas" w:eastAsia="宋体" w:cs="Consolas"/>
-                <w:vertAlign w:val="baseline"/>
-                <w:lang w:val="en-US" w:eastAsia="zh-CN"/>
-              </w:rPr>
-              <w:t>          getchdo;</w:t>
-            </w:r>
-          </w:p>
-          <w:p>
-            <w:pPr>
-              <w:spacing w:after="0" w:line="240" w:lineRule="auto"/>
-              <w:rPr>
-                <w:rFonts w:hint="eastAsia" w:ascii="Consolas" w:hAnsi="Consolas" w:eastAsia="宋体" w:cs="Consolas"/>
-                <w:vertAlign w:val="baseline"/>
-                <w:lang w:val="en-US" w:eastAsia="zh-CN"/>
-              </w:rPr>
-            </w:pPr>
-            <w:r>
-              <w:rPr>
-                <w:rFonts w:hint="eastAsia" w:ascii="Consolas" w:hAnsi="Consolas" w:eastAsia="宋体" w:cs="Consolas"/>
-                <w:vertAlign w:val="baseline"/>
-                <w:lang w:val="en-US" w:eastAsia="zh-CN"/>
-              </w:rPr>
-              <w:t>        } else if (ch == '&gt;') {</w:t>
-            </w:r>
-          </w:p>
-          <w:p>
-            <w:pPr>
-              <w:spacing w:after="0" w:line="240" w:lineRule="auto"/>
-              <w:rPr>
-                <w:rFonts w:hint="eastAsia" w:ascii="Consolas" w:hAnsi="Consolas" w:eastAsia="宋体" w:cs="Consolas"/>
-                <w:vertAlign w:val="baseline"/>
-                <w:lang w:val="en-US" w:eastAsia="zh-CN"/>
-              </w:rPr>
-            </w:pPr>
-            <w:r>
-              <w:rPr>
-                <w:rFonts w:hint="eastAsia" w:ascii="Consolas" w:hAnsi="Consolas" w:eastAsia="宋体" w:cs="Consolas"/>
-                <w:vertAlign w:val="baseline"/>
-                <w:lang w:val="en-US" w:eastAsia="zh-CN"/>
-              </w:rPr>
-              <w:t>          sym = neqalt;</w:t>
-            </w:r>
-          </w:p>
-          <w:p>
-            <w:pPr>
-              <w:spacing w:after="0" w:line="240" w:lineRule="auto"/>
-              <w:rPr>
-                <w:rFonts w:hint="eastAsia" w:ascii="Consolas" w:hAnsi="Consolas" w:eastAsia="宋体" w:cs="Consolas"/>
-                <w:vertAlign w:val="baseline"/>
-                <w:lang w:val="en-US" w:eastAsia="zh-CN"/>
-              </w:rPr>
-            </w:pPr>
-            <w:r>
-              <w:rPr>
-                <w:rFonts w:hint="eastAsia" w:ascii="Consolas" w:hAnsi="Consolas" w:eastAsia="宋体" w:cs="Consolas"/>
-                <w:vertAlign w:val="baseline"/>
-                <w:lang w:val="en-US" w:eastAsia="zh-CN"/>
-              </w:rPr>
-              <w:t>          printf("*** Lexer detected keyword: &lt;&gt; ***\n");</w:t>
-            </w:r>
-          </w:p>
-          <w:p>
-            <w:pPr>
-              <w:spacing w:after="0" w:line="240" w:lineRule="auto"/>
-              <w:rPr>
-                <w:rFonts w:hint="eastAsia" w:ascii="Consolas" w:hAnsi="Consolas" w:eastAsia="宋体" w:cs="Consolas"/>
-                <w:vertAlign w:val="baseline"/>
-                <w:lang w:val="en-US" w:eastAsia="zh-CN"/>
-              </w:rPr>
-            </w:pPr>
-            <w:r>
-              <w:rPr>
-                <w:rFonts w:hint="eastAsia" w:ascii="Consolas" w:hAnsi="Consolas" w:eastAsia="宋体" w:cs="Consolas"/>
-                <w:vertAlign w:val="baseline"/>
-                <w:lang w:val="en-US" w:eastAsia="zh-CN"/>
-              </w:rPr>
-              <w:t>          getchdo;</w:t>
-            </w:r>
-          </w:p>
-          <w:p>
-            <w:pPr>
-              <w:spacing w:after="0" w:line="240" w:lineRule="auto"/>
-              <w:rPr>
-                <w:rFonts w:hint="eastAsia" w:ascii="Consolas" w:hAnsi="Consolas" w:eastAsia="宋体" w:cs="Consolas"/>
-                <w:vertAlign w:val="baseline"/>
-                <w:lang w:val="en-US" w:eastAsia="zh-CN"/>
-              </w:rPr>
-            </w:pPr>
-            <w:r>
-              <w:rPr>
-                <w:rFonts w:hint="eastAsia" w:ascii="Consolas" w:hAnsi="Consolas" w:eastAsia="宋体" w:cs="Consolas"/>
-                <w:vertAlign w:val="baseline"/>
-                <w:lang w:val="en-US" w:eastAsia="zh-CN"/>
-              </w:rPr>
-              <w:t>        } else {</w:t>
-            </w:r>
-          </w:p>
-          <w:p>
-            <w:pPr>
-              <w:spacing w:after="0" w:line="240" w:lineRule="auto"/>
-              <w:rPr>
-                <w:rFonts w:hint="eastAsia" w:ascii="Consolas" w:hAnsi="Consolas" w:eastAsia="宋体" w:cs="Consolas"/>
-                <w:vertAlign w:val="baseline"/>
-                <w:lang w:val="en-US" w:eastAsia="zh-CN"/>
-              </w:rPr>
-            </w:pPr>
-            <w:r>
-              <w:rPr>
-                <w:rFonts w:hint="eastAsia" w:ascii="Consolas" w:hAnsi="Consolas" w:eastAsia="宋体" w:cs="Consolas"/>
-                <w:vertAlign w:val="baseline"/>
-                <w:lang w:val="en-US" w:eastAsia="zh-CN"/>
-              </w:rPr>
-              <w:t>          sym = lss;</w:t>
-            </w:r>
-          </w:p>
-          <w:p>
-            <w:pPr>
-              <w:spacing w:after="0" w:line="240" w:lineRule="auto"/>
-              <w:rPr>
-                <w:rFonts w:hint="eastAsia" w:ascii="Consolas" w:hAnsi="Consolas" w:eastAsia="宋体" w:cs="Consolas"/>
-                <w:vertAlign w:val="baseline"/>
-                <w:lang w:val="en-US" w:eastAsia="zh-CN"/>
-              </w:rPr>
-            </w:pPr>
-            <w:r>
-              <w:rPr>
-                <w:rFonts w:hint="eastAsia" w:ascii="Consolas" w:hAnsi="Consolas" w:eastAsia="宋体" w:cs="Consolas"/>
-                <w:vertAlign w:val="baseline"/>
-                <w:lang w:val="en-US" w:eastAsia="zh-CN"/>
-              </w:rPr>
-              <w:t>        }</w:t>
-            </w:r>
-          </w:p>
-          <w:p>
-            <w:pPr>
-              <w:spacing w:after="0" w:line="240" w:lineRule="auto"/>
-              <w:rPr>
-                <w:rFonts w:hint="eastAsia" w:ascii="Consolas" w:hAnsi="Consolas" w:eastAsia="宋体" w:cs="Consolas"/>
-                <w:vertAlign w:val="baseline"/>
-                <w:lang w:val="en-US" w:eastAsia="zh-CN"/>
-              </w:rPr>
-            </w:pPr>
-            <w:r>
-              <w:rPr>
-                <w:rFonts w:hint="eastAsia" w:ascii="Consolas" w:hAnsi="Consolas" w:eastAsia="宋体" w:cs="Consolas"/>
-                <w:vertAlign w:val="baseline"/>
-                <w:lang w:val="en-US" w:eastAsia="zh-CN"/>
-              </w:rPr>
-              <w:t>      }</w:t>
-            </w:r>
-          </w:p>
-        </w:tc>
-      </w:tr>
-    </w:tbl>
-    <w:p>
-      <w:pPr>
-        <w:numPr>
-          <w:ilvl w:val="0"/>
-          <w:numId w:val="2"/>
-        </w:numPr>
-        <w:spacing w:line="360" w:lineRule="auto"/>
-        <w:ind w:firstLine="420"/>
-      </w:pPr>
-      <w:r>
-        <w:t>PL0.cpp 的 factor()：增加对 [ 表达式 ] 的处理，使方括号可以像圆括号一样改变表达式计算顺序。</w:t>
-      </w:r>
-    </w:p>
-    <w:tbl>
-      <w:tblPr>
-        <w:tblStyle w:val="6"/>
-        <w:tblW w:w="0" w:type="auto"/>
-        <w:tblInd w:w="0" w:type="dxa"/>
-        <w:tblBorders>
-          <w:top w:val="single" w:color="auto" w:sz="4" w:space="0"/>
-          <w:left w:val="single" w:color="auto" w:sz="4" w:space="0"/>
-          <w:bottom w:val="single" w:color="auto" w:sz="4" w:space="0"/>
-          <w:right w:val="single" w:color="auto" w:sz="4" w:space="0"/>
-          <w:insideH w:val="single" w:color="auto" w:sz="4" w:space="0"/>
-          <w:insideV w:val="single" w:color="auto" w:sz="4" w:space="0"/>
-        </w:tblBorders>
-        <w:tblLayout w:type="autofit"/>
-        <w:tblCellMar>
-          <w:left w:w="108" w:type="dxa"/>
-          <w:right w:w="108" w:type="dxa"/>
-        </w:tblCellMar>
-      </w:tblPr>
-      <w:tblGrid>
-        <w:gridCol w:w="8522"/>
-      </w:tblGrid>
-      <w:tr>
-        <w:tblPrEx>
-          <w:tblBorders>
-            <w:top w:val="single" w:color="auto" w:sz="4" w:space="0"/>
-            <w:left w:val="single" w:color="auto" w:sz="4" w:space="0"/>
-            <w:bottom w:val="single" w:color="auto" w:sz="4" w:space="0"/>
-            <w:right w:val="single" w:color="auto" w:sz="4" w:space="0"/>
-            <w:insideH w:val="single" w:color="auto" w:sz="4" w:space="0"/>
-            <w:insideV w:val="single" w:color="auto" w:sz="4" w:space="0"/>
-          </w:tblBorders>
-          <w:tblCellMar>
-            <w:left w:w="108" w:type="dxa"/>
-            <w:right w:w="108" w:type="dxa"/>
-          </w:tblCellMar>
-        </w:tblPrEx>
-        <w:tc>
-          <w:tcPr>
-            <w:tcW w:w="8522" w:type="dxa"/>
-          </w:tcPr>
-          <w:p>
-            <w:pPr>
-              <w:widowControl w:val="0"/>
-              <w:numPr>
-                <w:numId w:val="0"/>
-              </w:numPr>
-              <w:spacing w:line="360" w:lineRule="auto"/>
-              <w:jc w:val="both"/>
-              <w:rPr>
-                <w:rFonts w:hint="default" w:ascii="Consolas" w:hAnsi="Consolas" w:cs="Consolas"/>
-                <w:vertAlign w:val="baseline"/>
-              </w:rPr>
-            </w:pPr>
-            <w:r>
-              <w:rPr>
-                <w:rFonts w:hint="default" w:ascii="Consolas" w:hAnsi="Consolas" w:cs="Consolas"/>
-                <w:vertAlign w:val="baseline"/>
-                <w:lang w:val="en-US" w:eastAsia="zh-CN"/>
-              </w:rPr>
-              <w:t>        } else if (sym == lbracket) /*因子为表达式（方括号）*/</w:t>
-            </w:r>
-          </w:p>
-          <w:p>
-            <w:pPr>
-              <w:widowControl w:val="0"/>
-              <w:numPr>
-                <w:numId w:val="0"/>
-              </w:numPr>
-              <w:spacing w:line="360" w:lineRule="auto"/>
-              <w:jc w:val="both"/>
-              <w:rPr>
-                <w:rFonts w:hint="default" w:ascii="Consolas" w:hAnsi="Consolas" w:cs="Consolas"/>
-                <w:vertAlign w:val="baseline"/>
-              </w:rPr>
-            </w:pPr>
-            <w:r>
-              <w:rPr>
-                <w:rFonts w:hint="default" w:ascii="Consolas" w:hAnsi="Consolas" w:cs="Consolas"/>
-                <w:vertAlign w:val="baseline"/>
-                <w:lang w:val="en-US" w:eastAsia="zh-CN"/>
-              </w:rPr>
-              <w:t>        {</w:t>
-            </w:r>
-          </w:p>
-          <w:p>
-            <w:pPr>
-              <w:widowControl w:val="0"/>
-              <w:numPr>
-                <w:numId w:val="0"/>
-              </w:numPr>
-              <w:spacing w:line="360" w:lineRule="auto"/>
-              <w:jc w:val="both"/>
-              <w:rPr>
-                <w:rFonts w:hint="default" w:ascii="Consolas" w:hAnsi="Consolas" w:cs="Consolas"/>
-                <w:vertAlign w:val="baseline"/>
-              </w:rPr>
-            </w:pPr>
-            <w:r>
-              <w:rPr>
-                <w:rFonts w:hint="default" w:ascii="Consolas" w:hAnsi="Consolas" w:cs="Consolas"/>
-                <w:vertAlign w:val="baseline"/>
-                <w:lang w:val="en-US" w:eastAsia="zh-CN"/>
-              </w:rPr>
-              <w:t>          getsymdo;</w:t>
-            </w:r>
-          </w:p>
-          <w:p>
-            <w:pPr>
-              <w:widowControl w:val="0"/>
-              <w:numPr>
-                <w:numId w:val="0"/>
-              </w:numPr>
-              <w:spacing w:line="360" w:lineRule="auto"/>
-              <w:jc w:val="both"/>
-              <w:rPr>
-                <w:rFonts w:hint="default" w:ascii="Consolas" w:hAnsi="Consolas" w:cs="Consolas"/>
-                <w:vertAlign w:val="baseline"/>
-              </w:rPr>
-            </w:pPr>
-            <w:r>
-              <w:rPr>
-                <w:rFonts w:hint="default" w:ascii="Consolas" w:hAnsi="Consolas" w:cs="Consolas"/>
-                <w:vertAlign w:val="baseline"/>
-                <w:lang w:val="en-US" w:eastAsia="zh-CN"/>
-              </w:rPr>
-              <w:t>          memcpy(nxtlev, fsys, sizeof(bool) * symnum);</w:t>
-            </w:r>
-          </w:p>
-          <w:p>
-            <w:pPr>
-              <w:widowControl w:val="0"/>
-              <w:numPr>
-                <w:numId w:val="0"/>
-              </w:numPr>
-              <w:spacing w:line="360" w:lineRule="auto"/>
-              <w:jc w:val="both"/>
-              <w:rPr>
-                <w:rFonts w:hint="default" w:ascii="Consolas" w:hAnsi="Consolas" w:cs="Consolas"/>
-                <w:vertAlign w:val="baseline"/>
-              </w:rPr>
-            </w:pPr>
-            <w:r>
-              <w:rPr>
-                <w:rFonts w:hint="default" w:ascii="Consolas" w:hAnsi="Consolas" w:cs="Consolas"/>
-                <w:vertAlign w:val="baseline"/>
-                <w:lang w:val="en-US" w:eastAsia="zh-CN"/>
-              </w:rPr>
-              <w:t>          nxtlev[rbracket] = true;</w:t>
-            </w:r>
-          </w:p>
-          <w:p>
-            <w:pPr>
-              <w:widowControl w:val="0"/>
-              <w:numPr>
-                <w:numId w:val="0"/>
-              </w:numPr>
-              <w:spacing w:line="360" w:lineRule="auto"/>
-              <w:jc w:val="both"/>
-              <w:rPr>
-                <w:rFonts w:hint="default" w:ascii="Consolas" w:hAnsi="Consolas" w:cs="Consolas"/>
-                <w:vertAlign w:val="baseline"/>
-              </w:rPr>
-            </w:pPr>
-            <w:r>
-              <w:rPr>
-                <w:rFonts w:hint="default" w:ascii="Consolas" w:hAnsi="Consolas" w:cs="Consolas"/>
-                <w:vertAlign w:val="baseline"/>
-                <w:lang w:val="en-US" w:eastAsia="zh-CN"/>
-              </w:rPr>
-              <w:t>          expressiondo(nxtlev, ptx, lev);</w:t>
-            </w:r>
-          </w:p>
-          <w:p>
-            <w:pPr>
-              <w:widowControl w:val="0"/>
-              <w:numPr>
-                <w:numId w:val="0"/>
-              </w:numPr>
-              <w:spacing w:line="360" w:lineRule="auto"/>
-              <w:jc w:val="both"/>
-              <w:rPr>
-                <w:rFonts w:hint="default" w:ascii="Consolas" w:hAnsi="Consolas" w:cs="Consolas"/>
-                <w:vertAlign w:val="baseline"/>
-              </w:rPr>
-            </w:pPr>
-            <w:r>
-              <w:rPr>
-                <w:rFonts w:hint="default" w:ascii="Consolas" w:hAnsi="Consolas" w:cs="Consolas"/>
-                <w:vertAlign w:val="baseline"/>
-                <w:lang w:val="en-US" w:eastAsia="zh-CN"/>
-              </w:rPr>
-              <w:t>          if (sym == rbracket) {</w:t>
-            </w:r>
-          </w:p>
-          <w:p>
-            <w:pPr>
-              <w:widowControl w:val="0"/>
-              <w:numPr>
-                <w:numId w:val="0"/>
-              </w:numPr>
-              <w:spacing w:line="360" w:lineRule="auto"/>
-              <w:jc w:val="both"/>
-              <w:rPr>
-                <w:rFonts w:hint="default" w:ascii="Consolas" w:hAnsi="Consolas" w:cs="Consolas"/>
-                <w:vertAlign w:val="baseline"/>
-              </w:rPr>
-            </w:pPr>
-            <w:r>
-              <w:rPr>
-                <w:rFonts w:hint="default" w:ascii="Consolas" w:hAnsi="Consolas" w:cs="Consolas"/>
-                <w:vertAlign w:val="baseline"/>
-                <w:lang w:val="en-US" w:eastAsia="zh-CN"/>
-              </w:rPr>
-              <w:t>            getsymdo;</w:t>
-            </w:r>
-          </w:p>
-          <w:p>
-            <w:pPr>
-              <w:widowControl w:val="0"/>
-              <w:numPr>
-                <w:numId w:val="0"/>
-              </w:numPr>
-              <w:spacing w:line="360" w:lineRule="auto"/>
-              <w:jc w:val="both"/>
-              <w:rPr>
-                <w:rFonts w:hint="default" w:ascii="Consolas" w:hAnsi="Consolas" w:cs="Consolas"/>
-                <w:vertAlign w:val="baseline"/>
-              </w:rPr>
-            </w:pPr>
-            <w:r>
-              <w:rPr>
-                <w:rFonts w:hint="default" w:ascii="Consolas" w:hAnsi="Consolas" w:cs="Consolas"/>
-                <w:vertAlign w:val="baseline"/>
-                <w:lang w:val="en-US" w:eastAsia="zh-CN"/>
-              </w:rPr>
-              <w:t>          } else {</w:t>
-            </w:r>
-          </w:p>
-          <w:p>
-            <w:pPr>
-              <w:widowControl w:val="0"/>
-              <w:numPr>
-                <w:numId w:val="0"/>
-              </w:numPr>
-              <w:spacing w:line="360" w:lineRule="auto"/>
-              <w:jc w:val="both"/>
-              <w:rPr>
-                <w:rFonts w:hint="default" w:ascii="Consolas" w:hAnsi="Consolas" w:cs="Consolas"/>
-                <w:vertAlign w:val="baseline"/>
-              </w:rPr>
-            </w:pPr>
-            <w:r>
-              <w:rPr>
-                <w:rFonts w:hint="default" w:ascii="Consolas" w:hAnsi="Consolas" w:cs="Consolas"/>
-                <w:vertAlign w:val="baseline"/>
-                <w:lang w:val="en-US" w:eastAsia="zh-CN"/>
-              </w:rPr>
-              <w:t>            error(22); /*缺少右方括号*/</w:t>
-            </w:r>
-          </w:p>
-          <w:p>
-            <w:pPr>
-              <w:widowControl w:val="0"/>
-              <w:numPr>
-                <w:numId w:val="0"/>
-              </w:numPr>
-              <w:spacing w:line="360" w:lineRule="auto"/>
-              <w:jc w:val="both"/>
-              <w:rPr>
-                <w:rFonts w:hint="default" w:ascii="Consolas" w:hAnsi="Consolas" w:cs="Consolas"/>
-                <w:vertAlign w:val="baseline"/>
-              </w:rPr>
-            </w:pPr>
-            <w:r>
-              <w:rPr>
-                <w:rFonts w:hint="default" w:ascii="Consolas" w:hAnsi="Consolas" w:cs="Consolas"/>
-                <w:vertAlign w:val="baseline"/>
-                <w:lang w:val="en-US" w:eastAsia="zh-CN"/>
-              </w:rPr>
-              <w:t>          }</w:t>
-            </w:r>
-          </w:p>
-          <w:p>
-            <w:pPr>
-              <w:widowControl w:val="0"/>
-              <w:numPr>
-                <w:numId w:val="0"/>
-              </w:numPr>
-              <w:spacing w:line="360" w:lineRule="auto"/>
-              <w:jc w:val="both"/>
-              <w:rPr>
-                <w:rFonts w:hint="default" w:ascii="Consolas" w:hAnsi="Consolas" w:cs="Consolas"/>
-                <w:vertAlign w:val="baseline"/>
-              </w:rPr>
-            </w:pPr>
-            <w:r>
-              <w:rPr>
-                <w:rFonts w:hint="default" w:ascii="Consolas" w:hAnsi="Consolas" w:cs="Consolas"/>
-                <w:vertAlign w:val="baseline"/>
-                <w:lang w:val="en-US" w:eastAsia="zh-CN"/>
-              </w:rPr>
-              <w:t>        }</w:t>
-            </w:r>
-          </w:p>
-          <w:p>
-            <w:pPr>
-              <w:widowControl w:val="0"/>
-              <w:numPr>
-                <w:numId w:val="0"/>
-              </w:numPr>
-              <w:spacing w:line="360" w:lineRule="auto"/>
-              <w:jc w:val="both"/>
-              <w:rPr>
-                <w:vertAlign w:val="baseline"/>
-              </w:rPr>
-            </w:pPr>
-            <w:r>
-              <w:rPr>
-                <w:rFonts w:hint="default" w:ascii="Consolas" w:hAnsi="Consolas" w:cs="Consolas"/>
-                <w:vertAlign w:val="baseline"/>
-                <w:lang w:val="en-US" w:eastAsia="zh-CN"/>
-              </w:rPr>
-              <w:t>        testdo(fsys, facbegsys, 23); /*因子后有非法符号*/</w:t>
-            </w:r>
-          </w:p>
-        </w:tc>
-      </w:tr>
-    </w:tbl>
-    <w:p>
-      <w:pPr>
-        <w:spacing w:line="360" w:lineRule="auto"/>
-        <w:ind w:firstLine="420"/>
-      </w:pPr>
-      <w:r>
-        <w:t>5）测试文件：</w:t>
-      </w:r>
-      <w:r>
-        <w:rPr>
-          <w:rFonts w:hint="eastAsia"/>
-          <w:lang w:val="en-US" w:eastAsia="zh-CN"/>
-        </w:rPr>
-        <w:t>test1</w:t>
-      </w:r>
-      <w:r>
-        <w:t>.PL0 用于测试 for/to；</w:t>
-      </w:r>
-      <w:r>
-        <w:rPr>
-          <w:rFonts w:hint="eastAsia"/>
-          <w:lang w:val="en-US" w:eastAsia="zh-CN"/>
-        </w:rPr>
-        <w:t>test2</w:t>
-      </w:r>
-      <w:r>
-        <w:t>.PL0 用于测试 [ 和 ]；</w:t>
-      </w:r>
-      <w:r>
-        <w:rPr>
-          <w:rFonts w:hint="eastAsia"/>
-          <w:lang w:val="en-US" w:eastAsia="zh-CN"/>
-        </w:rPr>
-        <w:t>test3</w:t>
-      </w:r>
-      <w:r>
-        <w:t>.PL0 用于测试 &lt;&gt;。</w:t>
-      </w:r>
-    </w:p>
-    <w:p>
-      <w:pPr>
-        <w:pStyle w:val="3"/>
-        <w:jc w:val="left"/>
-        <w:rPr>
-          <w:rFonts w:hint="eastAsia" w:ascii="Times New Roman" w:hAnsi="Times New Roman"/>
-          <w:lang w:val="en-US" w:eastAsia="zh-CN"/>
-        </w:rPr>
-      </w:pPr>
-      <w:r>
-        <w:rPr>
-          <w:rFonts w:hint="eastAsia" w:ascii="Times New Roman" w:hAnsi="Times New Roman"/>
-          <w:lang w:val="en-US" w:eastAsia="zh-CN"/>
-        </w:rPr>
-        <w:t>1.8 如何验证代码是否修改正确</w:t>
-      </w:r>
-    </w:p>
-    <w:p>
-      <w:pPr>
-        <w:spacing w:line="360" w:lineRule="auto"/>
-        <w:ind w:firstLine="420"/>
-      </w:pPr>
-      <w:r>
-        <w:t xml:space="preserve">验证思路是先编译，再用小程序只测试一个新增功能，这样出错时方便定位。我主要使用 </w:t>
-      </w:r>
-      <w:r>
-        <w:rPr>
-          <w:rFonts w:hint="eastAsia"/>
-          <w:lang w:val="en-US" w:eastAsia="zh-CN"/>
-        </w:rPr>
-        <w:t>test1</w:t>
-      </w:r>
-      <w:r>
-        <w:t>.PL0、</w:t>
-      </w:r>
-      <w:r>
-        <w:rPr>
-          <w:rFonts w:hint="eastAsia"/>
-          <w:lang w:val="en-US" w:eastAsia="zh-CN"/>
-        </w:rPr>
-        <w:t>test2</w:t>
-      </w:r>
-      <w:r>
-        <w:t>.PL0、</w:t>
-      </w:r>
-      <w:r>
-        <w:rPr>
-          <w:rFonts w:hint="eastAsia"/>
-          <w:lang w:val="en-US" w:eastAsia="zh-CN"/>
-        </w:rPr>
-        <w:t>test3</w:t>
-      </w:r>
-      <w:r>
-        <w:t>.PL0 三个测试文件。</w:t>
-      </w:r>
-    </w:p>
-    <w:p>
-      <w:pPr>
-        <w:spacing w:line="360" w:lineRule="auto"/>
-        <w:ind w:firstLine="420"/>
-        <w:rPr>
-          <w:rFonts w:hint="default" w:eastAsia="宋体"/>
-          <w:lang w:val="en-US" w:eastAsia="zh-CN"/>
-        </w:rPr>
-      </w:pPr>
-      <w:r>
-        <w:t>1）</w:t>
-      </w:r>
-      <w:r>
-        <w:rPr>
-          <w:rFonts w:hint="eastAsia"/>
-          <w:lang w:val="en-US" w:eastAsia="zh-CN"/>
-        </w:rPr>
-        <w:t>test1</w:t>
-      </w:r>
-      <w:r>
-        <w:t>.PL0 测试 for 和 to，程序计算 1 到 10 的累加和。</w:t>
-      </w:r>
-      <w:r>
-        <w:rPr>
-          <w:rFonts w:hint="eastAsia"/>
-          <w:lang w:val="en-US" w:eastAsia="zh-CN"/>
-        </w:rPr>
-        <w:t>在识别到for和to时，程序会打印对应语句，表示词法分析成功，同时代码无法编译通过，因为此时对于for和to的语法分析、语义分析代码尚未完成。</w:t>
       </w:r>
     </w:p>
     <w:tbl>
@@ -2593,122 +1697,407 @@
           <w:p>
             <w:pPr>
               <w:spacing w:after="0" w:line="240" w:lineRule="auto"/>
-              <w:ind w:left="420"/>
-              <w:rPr>
-                <w:rFonts w:hint="eastAsia" w:ascii="Consolas" w:hAnsi="Consolas" w:eastAsia="Consolas"/>
-              </w:rPr>
-            </w:pPr>
-            <w:r>
-              <w:rPr>
-                <w:rFonts w:hint="eastAsia" w:ascii="Consolas" w:hAnsi="Consolas" w:eastAsia="Consolas"/>
-              </w:rPr>
-              <w:t>var x, y, i;</w:t>
+              <w:rPr>
+                <w:rFonts w:hint="default" w:ascii="Consolas" w:hAnsi="Consolas" w:eastAsia="宋体" w:cs="Consolas"/>
+                <w:vertAlign w:val="baseline"/>
+                <w:lang w:val="en-US" w:eastAsia="zh-CN"/>
+              </w:rPr>
+            </w:pPr>
+            <w:r>
+              <w:rPr>
+                <w:rFonts w:hint="default" w:ascii="Consolas" w:hAnsi="Consolas" w:eastAsia="宋体" w:cs="Consolas"/>
+                <w:vertAlign w:val="baseline"/>
+                <w:lang w:val="en-US" w:eastAsia="zh-CN"/>
+              </w:rPr>
+              <w:t>if (sym == lbracket || sym == rbracket) {</w:t>
             </w:r>
           </w:p>
           <w:p>
             <w:pPr>
               <w:spacing w:after="0" w:line="240" w:lineRule="auto"/>
-              <w:ind w:left="420"/>
-              <w:rPr>
-                <w:rFonts w:hint="eastAsia" w:ascii="Consolas" w:hAnsi="Consolas" w:eastAsia="Consolas"/>
-              </w:rPr>
-            </w:pPr>
-            <w:r>
-              <w:rPr>
-                <w:rFonts w:hint="eastAsia" w:ascii="Consolas" w:hAnsi="Consolas" w:eastAsia="Consolas"/>
-              </w:rPr>
-              <w:t>for i := 1 to 10 do</w:t>
+              <w:rPr>
+                <w:rFonts w:hint="default" w:ascii="Consolas" w:hAnsi="Consolas" w:eastAsia="宋体" w:cs="Consolas"/>
+                <w:vertAlign w:val="baseline"/>
+                <w:lang w:val="en-US" w:eastAsia="zh-CN"/>
+              </w:rPr>
+            </w:pPr>
+            <w:r>
+              <w:rPr>
+                <w:rFonts w:hint="default" w:ascii="Consolas" w:hAnsi="Consolas" w:eastAsia="宋体" w:cs="Consolas"/>
+                <w:vertAlign w:val="baseline"/>
+                <w:lang w:val="en-US" w:eastAsia="zh-CN"/>
+              </w:rPr>
+              <w:t>            printf("*** Lexer detected symbol: %c ***\n", ch);</w:t>
             </w:r>
           </w:p>
           <w:p>
             <w:pPr>
               <w:spacing w:after="0" w:line="240" w:lineRule="auto"/>
-              <w:ind w:left="420"/>
-              <w:rPr>
-                <w:rFonts w:hint="eastAsia" w:ascii="Consolas" w:hAnsi="Consolas" w:eastAsia="Consolas"/>
-              </w:rPr>
-            </w:pPr>
-            <w:r>
-              <w:rPr>
-                <w:rFonts w:hint="eastAsia" w:ascii="Consolas" w:hAnsi="Consolas" w:eastAsia="Consolas"/>
-              </w:rPr>
-              <w:t>begin</w:t>
+              <w:rPr>
+                <w:rFonts w:hint="default" w:ascii="Consolas" w:hAnsi="Consolas" w:eastAsia="宋体" w:cs="Consolas"/>
+                <w:vertAlign w:val="baseline"/>
+                <w:lang w:val="en-US" w:eastAsia="zh-CN"/>
+              </w:rPr>
+            </w:pPr>
+            <w:r>
+              <w:rPr>
+                <w:rFonts w:hint="default" w:ascii="Consolas" w:hAnsi="Consolas" w:eastAsia="宋体" w:cs="Consolas"/>
+                <w:vertAlign w:val="baseline"/>
+                <w:lang w:val="en-US" w:eastAsia="zh-CN"/>
+              </w:rPr>
+              <w:t>          }</w:t>
             </w:r>
           </w:p>
           <w:p>
             <w:pPr>
               <w:spacing w:after="0" w:line="240" w:lineRule="auto"/>
-              <w:ind w:left="420"/>
-              <w:rPr>
-                <w:rFonts w:hint="eastAsia" w:ascii="Consolas" w:hAnsi="Consolas" w:eastAsia="Consolas"/>
-              </w:rPr>
-            </w:pPr>
-            <w:r>
-              <w:rPr>
-                <w:rFonts w:hint="eastAsia" w:ascii="Consolas" w:hAnsi="Consolas" w:eastAsia="Consolas"/>
-              </w:rPr>
-              <w:t xml:space="preserve">  x := i;</w:t>
+              <w:rPr>
+                <w:rFonts w:hint="default" w:ascii="Consolas" w:hAnsi="Consolas" w:eastAsia="宋体" w:cs="Consolas"/>
+                <w:vertAlign w:val="baseline"/>
+                <w:lang w:val="en-US" w:eastAsia="zh-CN"/>
+              </w:rPr>
+            </w:pPr>
+            <w:r>
+              <w:rPr>
+                <w:rFonts w:hint="default" w:ascii="Consolas" w:hAnsi="Consolas" w:eastAsia="宋体" w:cs="Consolas"/>
+                <w:vertAlign w:val="baseline"/>
+                <w:lang w:val="en-US" w:eastAsia="zh-CN"/>
+              </w:rPr>
+              <w:t>          // getchdo;</w:t>
             </w:r>
           </w:p>
           <w:p>
             <w:pPr>
               <w:spacing w:after="0" w:line="240" w:lineRule="auto"/>
-              <w:ind w:left="420"/>
-              <w:rPr>
-                <w:rFonts w:hint="eastAsia" w:ascii="Consolas" w:hAnsi="Consolas" w:eastAsia="Consolas"/>
-              </w:rPr>
-            </w:pPr>
-            <w:r>
-              <w:rPr>
-                <w:rFonts w:hint="eastAsia" w:ascii="Consolas" w:hAnsi="Consolas" w:eastAsia="Consolas"/>
-              </w:rPr>
-              <w:t xml:space="preserve">  write(x)</w:t>
+              <w:rPr>
+                <w:rFonts w:hint="default" w:ascii="Consolas" w:hAnsi="Consolas" w:eastAsia="宋体" w:cs="Consolas"/>
+                <w:vertAlign w:val="baseline"/>
+                <w:lang w:val="en-US" w:eastAsia="zh-CN"/>
+              </w:rPr>
+            </w:pPr>
+            <w:r>
+              <w:rPr>
+                <w:rFonts w:hint="default" w:ascii="Consolas" w:hAnsi="Consolas" w:eastAsia="宋体" w:cs="Consolas"/>
+                <w:vertAlign w:val="baseline"/>
+                <w:lang w:val="en-US" w:eastAsia="zh-CN"/>
+              </w:rPr>
+              <w:t>          // richard</w:t>
             </w:r>
           </w:p>
           <w:p>
             <w:pPr>
               <w:spacing w:after="0" w:line="240" w:lineRule="auto"/>
-              <w:ind w:left="420"/>
-              <w:rPr>
-                <w:rFonts w:hint="eastAsia" w:ascii="Consolas" w:hAnsi="Consolas" w:eastAsia="Consolas"/>
-              </w:rPr>
-            </w:pPr>
-            <w:r>
-              <w:rPr>
-                <w:rFonts w:hint="eastAsia" w:ascii="Consolas" w:hAnsi="Consolas" w:eastAsia="Consolas"/>
-              </w:rPr>
-              <w:t>end;</w:t>
+              <w:rPr>
+                <w:rFonts w:hint="default" w:ascii="Consolas" w:hAnsi="Consolas" w:eastAsia="宋体" w:cs="Consolas"/>
+                <w:vertAlign w:val="baseline"/>
+                <w:lang w:val="en-US" w:eastAsia="zh-CN"/>
+              </w:rPr>
+            </w:pPr>
+            <w:r>
+              <w:rPr>
+                <w:rFonts w:hint="default" w:ascii="Consolas" w:hAnsi="Consolas" w:eastAsia="宋体" w:cs="Consolas"/>
+                <w:vertAlign w:val="baseline"/>
+                <w:lang w:val="en-US" w:eastAsia="zh-CN"/>
+              </w:rPr>
+              <w:t>          if (sym != period) {</w:t>
             </w:r>
           </w:p>
           <w:p>
             <w:pPr>
               <w:spacing w:after="0" w:line="240" w:lineRule="auto"/>
-              <w:ind w:left="420"/>
-              <w:rPr>
-                <w:rFonts w:hint="eastAsia" w:ascii="Consolas" w:hAnsi="Consolas" w:eastAsia="Consolas"/>
-              </w:rPr>
-            </w:pPr>
-            <w:r>
-              <w:rPr>
-                <w:rFonts w:hint="eastAsia" w:ascii="Consolas" w:hAnsi="Consolas" w:eastAsia="Consolas"/>
-              </w:rPr>
-              <w:t>y := 100;</w:t>
+              <w:rPr>
+                <w:rFonts w:hint="default" w:ascii="Consolas" w:hAnsi="Consolas" w:eastAsia="宋体" w:cs="Consolas"/>
+                <w:vertAlign w:val="baseline"/>
+                <w:lang w:val="en-US" w:eastAsia="zh-CN"/>
+              </w:rPr>
+            </w:pPr>
+            <w:r>
+              <w:rPr>
+                <w:rFonts w:hint="default" w:ascii="Consolas" w:hAnsi="Consolas" w:eastAsia="宋体" w:cs="Consolas"/>
+                <w:vertAlign w:val="baseline"/>
+                <w:lang w:val="en-US" w:eastAsia="zh-CN"/>
+              </w:rPr>
+              <w:t>            getchdo;</w:t>
             </w:r>
           </w:p>
           <w:p>
             <w:pPr>
               <w:spacing w:after="0" w:line="240" w:lineRule="auto"/>
-              <w:ind w:left="420"/>
-              <w:rPr>
-                <w:b/>
-                <w:vertAlign w:val="baseline"/>
-              </w:rPr>
-            </w:pPr>
-            <w:r>
-              <w:rPr>
-                <w:rFonts w:hint="eastAsia" w:ascii="Consolas" w:hAnsi="Consolas" w:eastAsia="Consolas"/>
-              </w:rPr>
-              <w:t>write(y).</w:t>
+              <w:rPr>
+                <w:rFonts w:hint="default" w:ascii="Consolas" w:hAnsi="Consolas" w:eastAsia="宋体" w:cs="Consolas"/>
+                <w:vertAlign w:val="baseline"/>
+                <w:lang w:val="en-US" w:eastAsia="zh-CN"/>
+              </w:rPr>
+            </w:pPr>
+            <w:r>
+              <w:rPr>
+                <w:rFonts w:hint="default" w:ascii="Consolas" w:hAnsi="Consolas" w:eastAsia="宋体" w:cs="Consolas"/>
+                <w:vertAlign w:val="baseline"/>
+                <w:lang w:val="en-US" w:eastAsia="zh-CN"/>
+              </w:rPr>
+              <w:t>          }</w:t>
+            </w:r>
+          </w:p>
+          <w:p>
+            <w:pPr>
+              <w:spacing w:after="0" w:line="240" w:lineRule="auto"/>
+              <w:rPr>
+                <w:rFonts w:hint="default" w:ascii="Consolas" w:hAnsi="Consolas" w:eastAsia="宋体" w:cs="Consolas"/>
+                <w:vertAlign w:val="baseline"/>
+                <w:lang w:val="en-US" w:eastAsia="zh-CN"/>
+              </w:rPr>
+            </w:pPr>
+          </w:p>
+          <w:p>
+            <w:pPr>
+              <w:spacing w:after="0" w:line="240" w:lineRule="auto"/>
+              <w:rPr>
+                <w:rFonts w:hint="default" w:ascii="Consolas" w:hAnsi="Consolas" w:eastAsia="宋体" w:cs="Consolas"/>
+                <w:vertAlign w:val="baseline"/>
+                <w:lang w:val="en-US" w:eastAsia="zh-CN"/>
+              </w:rPr>
+            </w:pPr>
+            <w:r>
+              <w:rPr>
+                <w:rFonts w:hint="eastAsia" w:ascii="Consolas" w:hAnsi="Consolas" w:cs="Consolas"/>
+                <w:vertAlign w:val="baseline"/>
+                <w:lang w:val="en-US" w:eastAsia="zh-CN"/>
+              </w:rPr>
+              <w:t>// 检测关键字&lt;&gt;</w:t>
+            </w:r>
+          </w:p>
+          <w:p>
+            <w:pPr>
+              <w:spacing w:after="0" w:line="240" w:lineRule="auto"/>
+              <w:rPr>
+                <w:rFonts w:hint="eastAsia" w:ascii="Consolas" w:hAnsi="Consolas" w:eastAsia="宋体" w:cs="Consolas"/>
+                <w:vertAlign w:val="baseline"/>
+                <w:lang w:val="en-US" w:eastAsia="zh-CN"/>
+              </w:rPr>
+            </w:pPr>
+            <w:r>
+              <w:rPr>
+                <w:rFonts w:hint="eastAsia" w:ascii="Consolas" w:hAnsi="Consolas" w:eastAsia="宋体" w:cs="Consolas"/>
+                <w:vertAlign w:val="baseline"/>
+                <w:lang w:val="en-US" w:eastAsia="zh-CN"/>
+              </w:rPr>
+              <w:t>else if (ch == '&lt;') {</w:t>
+            </w:r>
+          </w:p>
+          <w:p>
+            <w:pPr>
+              <w:spacing w:after="0" w:line="240" w:lineRule="auto"/>
+              <w:rPr>
+                <w:rFonts w:hint="eastAsia" w:ascii="Consolas" w:hAnsi="Consolas" w:eastAsia="宋体" w:cs="Consolas"/>
+                <w:vertAlign w:val="baseline"/>
+                <w:lang w:val="en-US" w:eastAsia="zh-CN"/>
+              </w:rPr>
+            </w:pPr>
+            <w:r>
+              <w:rPr>
+                <w:rFonts w:hint="eastAsia" w:ascii="Consolas" w:hAnsi="Consolas" w:eastAsia="宋体" w:cs="Consolas"/>
+                <w:vertAlign w:val="baseline"/>
+                <w:lang w:val="en-US" w:eastAsia="zh-CN"/>
+              </w:rPr>
+              <w:t>        getchdo;</w:t>
+            </w:r>
+          </w:p>
+          <w:p>
+            <w:pPr>
+              <w:spacing w:after="0" w:line="240" w:lineRule="auto"/>
+              <w:rPr>
+                <w:rFonts w:hint="eastAsia" w:ascii="Consolas" w:hAnsi="Consolas" w:eastAsia="宋体" w:cs="Consolas"/>
+                <w:vertAlign w:val="baseline"/>
+                <w:lang w:val="en-US" w:eastAsia="zh-CN"/>
+              </w:rPr>
+            </w:pPr>
+            <w:r>
+              <w:rPr>
+                <w:rFonts w:hint="eastAsia" w:ascii="Consolas" w:hAnsi="Consolas" w:eastAsia="宋体" w:cs="Consolas"/>
+                <w:vertAlign w:val="baseline"/>
+                <w:lang w:val="en-US" w:eastAsia="zh-CN"/>
+              </w:rPr>
+              <w:t>        if (ch == '=') {</w:t>
+            </w:r>
+          </w:p>
+          <w:p>
+            <w:pPr>
+              <w:spacing w:after="0" w:line="240" w:lineRule="auto"/>
+              <w:rPr>
+                <w:rFonts w:hint="eastAsia" w:ascii="Consolas" w:hAnsi="Consolas" w:eastAsia="宋体" w:cs="Consolas"/>
+                <w:vertAlign w:val="baseline"/>
+                <w:lang w:val="en-US" w:eastAsia="zh-CN"/>
+              </w:rPr>
+            </w:pPr>
+            <w:r>
+              <w:rPr>
+                <w:rFonts w:hint="eastAsia" w:ascii="Consolas" w:hAnsi="Consolas" w:eastAsia="宋体" w:cs="Consolas"/>
+                <w:vertAlign w:val="baseline"/>
+                <w:lang w:val="en-US" w:eastAsia="zh-CN"/>
+              </w:rPr>
+              <w:t>          sym = leq;</w:t>
+            </w:r>
+          </w:p>
+          <w:p>
+            <w:pPr>
+              <w:spacing w:after="0" w:line="240" w:lineRule="auto"/>
+              <w:rPr>
+                <w:rFonts w:hint="eastAsia" w:ascii="Consolas" w:hAnsi="Consolas" w:eastAsia="宋体" w:cs="Consolas"/>
+                <w:vertAlign w:val="baseline"/>
+                <w:lang w:val="en-US" w:eastAsia="zh-CN"/>
+              </w:rPr>
+            </w:pPr>
+            <w:r>
+              <w:rPr>
+                <w:rFonts w:hint="eastAsia" w:ascii="Consolas" w:hAnsi="Consolas" w:eastAsia="宋体" w:cs="Consolas"/>
+                <w:vertAlign w:val="baseline"/>
+                <w:lang w:val="en-US" w:eastAsia="zh-CN"/>
+              </w:rPr>
+              <w:t>          getchdo;</w:t>
+            </w:r>
+          </w:p>
+          <w:p>
+            <w:pPr>
+              <w:spacing w:after="0" w:line="240" w:lineRule="auto"/>
+              <w:rPr>
+                <w:rFonts w:hint="eastAsia" w:ascii="Consolas" w:hAnsi="Consolas" w:eastAsia="宋体" w:cs="Consolas"/>
+                <w:vertAlign w:val="baseline"/>
+                <w:lang w:val="en-US" w:eastAsia="zh-CN"/>
+              </w:rPr>
+            </w:pPr>
+            <w:r>
+              <w:rPr>
+                <w:rFonts w:hint="eastAsia" w:ascii="Consolas" w:hAnsi="Consolas" w:eastAsia="宋体" w:cs="Consolas"/>
+                <w:vertAlign w:val="baseline"/>
+                <w:lang w:val="en-US" w:eastAsia="zh-CN"/>
+              </w:rPr>
+              <w:t>        } else if (ch == '&gt;') {</w:t>
+            </w:r>
+          </w:p>
+          <w:p>
+            <w:pPr>
+              <w:spacing w:after="0" w:line="240" w:lineRule="auto"/>
+              <w:rPr>
+                <w:rFonts w:hint="eastAsia" w:ascii="Consolas" w:hAnsi="Consolas" w:eastAsia="宋体" w:cs="Consolas"/>
+                <w:vertAlign w:val="baseline"/>
+                <w:lang w:val="en-US" w:eastAsia="zh-CN"/>
+              </w:rPr>
+            </w:pPr>
+            <w:r>
+              <w:rPr>
+                <w:rFonts w:hint="eastAsia" w:ascii="Consolas" w:hAnsi="Consolas" w:eastAsia="宋体" w:cs="Consolas"/>
+                <w:vertAlign w:val="baseline"/>
+                <w:lang w:val="en-US" w:eastAsia="zh-CN"/>
+              </w:rPr>
+              <w:t>          sym = neqalt;</w:t>
+            </w:r>
+          </w:p>
+          <w:p>
+            <w:pPr>
+              <w:spacing w:after="0" w:line="240" w:lineRule="auto"/>
+              <w:rPr>
+                <w:rFonts w:hint="eastAsia" w:ascii="Consolas" w:hAnsi="Consolas" w:eastAsia="宋体" w:cs="Consolas"/>
+                <w:vertAlign w:val="baseline"/>
+                <w:lang w:val="en-US" w:eastAsia="zh-CN"/>
+              </w:rPr>
+            </w:pPr>
+            <w:r>
+              <w:rPr>
+                <w:rFonts w:hint="eastAsia" w:ascii="Consolas" w:hAnsi="Consolas" w:eastAsia="宋体" w:cs="Consolas"/>
+                <w:vertAlign w:val="baseline"/>
+                <w:lang w:val="en-US" w:eastAsia="zh-CN"/>
+              </w:rPr>
+              <w:t>          printf("*** Lexer detected keyword: &lt;&gt; ***\n");</w:t>
+            </w:r>
+          </w:p>
+          <w:p>
+            <w:pPr>
+              <w:spacing w:after="0" w:line="240" w:lineRule="auto"/>
+              <w:rPr>
+                <w:rFonts w:hint="eastAsia" w:ascii="Consolas" w:hAnsi="Consolas" w:eastAsia="宋体" w:cs="Consolas"/>
+                <w:vertAlign w:val="baseline"/>
+                <w:lang w:val="en-US" w:eastAsia="zh-CN"/>
+              </w:rPr>
+            </w:pPr>
+            <w:r>
+              <w:rPr>
+                <w:rFonts w:hint="eastAsia" w:ascii="Consolas" w:hAnsi="Consolas" w:eastAsia="宋体" w:cs="Consolas"/>
+                <w:vertAlign w:val="baseline"/>
+                <w:lang w:val="en-US" w:eastAsia="zh-CN"/>
+              </w:rPr>
+              <w:t>          getchdo;</w:t>
+            </w:r>
+          </w:p>
+          <w:p>
+            <w:pPr>
+              <w:spacing w:after="0" w:line="240" w:lineRule="auto"/>
+              <w:rPr>
+                <w:rFonts w:hint="eastAsia" w:ascii="Consolas" w:hAnsi="Consolas" w:eastAsia="宋体" w:cs="Consolas"/>
+                <w:vertAlign w:val="baseline"/>
+                <w:lang w:val="en-US" w:eastAsia="zh-CN"/>
+              </w:rPr>
+            </w:pPr>
+            <w:r>
+              <w:rPr>
+                <w:rFonts w:hint="eastAsia" w:ascii="Consolas" w:hAnsi="Consolas" w:eastAsia="宋体" w:cs="Consolas"/>
+                <w:vertAlign w:val="baseline"/>
+                <w:lang w:val="en-US" w:eastAsia="zh-CN"/>
+              </w:rPr>
+              <w:t>        } else {</w:t>
+            </w:r>
+          </w:p>
+          <w:p>
+            <w:pPr>
+              <w:spacing w:after="0" w:line="240" w:lineRule="auto"/>
+              <w:rPr>
+                <w:rFonts w:hint="eastAsia" w:ascii="Consolas" w:hAnsi="Consolas" w:eastAsia="宋体" w:cs="Consolas"/>
+                <w:vertAlign w:val="baseline"/>
+                <w:lang w:val="en-US" w:eastAsia="zh-CN"/>
+              </w:rPr>
+            </w:pPr>
+            <w:r>
+              <w:rPr>
+                <w:rFonts w:hint="eastAsia" w:ascii="Consolas" w:hAnsi="Consolas" w:eastAsia="宋体" w:cs="Consolas"/>
+                <w:vertAlign w:val="baseline"/>
+                <w:lang w:val="en-US" w:eastAsia="zh-CN"/>
+              </w:rPr>
+              <w:t>          sym = lss;</w:t>
+            </w:r>
+          </w:p>
+          <w:p>
+            <w:pPr>
+              <w:spacing w:after="0" w:line="240" w:lineRule="auto"/>
+              <w:rPr>
+                <w:rFonts w:hint="eastAsia" w:ascii="Consolas" w:hAnsi="Consolas" w:eastAsia="宋体" w:cs="Consolas"/>
+                <w:vertAlign w:val="baseline"/>
+                <w:lang w:val="en-US" w:eastAsia="zh-CN"/>
+              </w:rPr>
+            </w:pPr>
+            <w:r>
+              <w:rPr>
+                <w:rFonts w:hint="eastAsia" w:ascii="Consolas" w:hAnsi="Consolas" w:eastAsia="宋体" w:cs="Consolas"/>
+                <w:vertAlign w:val="baseline"/>
+                <w:lang w:val="en-US" w:eastAsia="zh-CN"/>
+              </w:rPr>
+              <w:t>        }</w:t>
+            </w:r>
+          </w:p>
+          <w:p>
+            <w:pPr>
+              <w:spacing w:after="0" w:line="240" w:lineRule="auto"/>
+              <w:rPr>
+                <w:rFonts w:hint="eastAsia" w:ascii="Consolas" w:hAnsi="Consolas" w:eastAsia="宋体" w:cs="Consolas"/>
+                <w:vertAlign w:val="baseline"/>
+                <w:lang w:val="en-US" w:eastAsia="zh-CN"/>
+              </w:rPr>
+            </w:pPr>
+            <w:r>
+              <w:rPr>
+                <w:rFonts w:hint="eastAsia" w:ascii="Consolas" w:hAnsi="Consolas" w:eastAsia="宋体" w:cs="Consolas"/>
+                <w:vertAlign w:val="baseline"/>
+                <w:lang w:val="en-US" w:eastAsia="zh-CN"/>
+              </w:rPr>
+              <w:t>      }</w:t>
             </w:r>
           </w:p>
         </w:tc>
@@ -2716,112 +2105,15 @@
     </w:tbl>
     <w:p>
       <w:pPr>
-        <w:spacing w:line="360" w:lineRule="auto"/>
-        <w:ind w:firstLine="420"/>
-        <w:rPr>
-          <w:rFonts w:hint="eastAsia"/>
-          <w:lang w:val="en-US" w:eastAsia="zh-CN"/>
-        </w:rPr>
-      </w:pPr>
-      <w:r>
-        <w:rPr>
-          <w:rFonts w:hint="eastAsia"/>
-          <w:lang w:val="en-US" w:eastAsia="zh-CN"/>
-        </w:rPr>
-        <w:t>运行截图：</w:t>
-      </w:r>
-    </w:p>
-    <w:p>
-      <w:pPr>
-        <w:spacing w:line="360" w:lineRule="auto"/>
-        <w:ind w:firstLine="420"/>
-        <w:rPr>
-          <w:rFonts w:hint="default"/>
-          <w:lang w:val="en-US" w:eastAsia="zh-CN"/>
-        </w:rPr>
-      </w:pPr>
-      <w:r>
-        <w:rPr>
-          <w:rFonts w:hint="default"/>
-          <w:lang w:val="en-US" w:eastAsia="zh-CN"/>
-        </w:rPr>
-        <w:drawing>
-          <wp:inline distT="0" distB="0" distL="114300" distR="114300">
-            <wp:extent cx="5266690" cy="3225165"/>
-            <wp:effectExtent l="0" t="0" r="3810" b="635"/>
-            <wp:docPr id="9" name="图片 9" descr="1-1for_to"/>
-            <wp:cNvGraphicFramePr>
-              <a:graphicFrameLocks xmlns:a="http://schemas.openxmlformats.org/drawingml/2006/main" noChangeAspect="1"/>
-            </wp:cNvGraphicFramePr>
-            <a:graphic xmlns:a="http://schemas.openxmlformats.org/drawingml/2006/main">
-              <a:graphicData uri="http://schemas.openxmlformats.org/drawingml/2006/picture">
-                <pic:pic xmlns:pic="http://schemas.openxmlformats.org/drawingml/2006/picture">
-                  <pic:nvPicPr>
-                    <pic:cNvPr id="9" name="图片 9" descr="1-1for_to"/>
-                    <pic:cNvPicPr>
-                      <a:picLocks noChangeAspect="1"/>
-                    </pic:cNvPicPr>
-                  </pic:nvPicPr>
-                  <pic:blipFill>
-                    <a:blip r:embed="rId7"/>
-                    <a:stretch>
-                      <a:fillRect/>
-                    </a:stretch>
-                  </pic:blipFill>
-                  <pic:spPr>
-                    <a:xfrm>
-                      <a:off x="0" y="0"/>
-                      <a:ext cx="5266690" cy="3225165"/>
-                    </a:xfrm>
-                    <a:prstGeom prst="rect">
-                      <a:avLst/>
-                    </a:prstGeom>
-                  </pic:spPr>
-                </pic:pic>
-              </a:graphicData>
-            </a:graphic>
-          </wp:inline>
-        </w:drawing>
-      </w:r>
-    </w:p>
-    <w:p>
-      <w:pPr>
-        <w:spacing w:line="360" w:lineRule="auto"/>
-        <w:ind w:firstLine="420"/>
-        <w:rPr>
-          <w:rFonts w:hint="default" w:eastAsia="宋体"/>
-          <w:lang w:val="en-US" w:eastAsia="zh-CN"/>
-        </w:rPr>
-      </w:pPr>
-      <w:r>
-        <w:t>2）</w:t>
-      </w:r>
-      <w:r>
-        <w:rPr>
-          <w:rFonts w:hint="eastAsia"/>
-          <w:lang w:val="en-US" w:eastAsia="zh-CN"/>
-        </w:rPr>
-        <w:t>test2</w:t>
-      </w:r>
-      <w:r>
-        <w:t>.PL0 测试 [ 和 ]，运行结果</w:t>
-      </w:r>
-      <w:r>
-        <w:rPr>
-          <w:rFonts w:hint="eastAsia"/>
-          <w:lang w:val="en-US" w:eastAsia="zh-CN"/>
-        </w:rPr>
-        <w:t>若打印了对应语句，则</w:t>
-      </w:r>
-      <w:r>
-        <w:t>说明方括号可以被识别，并且能作为表达式分组使用。</w:t>
-      </w:r>
-      <w:r>
-        <w:rPr>
-          <w:rFonts w:hint="eastAsia"/>
-          <w:lang w:val="en-US" w:eastAsia="zh-CN"/>
-        </w:rPr>
-        <w:t>同样的，因为尚未完成对应的语法、语义分析，程序不会编译成功。</w:t>
+        <w:numPr>
+          <w:ilvl w:val="0"/>
+          <w:numId w:val="1"/>
+        </w:numPr>
+        <w:bidi w:val="0"/>
+        <w:ind w:left="420" w:leftChars="0"/>
+      </w:pPr>
+      <w:r>
+        <w:t>PL0.cpp 的 factor()：增加对 [ 表达式 ] 的处理，使方括号可以像圆括号一样改变表达式计算顺序。</w:t>
       </w:r>
     </w:p>
     <w:tbl>
@@ -2871,63 +2163,300 @@
           </w:tcPr>
           <w:p>
             <w:pPr>
-              <w:spacing w:after="0" w:line="240" w:lineRule="auto"/>
-              <w:ind w:left="420"/>
-              <w:rPr>
-                <w:rFonts w:hint="eastAsia" w:ascii="Consolas" w:hAnsi="Consolas" w:eastAsia="Consolas"/>
-              </w:rPr>
-            </w:pPr>
-            <w:r>
-              <w:rPr>
-                <w:rFonts w:hint="eastAsia" w:ascii="Consolas" w:hAnsi="Consolas" w:eastAsia="Consolas"/>
-              </w:rPr>
-              <w:t>var x, y, arr[10];</w:t>
-            </w:r>
-          </w:p>
-          <w:p>
-            <w:pPr>
-              <w:spacing w:after="0" w:line="240" w:lineRule="auto"/>
-              <w:ind w:left="420"/>
-              <w:rPr>
-                <w:rFonts w:hint="eastAsia" w:ascii="Consolas" w:hAnsi="Consolas" w:eastAsia="Consolas"/>
-              </w:rPr>
-            </w:pPr>
-            <w:r>
-              <w:rPr>
-                <w:rFonts w:hint="eastAsia" w:ascii="Consolas" w:hAnsi="Consolas" w:eastAsia="Consolas"/>
-              </w:rPr>
-              <w:t>x := 5;</w:t>
-            </w:r>
-          </w:p>
-          <w:p>
-            <w:pPr>
-              <w:spacing w:after="0" w:line="240" w:lineRule="auto"/>
-              <w:ind w:left="420"/>
-              <w:rPr>
-                <w:rFonts w:hint="eastAsia" w:ascii="Consolas" w:hAnsi="Consolas" w:eastAsia="Consolas"/>
-              </w:rPr>
-            </w:pPr>
-            <w:r>
-              <w:rPr>
-                <w:rFonts w:hint="eastAsia" w:ascii="Consolas" w:hAnsi="Consolas" w:eastAsia="Consolas"/>
-              </w:rPr>
-              <w:t>y := arr[3];</w:t>
-            </w:r>
-          </w:p>
-          <w:p>
-            <w:pPr>
-              <w:spacing w:after="0" w:line="240" w:lineRule="auto"/>
-              <w:ind w:left="420"/>
-              <w:rPr>
-                <w:b/>
-                <w:vertAlign w:val="baseline"/>
-              </w:rPr>
-            </w:pPr>
-            <w:r>
-              <w:rPr>
-                <w:rFonts w:hint="eastAsia" w:ascii="Consolas" w:hAnsi="Consolas" w:eastAsia="Consolas"/>
-              </w:rPr>
-              <w:t>write(x).</w:t>
+              <w:widowControl w:val="0"/>
+              <w:numPr>
+                <w:ilvl w:val="0"/>
+                <w:numId w:val="0"/>
+              </w:numPr>
+              <w:spacing w:after="0" w:line="360" w:lineRule="auto"/>
+              <w:jc w:val="both"/>
+              <w:rPr>
+                <w:rFonts w:hint="default" w:ascii="Consolas" w:hAnsi="Consolas" w:cs="Consolas"/>
+                <w:vertAlign w:val="baseline"/>
+              </w:rPr>
+            </w:pPr>
+            <w:r>
+              <w:rPr>
+                <w:rFonts w:hint="default" w:ascii="Consolas" w:hAnsi="Consolas" w:cs="Consolas"/>
+                <w:vertAlign w:val="baseline"/>
+                <w:lang w:val="en-US" w:eastAsia="zh-CN"/>
+              </w:rPr>
+              <w:t>        } else if (sym == lbracket) /*因子为表达式（方括号）*/</w:t>
+            </w:r>
+          </w:p>
+          <w:p>
+            <w:pPr>
+              <w:widowControl w:val="0"/>
+              <w:numPr>
+                <w:ilvl w:val="0"/>
+                <w:numId w:val="0"/>
+              </w:numPr>
+              <w:spacing w:after="0" w:line="360" w:lineRule="auto"/>
+              <w:jc w:val="both"/>
+              <w:rPr>
+                <w:rFonts w:hint="default" w:ascii="Consolas" w:hAnsi="Consolas" w:cs="Consolas"/>
+                <w:vertAlign w:val="baseline"/>
+              </w:rPr>
+            </w:pPr>
+            <w:r>
+              <w:rPr>
+                <w:rFonts w:hint="default" w:ascii="Consolas" w:hAnsi="Consolas" w:cs="Consolas"/>
+                <w:vertAlign w:val="baseline"/>
+                <w:lang w:val="en-US" w:eastAsia="zh-CN"/>
+              </w:rPr>
+              <w:t>        {</w:t>
+            </w:r>
+          </w:p>
+          <w:p>
+            <w:pPr>
+              <w:widowControl w:val="0"/>
+              <w:numPr>
+                <w:ilvl w:val="0"/>
+                <w:numId w:val="0"/>
+              </w:numPr>
+              <w:spacing w:after="0" w:line="360" w:lineRule="auto"/>
+              <w:jc w:val="both"/>
+              <w:rPr>
+                <w:rFonts w:hint="default" w:ascii="Consolas" w:hAnsi="Consolas" w:cs="Consolas"/>
+                <w:vertAlign w:val="baseline"/>
+              </w:rPr>
+            </w:pPr>
+            <w:r>
+              <w:rPr>
+                <w:rFonts w:hint="default" w:ascii="Consolas" w:hAnsi="Consolas" w:cs="Consolas"/>
+                <w:vertAlign w:val="baseline"/>
+                <w:lang w:val="en-US" w:eastAsia="zh-CN"/>
+              </w:rPr>
+              <w:t>          getsymdo;</w:t>
+            </w:r>
+          </w:p>
+          <w:p>
+            <w:pPr>
+              <w:widowControl w:val="0"/>
+              <w:numPr>
+                <w:ilvl w:val="0"/>
+                <w:numId w:val="0"/>
+              </w:numPr>
+              <w:spacing w:after="0" w:line="360" w:lineRule="auto"/>
+              <w:jc w:val="both"/>
+              <w:rPr>
+                <w:rFonts w:hint="default" w:ascii="Consolas" w:hAnsi="Consolas" w:cs="Consolas"/>
+                <w:vertAlign w:val="baseline"/>
+              </w:rPr>
+            </w:pPr>
+            <w:r>
+              <w:rPr>
+                <w:rFonts w:hint="default" w:ascii="Consolas" w:hAnsi="Consolas" w:cs="Consolas"/>
+                <w:vertAlign w:val="baseline"/>
+                <w:lang w:val="en-US" w:eastAsia="zh-CN"/>
+              </w:rPr>
+              <w:t>          memcpy(nxtlev, fsys, sizeof(bool) * symnum);</w:t>
+            </w:r>
+          </w:p>
+          <w:p>
+            <w:pPr>
+              <w:widowControl w:val="0"/>
+              <w:numPr>
+                <w:ilvl w:val="0"/>
+                <w:numId w:val="0"/>
+              </w:numPr>
+              <w:spacing w:after="0" w:line="360" w:lineRule="auto"/>
+              <w:jc w:val="both"/>
+              <w:rPr>
+                <w:rFonts w:hint="default" w:ascii="Consolas" w:hAnsi="Consolas" w:cs="Consolas"/>
+                <w:vertAlign w:val="baseline"/>
+              </w:rPr>
+            </w:pPr>
+            <w:r>
+              <w:rPr>
+                <w:rFonts w:hint="default" w:ascii="Consolas" w:hAnsi="Consolas" w:cs="Consolas"/>
+                <w:vertAlign w:val="baseline"/>
+                <w:lang w:val="en-US" w:eastAsia="zh-CN"/>
+              </w:rPr>
+              <w:t>          nxtlev[rbracket] = true;</w:t>
+            </w:r>
+          </w:p>
+          <w:p>
+            <w:pPr>
+              <w:widowControl w:val="0"/>
+              <w:numPr>
+                <w:ilvl w:val="0"/>
+                <w:numId w:val="0"/>
+              </w:numPr>
+              <w:spacing w:after="0" w:line="360" w:lineRule="auto"/>
+              <w:jc w:val="both"/>
+              <w:rPr>
+                <w:rFonts w:hint="default" w:ascii="Consolas" w:hAnsi="Consolas" w:cs="Consolas"/>
+                <w:vertAlign w:val="baseline"/>
+              </w:rPr>
+            </w:pPr>
+            <w:r>
+              <w:rPr>
+                <w:rFonts w:hint="default" w:ascii="Consolas" w:hAnsi="Consolas" w:cs="Consolas"/>
+                <w:vertAlign w:val="baseline"/>
+                <w:lang w:val="en-US" w:eastAsia="zh-CN"/>
+              </w:rPr>
+              <w:t>          expressiondo(nxtlev, ptx, lev);</w:t>
+            </w:r>
+          </w:p>
+          <w:p>
+            <w:pPr>
+              <w:widowControl w:val="0"/>
+              <w:numPr>
+                <w:ilvl w:val="0"/>
+                <w:numId w:val="0"/>
+              </w:numPr>
+              <w:spacing w:after="0" w:line="360" w:lineRule="auto"/>
+              <w:jc w:val="both"/>
+              <w:rPr>
+                <w:rFonts w:hint="default" w:ascii="Consolas" w:hAnsi="Consolas" w:cs="Consolas"/>
+                <w:vertAlign w:val="baseline"/>
+              </w:rPr>
+            </w:pPr>
+            <w:r>
+              <w:rPr>
+                <w:rFonts w:hint="default" w:ascii="Consolas" w:hAnsi="Consolas" w:cs="Consolas"/>
+                <w:vertAlign w:val="baseline"/>
+                <w:lang w:val="en-US" w:eastAsia="zh-CN"/>
+              </w:rPr>
+              <w:t>          if (sym == rbracket) {</w:t>
+            </w:r>
+          </w:p>
+          <w:p>
+            <w:pPr>
+              <w:widowControl w:val="0"/>
+              <w:numPr>
+                <w:ilvl w:val="0"/>
+                <w:numId w:val="0"/>
+              </w:numPr>
+              <w:spacing w:after="0" w:line="360" w:lineRule="auto"/>
+              <w:jc w:val="both"/>
+              <w:rPr>
+                <w:rFonts w:hint="default" w:ascii="Consolas" w:hAnsi="Consolas" w:cs="Consolas"/>
+                <w:vertAlign w:val="baseline"/>
+              </w:rPr>
+            </w:pPr>
+            <w:r>
+              <w:rPr>
+                <w:rFonts w:hint="default" w:ascii="Consolas" w:hAnsi="Consolas" w:cs="Consolas"/>
+                <w:vertAlign w:val="baseline"/>
+                <w:lang w:val="en-US" w:eastAsia="zh-CN"/>
+              </w:rPr>
+              <w:t>            getsymdo;</w:t>
+            </w:r>
+          </w:p>
+          <w:p>
+            <w:pPr>
+              <w:widowControl w:val="0"/>
+              <w:numPr>
+                <w:ilvl w:val="0"/>
+                <w:numId w:val="0"/>
+              </w:numPr>
+              <w:spacing w:after="0" w:line="360" w:lineRule="auto"/>
+              <w:jc w:val="both"/>
+              <w:rPr>
+                <w:rFonts w:hint="default" w:ascii="Consolas" w:hAnsi="Consolas" w:cs="Consolas"/>
+                <w:vertAlign w:val="baseline"/>
+              </w:rPr>
+            </w:pPr>
+            <w:r>
+              <w:rPr>
+                <w:rFonts w:hint="default" w:ascii="Consolas" w:hAnsi="Consolas" w:cs="Consolas"/>
+                <w:vertAlign w:val="baseline"/>
+                <w:lang w:val="en-US" w:eastAsia="zh-CN"/>
+              </w:rPr>
+              <w:t>          } else {</w:t>
+            </w:r>
+          </w:p>
+          <w:p>
+            <w:pPr>
+              <w:widowControl w:val="0"/>
+              <w:numPr>
+                <w:ilvl w:val="0"/>
+                <w:numId w:val="0"/>
+              </w:numPr>
+              <w:spacing w:after="0" w:line="360" w:lineRule="auto"/>
+              <w:jc w:val="both"/>
+              <w:rPr>
+                <w:rFonts w:hint="default" w:ascii="Consolas" w:hAnsi="Consolas" w:cs="Consolas"/>
+                <w:vertAlign w:val="baseline"/>
+              </w:rPr>
+            </w:pPr>
+            <w:r>
+              <w:rPr>
+                <w:rFonts w:hint="default" w:ascii="Consolas" w:hAnsi="Consolas" w:cs="Consolas"/>
+                <w:vertAlign w:val="baseline"/>
+                <w:lang w:val="en-US" w:eastAsia="zh-CN"/>
+              </w:rPr>
+              <w:t>            error(22); /*缺少右方括号*/</w:t>
+            </w:r>
+          </w:p>
+          <w:p>
+            <w:pPr>
+              <w:widowControl w:val="0"/>
+              <w:numPr>
+                <w:ilvl w:val="0"/>
+                <w:numId w:val="0"/>
+              </w:numPr>
+              <w:spacing w:after="0" w:line="360" w:lineRule="auto"/>
+              <w:jc w:val="both"/>
+              <w:rPr>
+                <w:rFonts w:hint="default" w:ascii="Consolas" w:hAnsi="Consolas" w:cs="Consolas"/>
+                <w:vertAlign w:val="baseline"/>
+              </w:rPr>
+            </w:pPr>
+            <w:r>
+              <w:rPr>
+                <w:rFonts w:hint="default" w:ascii="Consolas" w:hAnsi="Consolas" w:cs="Consolas"/>
+                <w:vertAlign w:val="baseline"/>
+                <w:lang w:val="en-US" w:eastAsia="zh-CN"/>
+              </w:rPr>
+              <w:t>          }</w:t>
+            </w:r>
+          </w:p>
+          <w:p>
+            <w:pPr>
+              <w:widowControl w:val="0"/>
+              <w:numPr>
+                <w:ilvl w:val="0"/>
+                <w:numId w:val="0"/>
+              </w:numPr>
+              <w:spacing w:after="0" w:line="360" w:lineRule="auto"/>
+              <w:jc w:val="both"/>
+              <w:rPr>
+                <w:rFonts w:hint="default" w:ascii="Consolas" w:hAnsi="Consolas" w:cs="Consolas"/>
+                <w:vertAlign w:val="baseline"/>
+              </w:rPr>
+            </w:pPr>
+            <w:r>
+              <w:rPr>
+                <w:rFonts w:hint="default" w:ascii="Consolas" w:hAnsi="Consolas" w:cs="Consolas"/>
+                <w:vertAlign w:val="baseline"/>
+                <w:lang w:val="en-US" w:eastAsia="zh-CN"/>
+              </w:rPr>
+              <w:t>        }</w:t>
+            </w:r>
+          </w:p>
+          <w:p>
+            <w:pPr>
+              <w:widowControl w:val="0"/>
+              <w:numPr>
+                <w:ilvl w:val="0"/>
+                <w:numId w:val="0"/>
+              </w:numPr>
+              <w:spacing w:after="0" w:line="360" w:lineRule="auto"/>
+              <w:jc w:val="both"/>
+              <w:rPr>
+                <w:vertAlign w:val="baseline"/>
+              </w:rPr>
+            </w:pPr>
+            <w:r>
+              <w:rPr>
+                <w:rFonts w:hint="default" w:ascii="Consolas" w:hAnsi="Consolas" w:cs="Consolas"/>
+                <w:vertAlign w:val="baseline"/>
+                <w:lang w:val="en-US" w:eastAsia="zh-CN"/>
+              </w:rPr>
+              <w:t>        testdo(fsys, facbegsys, 23); /*因子后有非法符号*/</w:t>
             </w:r>
           </w:p>
         </w:tc>
@@ -2935,81 +2464,31 @@
     </w:tbl>
     <w:p>
       <w:pPr>
-        <w:spacing w:line="360" w:lineRule="auto"/>
-        <w:ind w:firstLine="420"/>
-        <w:rPr>
-          <w:rFonts w:hint="eastAsia"/>
-          <w:lang w:val="en-US" w:eastAsia="zh-CN"/>
-        </w:rPr>
-      </w:pPr>
-      <w:r>
-        <w:rPr>
-          <w:rFonts w:hint="eastAsia"/>
-          <w:lang w:val="en-US" w:eastAsia="zh-CN"/>
-        </w:rPr>
-        <w:t>运行截图：</w:t>
-      </w:r>
-    </w:p>
-    <w:p>
-      <w:pPr>
-        <w:spacing w:line="360" w:lineRule="auto"/>
-        <w:ind w:firstLine="420"/>
-        <w:rPr>
-          <w:rFonts w:hint="eastAsia"/>
-          <w:lang w:val="en-US" w:eastAsia="zh-CN"/>
-        </w:rPr>
-      </w:pPr>
-      <w:r>
-        <w:rPr>
-          <w:rFonts w:hint="eastAsia"/>
-          <w:lang w:val="en-US" w:eastAsia="zh-CN"/>
-        </w:rPr>
-        <w:drawing>
-          <wp:inline distT="0" distB="0" distL="114300" distR="114300">
-            <wp:extent cx="5264150" cy="4114165"/>
-            <wp:effectExtent l="0" t="0" r="6350" b="635"/>
-            <wp:docPr id="10" name="图片 10" descr="1-2"/>
-            <wp:cNvGraphicFramePr>
-              <a:graphicFrameLocks xmlns:a="http://schemas.openxmlformats.org/drawingml/2006/main" noChangeAspect="1"/>
-            </wp:cNvGraphicFramePr>
-            <a:graphic xmlns:a="http://schemas.openxmlformats.org/drawingml/2006/main">
-              <a:graphicData uri="http://schemas.openxmlformats.org/drawingml/2006/picture">
-                <pic:pic xmlns:pic="http://schemas.openxmlformats.org/drawingml/2006/picture">
-                  <pic:nvPicPr>
-                    <pic:cNvPr id="10" name="图片 10" descr="1-2"/>
-                    <pic:cNvPicPr>
-                      <a:picLocks noChangeAspect="1"/>
-                    </pic:cNvPicPr>
-                  </pic:nvPicPr>
-                  <pic:blipFill>
-                    <a:blip r:embed="rId8"/>
-                    <a:stretch>
-                      <a:fillRect/>
-                    </a:stretch>
-                  </pic:blipFill>
-                  <pic:spPr>
-                    <a:xfrm>
-                      <a:off x="0" y="0"/>
-                      <a:ext cx="5264150" cy="4114165"/>
-                    </a:xfrm>
-                    <a:prstGeom prst="rect">
-                      <a:avLst/>
-                    </a:prstGeom>
-                  </pic:spPr>
-                </pic:pic>
-              </a:graphicData>
-            </a:graphic>
-          </wp:inline>
-        </w:drawing>
-      </w:r>
-    </w:p>
-    <w:p>
-      <w:pPr>
-        <w:spacing w:line="360" w:lineRule="auto"/>
-        <w:ind w:firstLine="420" w:firstLineChars="0"/>
-      </w:pPr>
-      <w:r>
-        <w:t>3）</w:t>
+        <w:bidi w:val="0"/>
+        <w:ind w:firstLine="420" w:firstLineChars="0"/>
+      </w:pPr>
+      <w:r>
+        <w:t>5）测试文件：</w:t>
+      </w:r>
+      <w:r>
+        <w:rPr>
+          <w:rFonts w:hint="eastAsia"/>
+          <w:lang w:val="en-US" w:eastAsia="zh-CN"/>
+        </w:rPr>
+        <w:t>test1</w:t>
+      </w:r>
+      <w:r>
+        <w:t>.PL0 用于测试 for/to；</w:t>
+      </w:r>
+      <w:r>
+        <w:rPr>
+          <w:rFonts w:hint="eastAsia"/>
+          <w:lang w:val="en-US" w:eastAsia="zh-CN"/>
+        </w:rPr>
+        <w:t>test2</w:t>
+      </w:r>
+      <w:r>
+        <w:t>.PL0 用于测试 [ 和 ]；</w:t>
       </w:r>
       <w:r>
         <w:rPr>
@@ -3019,17 +2498,93 @@
         <w:t>test3</w:t>
       </w:r>
       <w:r>
-        <w:t>.PL0 测试 &lt;&gt;，</w:t>
-      </w:r>
-      <w:r>
-        <w:rPr>
-          <w:rFonts w:hint="eastAsia"/>
-          <w:lang w:val="en-US" w:eastAsia="zh-CN"/>
-        </w:rPr>
-        <w:t>若有打印对应语句，则</w:t>
-      </w:r>
-      <w:r>
-        <w:t>说明 &lt;&gt; 能按“不等于”参与条件判断。</w:t>
+        <w:t>.PL0 用于测试 &lt;&gt;。</w:t>
+      </w:r>
+    </w:p>
+    <w:p>
+      <w:pPr>
+        <w:pStyle w:val="3"/>
+        <w:jc w:val="left"/>
+        <w:rPr>
+          <w:rFonts w:hint="eastAsia" w:ascii="Times New Roman" w:hAnsi="Times New Roman"/>
+          <w:lang w:val="en-US" w:eastAsia="zh-CN"/>
+        </w:rPr>
+      </w:pPr>
+      <w:r>
+        <w:rPr>
+          <w:rFonts w:hint="eastAsia" w:ascii="Times New Roman" w:hAnsi="Times New Roman"/>
+          <w:lang w:val="en-US" w:eastAsia="zh-CN"/>
+        </w:rPr>
+        <w:t>1.8 如何验证代码是否修改正确</w:t>
+      </w:r>
+    </w:p>
+    <w:p>
+      <w:pPr>
+        <w:bidi w:val="0"/>
+        <w:ind w:firstLine="420" w:firstLineChars="0"/>
+      </w:pPr>
+      <w:r>
+        <w:t xml:space="preserve">验证思路是先编译，再用小程序只测试一个新增功能，这样出错时方便定位。我主要使用 </w:t>
+      </w:r>
+      <w:r>
+        <w:rPr>
+          <w:rFonts w:hint="eastAsia"/>
+          <w:lang w:val="en-US" w:eastAsia="zh-CN"/>
+        </w:rPr>
+        <w:t>test1</w:t>
+      </w:r>
+      <w:r>
+        <w:t>.PL0、</w:t>
+      </w:r>
+      <w:r>
+        <w:rPr>
+          <w:rFonts w:hint="eastAsia"/>
+          <w:lang w:val="en-US" w:eastAsia="zh-CN"/>
+        </w:rPr>
+        <w:t>test2</w:t>
+      </w:r>
+      <w:r>
+        <w:t>.PL0、</w:t>
+      </w:r>
+      <w:r>
+        <w:rPr>
+          <w:rFonts w:hint="eastAsia"/>
+          <w:lang w:val="en-US" w:eastAsia="zh-CN"/>
+        </w:rPr>
+        <w:t>test3</w:t>
+      </w:r>
+      <w:r>
+        <w:t>.PL0 三个测试文件。</w:t>
+      </w:r>
+    </w:p>
+    <w:p>
+      <w:pPr>
+        <w:bidi w:val="0"/>
+        <w:ind w:firstLine="420" w:firstLineChars="0"/>
+        <w:rPr>
+          <w:rFonts w:hint="default"/>
+          <w:lang w:val="en-US" w:eastAsia="zh-CN"/>
+        </w:rPr>
+      </w:pPr>
+      <w:r>
+        <w:t>1）</w:t>
+      </w:r>
+      <w:r>
+        <w:rPr>
+          <w:rFonts w:hint="eastAsia"/>
+          <w:lang w:val="en-US" w:eastAsia="zh-CN"/>
+        </w:rPr>
+        <w:t>test1</w:t>
+      </w:r>
+      <w:r>
+        <w:t>.PL0 测试 for 和 to，程序计算 1 到 10 的累加和。</w:t>
+      </w:r>
+      <w:r>
+        <w:rPr>
+          <w:rFonts w:hint="eastAsia"/>
+          <w:lang w:val="en-US" w:eastAsia="zh-CN"/>
+        </w:rPr>
+        <w:t>在识别到for和to时，程序会打印对应语句，表示词法分析成功，同时代码无法编译通过，因为此时对于for和to的语法分析、语义分析代码尚未完成。</w:t>
       </w:r>
     </w:p>
     <w:tbl>
@@ -3082,6 +2637,493 @@
               <w:spacing w:after="0" w:line="240" w:lineRule="auto"/>
               <w:ind w:left="420"/>
               <w:rPr>
+                <w:rFonts w:hint="eastAsia" w:ascii="Consolas" w:hAnsi="Consolas" w:eastAsia="Consolas"/>
+              </w:rPr>
+            </w:pPr>
+            <w:r>
+              <w:rPr>
+                <w:rFonts w:hint="eastAsia" w:ascii="Consolas" w:hAnsi="Consolas" w:eastAsia="Consolas"/>
+              </w:rPr>
+              <w:t>var x, y, i;</w:t>
+            </w:r>
+          </w:p>
+          <w:p>
+            <w:pPr>
+              <w:spacing w:after="0" w:line="240" w:lineRule="auto"/>
+              <w:ind w:left="420"/>
+              <w:rPr>
+                <w:rFonts w:hint="eastAsia" w:ascii="Consolas" w:hAnsi="Consolas" w:eastAsia="Consolas"/>
+              </w:rPr>
+            </w:pPr>
+            <w:r>
+              <w:rPr>
+                <w:rFonts w:hint="eastAsia" w:ascii="Consolas" w:hAnsi="Consolas" w:eastAsia="Consolas"/>
+              </w:rPr>
+              <w:t>for i := 1 to 10 do</w:t>
+            </w:r>
+          </w:p>
+          <w:p>
+            <w:pPr>
+              <w:spacing w:after="0" w:line="240" w:lineRule="auto"/>
+              <w:ind w:left="420"/>
+              <w:rPr>
+                <w:rFonts w:hint="eastAsia" w:ascii="Consolas" w:hAnsi="Consolas" w:eastAsia="Consolas"/>
+              </w:rPr>
+            </w:pPr>
+            <w:r>
+              <w:rPr>
+                <w:rFonts w:hint="eastAsia" w:ascii="Consolas" w:hAnsi="Consolas" w:eastAsia="Consolas"/>
+              </w:rPr>
+              <w:t>begin</w:t>
+            </w:r>
+          </w:p>
+          <w:p>
+            <w:pPr>
+              <w:spacing w:after="0" w:line="240" w:lineRule="auto"/>
+              <w:ind w:left="420"/>
+              <w:rPr>
+                <w:rFonts w:hint="eastAsia" w:ascii="Consolas" w:hAnsi="Consolas" w:eastAsia="Consolas"/>
+              </w:rPr>
+            </w:pPr>
+            <w:r>
+              <w:rPr>
+                <w:rFonts w:hint="eastAsia" w:ascii="Consolas" w:hAnsi="Consolas" w:eastAsia="Consolas"/>
+              </w:rPr>
+              <w:t xml:space="preserve">  x := i;</w:t>
+            </w:r>
+          </w:p>
+          <w:p>
+            <w:pPr>
+              <w:spacing w:after="0" w:line="240" w:lineRule="auto"/>
+              <w:ind w:left="420"/>
+              <w:rPr>
+                <w:rFonts w:hint="eastAsia" w:ascii="Consolas" w:hAnsi="Consolas" w:eastAsia="Consolas"/>
+              </w:rPr>
+            </w:pPr>
+            <w:r>
+              <w:rPr>
+                <w:rFonts w:hint="eastAsia" w:ascii="Consolas" w:hAnsi="Consolas" w:eastAsia="Consolas"/>
+              </w:rPr>
+              <w:t xml:space="preserve">  write(x)</w:t>
+            </w:r>
+          </w:p>
+          <w:p>
+            <w:pPr>
+              <w:spacing w:after="0" w:line="240" w:lineRule="auto"/>
+              <w:ind w:left="420"/>
+              <w:rPr>
+                <w:rFonts w:hint="eastAsia" w:ascii="Consolas" w:hAnsi="Consolas" w:eastAsia="Consolas"/>
+              </w:rPr>
+            </w:pPr>
+            <w:r>
+              <w:rPr>
+                <w:rFonts w:hint="eastAsia" w:ascii="Consolas" w:hAnsi="Consolas" w:eastAsia="Consolas"/>
+              </w:rPr>
+              <w:t>end;</w:t>
+            </w:r>
+          </w:p>
+          <w:p>
+            <w:pPr>
+              <w:spacing w:after="0" w:line="240" w:lineRule="auto"/>
+              <w:ind w:left="420"/>
+              <w:rPr>
+                <w:rFonts w:hint="eastAsia" w:ascii="Consolas" w:hAnsi="Consolas" w:eastAsia="Consolas"/>
+              </w:rPr>
+            </w:pPr>
+            <w:r>
+              <w:rPr>
+                <w:rFonts w:hint="eastAsia" w:ascii="Consolas" w:hAnsi="Consolas" w:eastAsia="Consolas"/>
+              </w:rPr>
+              <w:t>y := 100;</w:t>
+            </w:r>
+          </w:p>
+          <w:p>
+            <w:pPr>
+              <w:spacing w:after="0" w:line="240" w:lineRule="auto"/>
+              <w:ind w:left="420"/>
+              <w:rPr>
+                <w:b/>
+                <w:vertAlign w:val="baseline"/>
+              </w:rPr>
+            </w:pPr>
+            <w:r>
+              <w:rPr>
+                <w:rFonts w:hint="eastAsia" w:ascii="Consolas" w:hAnsi="Consolas" w:eastAsia="Consolas"/>
+              </w:rPr>
+              <w:t>write(y).</w:t>
+            </w:r>
+          </w:p>
+        </w:tc>
+      </w:tr>
+    </w:tbl>
+    <w:p>
+      <w:pPr>
+        <w:bidi w:val="0"/>
+        <w:ind w:firstLine="420" w:firstLineChars="0"/>
+        <w:rPr>
+          <w:rFonts w:hint="eastAsia"/>
+          <w:lang w:val="en-US" w:eastAsia="zh-CN"/>
+        </w:rPr>
+      </w:pPr>
+      <w:r>
+        <w:rPr>
+          <w:rFonts w:hint="eastAsia"/>
+          <w:lang w:val="en-US" w:eastAsia="zh-CN"/>
+        </w:rPr>
+        <w:t>运行截图：</w:t>
+      </w:r>
+    </w:p>
+    <w:p>
+      <w:pPr>
+        <w:spacing w:line="360" w:lineRule="auto"/>
+        <w:ind w:firstLine="420"/>
+        <w:rPr>
+          <w:rFonts w:hint="default"/>
+          <w:lang w:val="en-US" w:eastAsia="zh-CN"/>
+        </w:rPr>
+      </w:pPr>
+      <w:r>
+        <w:rPr>
+          <w:rFonts w:hint="default"/>
+          <w:lang w:val="en-US" w:eastAsia="zh-CN"/>
+        </w:rPr>
+        <w:drawing>
+          <wp:inline distT="0" distB="0" distL="114300" distR="114300">
+            <wp:extent cx="5266690" cy="3225165"/>
+            <wp:effectExtent l="0" t="0" r="3810" b="635"/>
+            <wp:docPr id="9" name="图片 9" descr="1-1for_to"/>
+            <wp:cNvGraphicFramePr>
+              <a:graphicFrameLocks xmlns:a="http://schemas.openxmlformats.org/drawingml/2006/main" noChangeAspect="1"/>
+            </wp:cNvGraphicFramePr>
+            <a:graphic xmlns:a="http://schemas.openxmlformats.org/drawingml/2006/main">
+              <a:graphicData uri="http://schemas.openxmlformats.org/drawingml/2006/picture">
+                <pic:pic xmlns:pic="http://schemas.openxmlformats.org/drawingml/2006/picture">
+                  <pic:nvPicPr>
+                    <pic:cNvPr id="9" name="图片 9" descr="1-1for_to"/>
+                    <pic:cNvPicPr>
+                      <a:picLocks noChangeAspect="1"/>
+                    </pic:cNvPicPr>
+                  </pic:nvPicPr>
+                  <pic:blipFill>
+                    <a:blip r:embed="rId7"/>
+                    <a:stretch>
+                      <a:fillRect/>
+                    </a:stretch>
+                  </pic:blipFill>
+                  <pic:spPr>
+                    <a:xfrm>
+                      <a:off x="0" y="0"/>
+                      <a:ext cx="5266690" cy="3225165"/>
+                    </a:xfrm>
+                    <a:prstGeom prst="rect">
+                      <a:avLst/>
+                    </a:prstGeom>
+                  </pic:spPr>
+                </pic:pic>
+              </a:graphicData>
+            </a:graphic>
+          </wp:inline>
+        </w:drawing>
+      </w:r>
+    </w:p>
+    <w:p>
+      <w:pPr>
+        <w:bidi w:val="0"/>
+        <w:ind w:firstLine="420" w:firstLineChars="0"/>
+        <w:rPr>
+          <w:rFonts w:hint="default"/>
+          <w:lang w:val="en-US" w:eastAsia="zh-CN"/>
+        </w:rPr>
+      </w:pPr>
+      <w:r>
+        <w:t>2）</w:t>
+      </w:r>
+      <w:r>
+        <w:rPr>
+          <w:rFonts w:hint="eastAsia"/>
+          <w:lang w:val="en-US" w:eastAsia="zh-CN"/>
+        </w:rPr>
+        <w:t>test2</w:t>
+      </w:r>
+      <w:r>
+        <w:t>.PL0 测试 [ 和 ]，运行结果</w:t>
+      </w:r>
+      <w:r>
+        <w:rPr>
+          <w:rFonts w:hint="eastAsia"/>
+          <w:lang w:val="en-US" w:eastAsia="zh-CN"/>
+        </w:rPr>
+        <w:t>若打印了对应语句，则</w:t>
+      </w:r>
+      <w:r>
+        <w:t>说明方括号可以被识别，并且能作为表达式分组使用。</w:t>
+      </w:r>
+      <w:r>
+        <w:rPr>
+          <w:rFonts w:hint="eastAsia"/>
+          <w:lang w:val="en-US" w:eastAsia="zh-CN"/>
+        </w:rPr>
+        <w:t>同样的，因为尚未完成对应的语法、语义分析，程序不会编译成功。</w:t>
+      </w:r>
+    </w:p>
+    <w:tbl>
+      <w:tblPr>
+        <w:tblStyle w:val="6"/>
+        <w:tblW w:w="0" w:type="auto"/>
+        <w:tblInd w:w="0" w:type="dxa"/>
+        <w:tblBorders>
+          <w:top w:val="single" w:color="auto" w:sz="4" w:space="0"/>
+          <w:left w:val="single" w:color="auto" w:sz="4" w:space="0"/>
+          <w:bottom w:val="single" w:color="auto" w:sz="4" w:space="0"/>
+          <w:right w:val="single" w:color="auto" w:sz="4" w:space="0"/>
+          <w:insideH w:val="single" w:color="auto" w:sz="4" w:space="0"/>
+          <w:insideV w:val="single" w:color="auto" w:sz="4" w:space="0"/>
+        </w:tblBorders>
+        <w:tblLayout w:type="autofit"/>
+        <w:tblCellMar>
+          <w:top w:w="0" w:type="dxa"/>
+          <w:left w:w="108" w:type="dxa"/>
+          <w:bottom w:w="0" w:type="dxa"/>
+          <w:right w:w="108" w:type="dxa"/>
+        </w:tblCellMar>
+      </w:tblPr>
+      <w:tblGrid>
+        <w:gridCol w:w="8522"/>
+      </w:tblGrid>
+      <w:tr>
+        <w:tblPrEx>
+          <w:tblBorders>
+            <w:top w:val="single" w:color="auto" w:sz="4" w:space="0"/>
+            <w:left w:val="single" w:color="auto" w:sz="4" w:space="0"/>
+            <w:bottom w:val="single" w:color="auto" w:sz="4" w:space="0"/>
+            <w:right w:val="single" w:color="auto" w:sz="4" w:space="0"/>
+            <w:insideH w:val="single" w:color="auto" w:sz="4" w:space="0"/>
+            <w:insideV w:val="single" w:color="auto" w:sz="4" w:space="0"/>
+          </w:tblBorders>
+          <w:tblCellMar>
+            <w:top w:w="0" w:type="dxa"/>
+            <w:left w:w="108" w:type="dxa"/>
+            <w:bottom w:w="0" w:type="dxa"/>
+            <w:right w:w="108" w:type="dxa"/>
+          </w:tblCellMar>
+        </w:tblPrEx>
+        <w:tc>
+          <w:tcPr>
+            <w:tcW w:w="8522" w:type="dxa"/>
+          </w:tcPr>
+          <w:p>
+            <w:pPr>
+              <w:spacing w:after="0" w:line="240" w:lineRule="auto"/>
+              <w:ind w:left="420"/>
+              <w:rPr>
+                <w:rFonts w:hint="eastAsia" w:ascii="Consolas" w:hAnsi="Consolas" w:eastAsia="Consolas"/>
+              </w:rPr>
+            </w:pPr>
+            <w:r>
+              <w:rPr>
+                <w:rFonts w:hint="eastAsia" w:ascii="Consolas" w:hAnsi="Consolas" w:eastAsia="Consolas"/>
+              </w:rPr>
+              <w:t>var x, y, arr[10];</w:t>
+            </w:r>
+          </w:p>
+          <w:p>
+            <w:pPr>
+              <w:spacing w:after="0" w:line="240" w:lineRule="auto"/>
+              <w:ind w:left="420"/>
+              <w:rPr>
+                <w:rFonts w:hint="eastAsia" w:ascii="Consolas" w:hAnsi="Consolas" w:eastAsia="Consolas"/>
+              </w:rPr>
+            </w:pPr>
+            <w:r>
+              <w:rPr>
+                <w:rFonts w:hint="eastAsia" w:ascii="Consolas" w:hAnsi="Consolas" w:eastAsia="Consolas"/>
+              </w:rPr>
+              <w:t>x := 5;</w:t>
+            </w:r>
+          </w:p>
+          <w:p>
+            <w:pPr>
+              <w:spacing w:after="0" w:line="240" w:lineRule="auto"/>
+              <w:ind w:left="420"/>
+              <w:rPr>
+                <w:rFonts w:hint="eastAsia" w:ascii="Consolas" w:hAnsi="Consolas" w:eastAsia="Consolas"/>
+              </w:rPr>
+            </w:pPr>
+            <w:r>
+              <w:rPr>
+                <w:rFonts w:hint="eastAsia" w:ascii="Consolas" w:hAnsi="Consolas" w:eastAsia="Consolas"/>
+              </w:rPr>
+              <w:t>y := arr[3];</w:t>
+            </w:r>
+          </w:p>
+          <w:p>
+            <w:pPr>
+              <w:spacing w:after="0" w:line="240" w:lineRule="auto"/>
+              <w:ind w:left="420"/>
+              <w:rPr>
+                <w:b/>
+                <w:vertAlign w:val="baseline"/>
+              </w:rPr>
+            </w:pPr>
+            <w:r>
+              <w:rPr>
+                <w:rFonts w:hint="eastAsia" w:ascii="Consolas" w:hAnsi="Consolas" w:eastAsia="Consolas"/>
+              </w:rPr>
+              <w:t>write(x).</w:t>
+            </w:r>
+          </w:p>
+        </w:tc>
+      </w:tr>
+    </w:tbl>
+    <w:p>
+      <w:pPr>
+        <w:bidi w:val="0"/>
+        <w:ind w:firstLine="420" w:firstLineChars="0"/>
+        <w:rPr>
+          <w:rFonts w:hint="eastAsia"/>
+          <w:lang w:val="en-US" w:eastAsia="zh-CN"/>
+        </w:rPr>
+      </w:pPr>
+      <w:r>
+        <w:rPr>
+          <w:rFonts w:hint="eastAsia"/>
+          <w:lang w:val="en-US" w:eastAsia="zh-CN"/>
+        </w:rPr>
+        <w:t>运行截图：</w:t>
+      </w:r>
+    </w:p>
+    <w:p>
+      <w:pPr>
+        <w:spacing w:line="360" w:lineRule="auto"/>
+        <w:ind w:firstLine="420"/>
+        <w:rPr>
+          <w:rFonts w:hint="eastAsia"/>
+          <w:lang w:val="en-US" w:eastAsia="zh-CN"/>
+        </w:rPr>
+      </w:pPr>
+      <w:r>
+        <w:rPr>
+          <w:rFonts w:hint="eastAsia"/>
+          <w:lang w:val="en-US" w:eastAsia="zh-CN"/>
+        </w:rPr>
+        <w:drawing>
+          <wp:inline distT="0" distB="0" distL="114300" distR="114300">
+            <wp:extent cx="5264150" cy="4114165"/>
+            <wp:effectExtent l="0" t="0" r="6350" b="635"/>
+            <wp:docPr id="10" name="图片 10" descr="1-2"/>
+            <wp:cNvGraphicFramePr>
+              <a:graphicFrameLocks xmlns:a="http://schemas.openxmlformats.org/drawingml/2006/main" noChangeAspect="1"/>
+            </wp:cNvGraphicFramePr>
+            <a:graphic xmlns:a="http://schemas.openxmlformats.org/drawingml/2006/main">
+              <a:graphicData uri="http://schemas.openxmlformats.org/drawingml/2006/picture">
+                <pic:pic xmlns:pic="http://schemas.openxmlformats.org/drawingml/2006/picture">
+                  <pic:nvPicPr>
+                    <pic:cNvPr id="10" name="图片 10" descr="1-2"/>
+                    <pic:cNvPicPr>
+                      <a:picLocks noChangeAspect="1"/>
+                    </pic:cNvPicPr>
+                  </pic:nvPicPr>
+                  <pic:blipFill>
+                    <a:blip r:embed="rId8"/>
+                    <a:stretch>
+                      <a:fillRect/>
+                    </a:stretch>
+                  </pic:blipFill>
+                  <pic:spPr>
+                    <a:xfrm>
+                      <a:off x="0" y="0"/>
+                      <a:ext cx="5264150" cy="4114165"/>
+                    </a:xfrm>
+                    <a:prstGeom prst="rect">
+                      <a:avLst/>
+                    </a:prstGeom>
+                  </pic:spPr>
+                </pic:pic>
+              </a:graphicData>
+            </a:graphic>
+          </wp:inline>
+        </w:drawing>
+      </w:r>
+    </w:p>
+    <w:p>
+      <w:pPr>
+        <w:bidi w:val="0"/>
+        <w:ind w:firstLine="420" w:firstLineChars="0"/>
+      </w:pPr>
+      <w:r>
+        <w:t>3）</w:t>
+      </w:r>
+      <w:r>
+        <w:rPr>
+          <w:rFonts w:hint="eastAsia"/>
+          <w:lang w:val="en-US" w:eastAsia="zh-CN"/>
+        </w:rPr>
+        <w:t>test3</w:t>
+      </w:r>
+      <w:r>
+        <w:t>.PL0 测试 &lt;&gt;，</w:t>
+      </w:r>
+      <w:r>
+        <w:rPr>
+          <w:rFonts w:hint="eastAsia"/>
+          <w:lang w:val="en-US" w:eastAsia="zh-CN"/>
+        </w:rPr>
+        <w:t>若有打印对应语句，则</w:t>
+      </w:r>
+      <w:r>
+        <w:t>说明 &lt;&gt; 能按“不等于”参与条件判断。</w:t>
+      </w:r>
+    </w:p>
+    <w:tbl>
+      <w:tblPr>
+        <w:tblStyle w:val="6"/>
+        <w:tblW w:w="0" w:type="auto"/>
+        <w:tblInd w:w="0" w:type="dxa"/>
+        <w:tblBorders>
+          <w:top w:val="single" w:color="auto" w:sz="4" w:space="0"/>
+          <w:left w:val="single" w:color="auto" w:sz="4" w:space="0"/>
+          <w:bottom w:val="single" w:color="auto" w:sz="4" w:space="0"/>
+          <w:right w:val="single" w:color="auto" w:sz="4" w:space="0"/>
+          <w:insideH w:val="single" w:color="auto" w:sz="4" w:space="0"/>
+          <w:insideV w:val="single" w:color="auto" w:sz="4" w:space="0"/>
+        </w:tblBorders>
+        <w:tblLayout w:type="autofit"/>
+        <w:tblCellMar>
+          <w:top w:w="0" w:type="dxa"/>
+          <w:left w:w="108" w:type="dxa"/>
+          <w:bottom w:w="0" w:type="dxa"/>
+          <w:right w:w="108" w:type="dxa"/>
+        </w:tblCellMar>
+      </w:tblPr>
+      <w:tblGrid>
+        <w:gridCol w:w="8522"/>
+      </w:tblGrid>
+      <w:tr>
+        <w:tblPrEx>
+          <w:tblBorders>
+            <w:top w:val="single" w:color="auto" w:sz="4" w:space="0"/>
+            <w:left w:val="single" w:color="auto" w:sz="4" w:space="0"/>
+            <w:bottom w:val="single" w:color="auto" w:sz="4" w:space="0"/>
+            <w:right w:val="single" w:color="auto" w:sz="4" w:space="0"/>
+            <w:insideH w:val="single" w:color="auto" w:sz="4" w:space="0"/>
+            <w:insideV w:val="single" w:color="auto" w:sz="4" w:space="0"/>
+          </w:tblBorders>
+          <w:tblCellMar>
+            <w:top w:w="0" w:type="dxa"/>
+            <w:left w:w="108" w:type="dxa"/>
+            <w:bottom w:w="0" w:type="dxa"/>
+            <w:right w:w="108" w:type="dxa"/>
+          </w:tblCellMar>
+        </w:tblPrEx>
+        <w:tc>
+          <w:tcPr>
+            <w:tcW w:w="8522" w:type="dxa"/>
+          </w:tcPr>
+          <w:p>
+            <w:pPr>
+              <w:spacing w:after="0" w:line="240" w:lineRule="auto"/>
+              <w:ind w:left="420"/>
+              <w:rPr>
                 <w:rFonts w:ascii="Consolas" w:hAnsi="Consolas" w:eastAsia="Consolas"/>
                 <w:vertAlign w:val="baseline"/>
               </w:rPr>
@@ -3170,8 +3212,8 @@
     </w:p>
     <w:p>
       <w:pPr>
-        <w:spacing w:line="360" w:lineRule="auto"/>
-        <w:ind w:firstLine="420"/>
+        <w:bidi w:val="0"/>
+        <w:ind w:firstLine="420" w:firstLineChars="0"/>
       </w:pPr>
       <w:r>
         <w:t>通过这几个测试，我认为词法扩充部分基本正确：新增保留字能从 word[] 识别出来，新增单字符能通过 ssym[] 返回对应符号，新增双字符 &lt;&gt; 能返回 neq 并参与条件判断。</w:t>
@@ -3249,6 +3291,1528 @@
           <w:lang w:val="en-US" w:eastAsia="zh-CN"/>
         </w:rPr>
         <w:t>2.1完成内容</w:t>
+      </w:r>
+    </w:p>
+    <w:p>
+      <w:pPr>
+        <w:bidi w:val="0"/>
+        <w:ind w:firstLine="420" w:firstLineChars="0"/>
+        <w:rPr>
+          <w:rFonts w:hint="default"/>
+          <w:lang w:val="en-US" w:eastAsia="zh-CN"/>
+        </w:rPr>
+      </w:pPr>
+      <w:r>
+        <w:t>本次语法分析部分主要完成了 for 语句的识别。结合 PL0.cpp 的结构来看，for 不是声明，也不是表达式的一部分，而是一种语句，所以我把主要修改位置放在 statement() 函数中。目标语法形式是：for 标识符 := 起始表达式 to 终止表达式 do 语句。</w:t>
+      </w:r>
+    </w:p>
+    <w:p>
+      <w:pPr>
+        <w:bidi w:val="0"/>
+        <w:ind w:firstLine="420" w:firstLineChars="0"/>
+        <w:rPr>
+          <w:rFonts w:hint="default"/>
+          <w:lang w:val="en-US" w:eastAsia="zh-CN"/>
+        </w:rPr>
+      </w:pPr>
+      <w:r>
+        <w:t>具体分析过程按顺序进行：先遇到 forsym，说明当前语句是 for；然后读取循环变量，要求它必须是已经声明过的变量；接着检查 :=；再调用 expression() 分析初值表达式；遇到 to 后再次调用 expression() 分析终值表达式；最后检查 do，并调用 statement() 分析循环体。</w:t>
+      </w:r>
+    </w:p>
+    <w:p>
+      <w:pPr>
+        <w:bidi w:val="0"/>
+        <w:ind w:firstLine="420" w:firstLineChars="0"/>
+        <w:rPr>
+          <w:rFonts w:hint="default"/>
+          <w:lang w:val="en-US" w:eastAsia="zh-CN"/>
+        </w:rPr>
+      </w:pPr>
+      <w:r>
+        <w:t>我觉得这里比较关键的一点是，语法分析只是在确认“结构是否对”。比如 for 后面是不是变量、有没有 :=、to、do，循环体是不是一条合法语句，这些属于语法分析。至于循环最后怎么执行、生成什么指令，是后面语义分析和代码生成才进一步处理的内容。</w:t>
+      </w:r>
+    </w:p>
+    <w:p>
+      <w:pPr>
+        <w:pStyle w:val="3"/>
+        <w:jc w:val="left"/>
+        <w:rPr>
+          <w:rFonts w:hint="eastAsia" w:ascii="Times New Roman" w:hAnsi="Times New Roman"/>
+          <w:lang w:val="en-US" w:eastAsia="zh-CN"/>
+        </w:rPr>
+      </w:pPr>
+      <w:r>
+        <w:rPr>
+          <w:rFonts w:hint="eastAsia" w:ascii="Times New Roman" w:hAnsi="Times New Roman"/>
+          <w:lang w:val="en-US" w:eastAsia="zh-CN"/>
+        </w:rPr>
+        <w:t>2.2完成所需时间（分钟）</w:t>
+      </w:r>
+    </w:p>
+    <w:p>
+      <w:pPr>
+        <w:bidi w:val="0"/>
+        <w:ind w:firstLine="420" w:firstLineChars="0"/>
+        <w:rPr>
+          <w:rFonts w:hint="eastAsia"/>
+          <w:lang w:val="en-US" w:eastAsia="zh-CN"/>
+        </w:rPr>
+      </w:pPr>
+      <w:r>
+        <w:t>约</w:t>
+      </w:r>
+      <w:r>
+        <w:rPr>
+          <w:rFonts w:hint="eastAsia"/>
+          <w:lang w:val="en-US" w:eastAsia="zh-CN"/>
+        </w:rPr>
+        <w:t>一小时</w:t>
+      </w:r>
+      <w:r>
+        <w:t>。前面主要花时间理解 block()、statement()、expression()、term()、factor() 之间的调用关系，后面用来修改 for 分支、调整后跟符号集合，并反复用测试程序确认语法结构能被正确识别。</w:t>
+      </w:r>
+    </w:p>
+    <w:p>
+      <w:pPr>
+        <w:pStyle w:val="3"/>
+        <w:jc w:val="left"/>
+        <w:rPr>
+          <w:rFonts w:hint="eastAsia" w:ascii="Times New Roman" w:hAnsi="Times New Roman"/>
+          <w:lang w:val="en-US" w:eastAsia="zh-CN"/>
+        </w:rPr>
+      </w:pPr>
+      <w:r>
+        <w:rPr>
+          <w:rFonts w:hint="eastAsia" w:ascii="Times New Roman" w:hAnsi="Times New Roman"/>
+          <w:lang w:val="en-US" w:eastAsia="zh-CN"/>
+        </w:rPr>
+        <w:t>2.3 交互的问题数量（个）</w:t>
+      </w:r>
+    </w:p>
+    <w:p>
+      <w:pPr>
+        <w:bidi w:val="0"/>
+        <w:ind w:firstLine="420" w:firstLineChars="0"/>
+        <w:rPr>
+          <w:rFonts w:hint="eastAsia"/>
+          <w:lang w:val="en-US" w:eastAsia="zh-CN"/>
+        </w:rPr>
+      </w:pPr>
+      <w:r>
+        <w:t>本章有 6 个主要问题：语法分析在哪些函数或变量体现；创建 test4.PL0 并只扩充 for 的语法分析；根据 Terminal#360-375 判断是否只是语法完成而语义未完成；用户纠正“现在只要语法分析，不要管语义分析”；语法通过但语义未过是否应该有提示；根据 Terminal#394-417 要求明确显示语义分析未实现。</w:t>
+      </w:r>
+    </w:p>
+    <w:p>
+      <w:pPr>
+        <w:bidi w:val="0"/>
+        <w:ind w:firstLine="420" w:firstLineChars="0"/>
+        <w:rPr>
+          <w:rFonts w:hint="eastAsia"/>
+          <w:lang w:val="en-US" w:eastAsia="zh-CN"/>
+        </w:rPr>
+      </w:pPr>
+      <w:r>
+        <w:t>这部分交互的重点不是让程序最终运行正确，而是确认 Parser 能按 for、标识符、:=、初值表达式、to、终值表达式、do、循环体的顺序识别结构，并用打印信息证明语法分析阶段已经走到对应步骤。</w:t>
+      </w:r>
+    </w:p>
+    <w:p>
+      <w:pPr>
+        <w:pStyle w:val="3"/>
+        <w:jc w:val="left"/>
+        <w:rPr>
+          <w:rFonts w:hint="eastAsia" w:ascii="Times New Roman" w:hAnsi="Times New Roman"/>
+          <w:lang w:val="en-US" w:eastAsia="zh-CN"/>
+        </w:rPr>
+      </w:pPr>
+      <w:r>
+        <w:rPr>
+          <w:rFonts w:hint="eastAsia" w:ascii="Times New Roman" w:hAnsi="Times New Roman"/>
+          <w:lang w:val="en-US" w:eastAsia="zh-CN"/>
+        </w:rPr>
+        <w:t>2.4 提示词设计的结果</w:t>
+      </w:r>
+    </w:p>
+    <w:p>
+      <w:pPr>
+        <w:bidi w:val="0"/>
+        <w:ind w:firstLine="420" w:firstLineChars="0"/>
+        <w:rPr>
+          <w:rFonts w:hint="default"/>
+          <w:lang w:val="en-US" w:eastAsia="zh-CN"/>
+        </w:rPr>
+      </w:pPr>
+      <w:r>
+        <w:t>语法分析阶段最有效的提示词是先问清楚“语法分析是在哪些部分函数或者变量体现的”，再提出“创建 test4.PL0，并简单打印验证，不用增加语义分析：扩充 for 语法的语法分析程序”。这样 AI 才会把注意力放到 statement()、statbegsys、fsys/nxtlev 这些语法分析位置。</w:t>
+      </w:r>
+    </w:p>
+    <w:p>
+      <w:pPr>
+        <w:bidi w:val="0"/>
+        <w:ind w:firstLine="420" w:firstLineChars="0"/>
+        <w:rPr>
+          <w:rFonts w:hint="default"/>
+          <w:lang w:val="en-US" w:eastAsia="zh-CN"/>
+        </w:rPr>
+      </w:pPr>
+      <w:r>
+        <w:rPr>
+          <w:rFonts w:hint="eastAsia"/>
+          <w:lang w:val="en-US" w:eastAsia="zh-CN"/>
+        </w:rPr>
+        <w:t>其</w:t>
+      </w:r>
+      <w:r>
+        <w:t>中有一次明显纠偏：AI 根据测试输出开始分析语义生成问题，用户马上说明“我说的是语法分析哦，现在是不用管也不要管语义分析”。这个提示词的结果是，后续输出改成用 `*** Parser: for - step ... ***` 展示 for 语句各组成部分被识别，而不是提前处理 P-code。</w:t>
+      </w:r>
+    </w:p>
+    <w:p>
+      <w:pPr>
+        <w:bidi w:val="0"/>
+        <w:ind w:firstLine="420" w:firstLineChars="0"/>
+        <w:rPr>
+          <w:rFonts w:hint="default"/>
+          <w:lang w:val="en-US" w:eastAsia="zh-CN"/>
+        </w:rPr>
+      </w:pPr>
+      <w:r>
+        <w:t>后续“语义分析应该没过吧，不应该有些提示信息吗”这一类提示也有作用：它让程序在语法分析完成后明确打印语义分析未实现，避免出现没有 Error 但运行结果不对、读起来不清楚的情况。</w:t>
+      </w:r>
+    </w:p>
+    <w:p>
+      <w:pPr>
+        <w:pStyle w:val="3"/>
+        <w:jc w:val="left"/>
+        <w:rPr>
+          <w:rFonts w:hint="eastAsia" w:ascii="Times New Roman" w:hAnsi="Times New Roman"/>
+          <w:lang w:val="en-US" w:eastAsia="zh-CN"/>
+        </w:rPr>
+      </w:pPr>
+      <w:r>
+        <w:rPr>
+          <w:rFonts w:hint="eastAsia" w:ascii="Times New Roman" w:hAnsi="Times New Roman"/>
+          <w:lang w:val="en-US" w:eastAsia="zh-CN"/>
+        </w:rPr>
+        <w:t>2.5</w:t>
+      </w:r>
+      <w:r>
+        <w:rPr>
+          <w:rFonts w:hint="default" w:ascii="Times New Roman" w:hAnsi="Times New Roman"/>
+          <w:lang w:val="en-US" w:eastAsia="zh-CN"/>
+        </w:rPr>
+        <w:t>交互过程所发现的AI错误</w:t>
+      </w:r>
+      <w:r>
+        <w:rPr>
+          <w:rFonts w:hint="eastAsia" w:ascii="Times New Roman" w:hAnsi="Times New Roman"/>
+          <w:lang w:val="en-US" w:eastAsia="zh-CN"/>
+        </w:rPr>
+        <w:t>（</w:t>
+      </w:r>
+      <w:r>
+        <w:rPr>
+          <w:rFonts w:hint="default" w:ascii="Times New Roman" w:hAnsi="Times New Roman"/>
+          <w:lang w:val="en-US" w:eastAsia="zh-CN"/>
+        </w:rPr>
+        <w:t>记录下：现象、原因和解决方法</w:t>
+      </w:r>
+      <w:r>
+        <w:rPr>
+          <w:rFonts w:hint="eastAsia" w:ascii="Times New Roman" w:hAnsi="Times New Roman"/>
+          <w:lang w:val="en-US" w:eastAsia="zh-CN"/>
+        </w:rPr>
+        <w:t>）</w:t>
+      </w:r>
+    </w:p>
+    <w:p>
+      <w:pPr>
+        <w:bidi w:val="0"/>
+        <w:ind w:firstLine="420" w:firstLineChars="0"/>
+        <w:rPr>
+          <w:rFonts w:hint="default"/>
+          <w:lang w:val="en-US" w:eastAsia="zh-CN"/>
+        </w:rPr>
+      </w:pPr>
+      <w:r>
+        <w:t>错误1：AI 一度把 for/to 的词法识别、for 语法识别和 for 的执行语义混成同一件事。现象是用户只要求语法分析时，AI 却开始分析指令生成。解决方法是把提示词限定为“只做语法分析，不管语义分析”。</w:t>
+      </w:r>
+    </w:p>
+    <w:p>
+      <w:pPr>
+        <w:bidi w:val="0"/>
+        <w:ind w:firstLine="420" w:firstLineChars="0"/>
+        <w:rPr>
+          <w:rFonts w:hint="default"/>
+          <w:lang w:val="en-US" w:eastAsia="zh-CN"/>
+        </w:rPr>
+      </w:pPr>
+      <w:r>
+        <w:t>错误2：测试 test4.PL0 时，AI 看到输出不符合循环预期，就判断为代码生成逻辑错误。这个判断对语义阶段有意义，但不符合当时任务。解决方法是用 Parser 阶段打印来验证语法结构，只把运行结果异常记录为“语义分析尚未完成”。</w:t>
+      </w:r>
+    </w:p>
+    <w:p>
+      <w:pPr>
+        <w:bidi w:val="0"/>
+        <w:ind w:firstLine="420" w:firstLineChars="0"/>
+        <w:rPr>
+          <w:rFonts w:hint="default"/>
+          <w:lang w:val="en-US" w:eastAsia="zh-CN"/>
+        </w:rPr>
+      </w:pPr>
+      <w:r>
+        <w:t>错误3：语法分析通过但没有明确提示语义未完成时，用户感觉结果“不明不白”。解决方法是在 for 分支中保留清楚的阶段性打印：词法识别、语法步骤完成、语义分析未实现或后续再实现。</w:t>
+      </w:r>
+    </w:p>
+    <w:p>
+      <w:pPr>
+        <w:bidi w:val="0"/>
+        <w:ind w:firstLine="420" w:firstLineChars="0"/>
+        <w:rPr>
+          <w:rFonts w:hint="default"/>
+          <w:lang w:val="en-US" w:eastAsia="zh-CN"/>
+        </w:rPr>
+      </w:pPr>
+      <w:r>
+        <w:t>错误4：具体实现上，如果只在 statement() 中写 forsym 分支而没有把 forsym 加入 statbegsys，begin-end 中的多语句处理仍可能不能把 for 当成普通语句开始。解决方法是在 init() 中同步设置 statbegsys[forsym] = true，并在分析初值、终值表达式时正确设置 tosym、dosym 作为后跟符号。</w:t>
+      </w:r>
+    </w:p>
+    <w:p>
+      <w:pPr>
+        <w:pStyle w:val="3"/>
+        <w:jc w:val="left"/>
+        <w:rPr>
+          <w:rFonts w:hint="default" w:ascii="Times New Roman" w:hAnsi="Times New Roman"/>
+          <w:lang w:val="en-US" w:eastAsia="zh-CN"/>
+        </w:rPr>
+      </w:pPr>
+      <w:r>
+        <w:rPr>
+          <w:rFonts w:hint="eastAsia" w:ascii="Times New Roman" w:hAnsi="Times New Roman"/>
+          <w:lang w:val="en-US" w:eastAsia="zh-CN"/>
+        </w:rPr>
+        <w:t xml:space="preserve">2.6 </w:t>
+      </w:r>
+      <w:r>
+        <w:rPr>
+          <w:rFonts w:hint="default" w:ascii="Times New Roman" w:hAnsi="Times New Roman"/>
+          <w:lang w:val="en-US" w:eastAsia="zh-CN"/>
+        </w:rPr>
+        <w:t>交互过程所用到理论知识</w:t>
+      </w:r>
+    </w:p>
+    <w:p>
+      <w:pPr>
+        <w:bidi w:val="0"/>
+        <w:ind w:firstLine="420" w:firstLineChars="0"/>
+        <w:rPr>
+          <w:rFonts w:hint="default"/>
+          <w:lang w:val="en-US" w:eastAsia="zh-CN"/>
+        </w:rPr>
+      </w:pPr>
+      <w:r>
+        <w:t>本次主要用到递归下降语法分析。PL/0 编译器没有单独生成语法树，而是用一组函数直接对应语法成分：block() 处理分程序，statement() 处理语句，condition() 处理条件，expression() 处理表达式，term() 处理项，factor() 处理因子。</w:t>
+      </w:r>
+    </w:p>
+    <w:p>
+      <w:pPr>
+        <w:bidi w:val="0"/>
+        <w:ind w:firstLine="420" w:firstLineChars="0"/>
+        <w:rPr>
+          <w:rFonts w:hint="default"/>
+          <w:lang w:val="en-US" w:eastAsia="zh-CN"/>
+        </w:rPr>
+      </w:pPr>
+      <w:r>
+        <w:t>语句的分析方式类似“看当前符号决定走哪条分支”。例如当前 sym 是 ident 就按赋值语句分析，是 ifsym 就按 if 语句分析，是 whilesym 就按 while 语句分析。本次新增 for 后，就是让 sym 为 forsym 时进入新的 for 分支。</w:t>
+      </w:r>
+    </w:p>
+    <w:p>
+      <w:pPr>
+        <w:bidi w:val="0"/>
+        <w:ind w:firstLine="420" w:firstLineChars="0"/>
+        <w:rPr>
+          <w:rFonts w:hint="default"/>
+          <w:lang w:val="en-US" w:eastAsia="zh-CN"/>
+        </w:rPr>
+      </w:pPr>
+      <w:r>
+        <w:t>还用到了开始符号集和后跟符号集的思想。statbegsys 表示哪些符号可以作为语句开始，fsys 和 nxtlev 用来说明当前结构分析完以后允许遇到哪些符号。这样发生错误时，test() 可以跳过一部分不合法符号，让程序尽量继续检查后面的内容。</w:t>
+      </w:r>
+    </w:p>
+    <w:p>
+      <w:pPr>
+        <w:bidi w:val="0"/>
+        <w:ind w:firstLine="420" w:firstLineChars="0"/>
+        <w:rPr>
+          <w:rFonts w:hint="default"/>
+          <w:lang w:val="en-US" w:eastAsia="zh-CN"/>
+        </w:rPr>
+      </w:pPr>
+      <w:r>
+        <w:t>表达式优先级也体现在函数层次里：expression() 处理加减，term() 处理乘除，factor() 处理标识符、数字和括号表达式。for 的初值和终值都复用了 expression()，所以不需要重新写一套表达式分析。</w:t>
+      </w:r>
+    </w:p>
+    <w:p>
+      <w:pPr>
+        <w:pStyle w:val="3"/>
+        <w:jc w:val="left"/>
+        <w:rPr>
+          <w:rFonts w:hint="eastAsia" w:ascii="Times New Roman" w:hAnsi="Times New Roman"/>
+          <w:lang w:val="en-US" w:eastAsia="zh-CN"/>
+        </w:rPr>
+      </w:pPr>
+      <w:r>
+        <w:rPr>
+          <w:rFonts w:hint="eastAsia" w:ascii="Times New Roman" w:hAnsi="Times New Roman"/>
+          <w:lang w:val="en-US" w:eastAsia="zh-CN"/>
+        </w:rPr>
+        <w:t>2.7 修改的代码信息</w:t>
+      </w:r>
+    </w:p>
+    <w:p>
+      <w:pPr>
+        <w:bidi w:val="0"/>
+        <w:ind w:firstLine="420" w:firstLineChars="0"/>
+        <w:rPr>
+          <w:rFonts w:hint="eastAsia"/>
+          <w:lang w:val="en-US" w:eastAsia="zh-CN"/>
+        </w:rPr>
+      </w:pPr>
+      <w:r>
+        <w:t>修改文件主要是 PL0.h、PL0.cpp 和测试用例。PL0.h 中已经有 forsym、tosym 等符号定义，语法分析阶段主要使用这些符号判断当前 token 的类别。</w:t>
+      </w:r>
+    </w:p>
+    <w:p>
+      <w:pPr>
+        <w:bidi w:val="0"/>
+        <w:ind w:firstLine="420" w:firstLineChars="0"/>
+        <w:rPr>
+          <w:rFonts w:hint="eastAsia"/>
+          <w:lang w:val="en-US" w:eastAsia="zh-CN"/>
+        </w:rPr>
+      </w:pPr>
+      <w:r>
+        <w:t>PL0.cpp 的 init()：把 forsym 加入 statbegsys，使 for 可以作为一条语句的开始。这样 begin-end 中循环处理多条语句时，遇到 for 不会被当成非法开头。</w:t>
+      </w:r>
+    </w:p>
+    <w:p>
+      <w:pPr>
+        <w:bidi w:val="0"/>
+        <w:ind w:firstLine="420" w:firstLineChars="0"/>
+        <w:rPr>
+          <w:rFonts w:hint="eastAsia"/>
+          <w:lang w:val="en-US" w:eastAsia="zh-CN"/>
+        </w:rPr>
+      </w:pPr>
+      <w:r>
+        <w:t>PL0.cpp 的 statement()：增加 if (sym == forsym) 分支，按照 for、标识符、:=、初值表达式、to、终值表达式、do、循环体语句的顺序进行分析，并在缺少相应部分时调用 error() 报错。</w:t>
+      </w:r>
+    </w:p>
+    <w:p>
+      <w:pPr>
+        <w:bidi w:val="0"/>
+        <w:ind w:firstLine="420" w:firstLineChars="0"/>
+        <w:rPr>
+          <w:rFonts w:hint="eastAsia"/>
+          <w:lang w:val="en-US" w:eastAsia="zh-CN"/>
+        </w:rPr>
+      </w:pPr>
+      <w:r>
+        <w:t>PL0.cpp 中 expression()、term()、factor() 没有为 for 单独重写，而是在 statement() 里通过设置 nxtlev[tosym] 和 nxtlev[dosym] 来复用原来的表达式分析流程。这样改动范围比较小，也更符合原来递归下降程序的写法。</w:t>
+      </w:r>
+    </w:p>
+    <w:p>
+      <w:pPr>
+        <w:bidi w:val="0"/>
+        <w:ind w:firstLine="420" w:firstLineChars="0"/>
+        <w:rPr>
+          <w:rFonts w:hint="eastAsia"/>
+          <w:lang w:val="en-US" w:eastAsia="zh-CN"/>
+        </w:rPr>
+      </w:pPr>
+      <w:r>
+        <w:t>测试文件方面，test1.PL0 用于测试带 begin-end 循环体的 for 语句，test4.PL0 和 test5.PL0 用于测试较简单的 for 语句。</w:t>
+      </w:r>
+    </w:p>
+    <w:p>
+      <w:pPr>
+        <w:pStyle w:val="3"/>
+        <w:jc w:val="both"/>
+        <w:rPr>
+          <w:rFonts w:hint="eastAsia" w:ascii="Times New Roman" w:hAnsi="Times New Roman"/>
+          <w:lang w:val="en-US" w:eastAsia="zh-CN"/>
+        </w:rPr>
+      </w:pPr>
+      <w:r>
+        <w:rPr>
+          <w:rFonts w:hint="eastAsia" w:ascii="Times New Roman" w:hAnsi="Times New Roman"/>
+          <w:lang w:val="en-US" w:eastAsia="zh-CN"/>
+        </w:rPr>
+        <w:t>2.8 如何验证代码是否修改正确</w:t>
+      </w:r>
+    </w:p>
+    <w:p>
+      <w:pPr>
+        <w:bidi w:val="0"/>
+        <w:ind w:firstLine="420" w:firstLineChars="0"/>
+        <w:rPr>
+          <w:rFonts w:hint="eastAsia"/>
+          <w:lang w:val="en-US" w:eastAsia="zh-CN"/>
+        </w:rPr>
+      </w:pPr>
+      <w:r>
+        <w:t>验证时我主要看两个方面：第一，正确的 for 程序能否顺利通过语法分析；第二，故意缺少某个关键部分时，程序能否在合适位置报错。</w:t>
+      </w:r>
+    </w:p>
+    <w:p>
+      <w:pPr>
+        <w:numPr>
+          <w:ilvl w:val="0"/>
+          <w:numId w:val="2"/>
+        </w:numPr>
+        <w:bidi w:val="0"/>
+      </w:pPr>
+      <w:r>
+        <w:t>正确用例：运行 test1.PL0，其中包含 for i := 1 to 10 do begin ... end。控制台如果出现 “Parser: for - step 1: detected 'for' keyword” 和 “Parser: for - step 2: found identifier 'i'” 等提示，并且没有因为 for 结构本身报语法错误，说明 for 的基本结构已经被识别。</w:t>
+      </w:r>
+    </w:p>
+    <w:p>
+      <w:pPr>
+        <w:numPr>
+          <w:ilvl w:val="0"/>
+          <w:numId w:val="2"/>
+        </w:numPr>
+        <w:bidi w:val="0"/>
+        <w:rPr>
+          <w:rFonts w:hint="default"/>
+          <w:lang w:val="en-US" w:eastAsia="zh-CN"/>
+        </w:rPr>
+      </w:pPr>
+      <w:r>
+        <w:rPr>
+          <w:rFonts w:hint="eastAsia"/>
+          <w:lang w:val="en-US" w:eastAsia="zh-CN"/>
+        </w:rPr>
+        <w:t>test4.PL0代码：</w:t>
+      </w:r>
+    </w:p>
+    <w:tbl>
+      <w:tblPr>
+        <w:tblStyle w:val="6"/>
+        <w:tblW w:w="0" w:type="auto"/>
+        <w:tblInd w:w="0" w:type="dxa"/>
+        <w:tblBorders>
+          <w:top w:val="single" w:color="auto" w:sz="4" w:space="0"/>
+          <w:left w:val="single" w:color="auto" w:sz="4" w:space="0"/>
+          <w:bottom w:val="single" w:color="auto" w:sz="4" w:space="0"/>
+          <w:right w:val="single" w:color="auto" w:sz="4" w:space="0"/>
+          <w:insideH w:val="single" w:color="auto" w:sz="4" w:space="0"/>
+          <w:insideV w:val="single" w:color="auto" w:sz="4" w:space="0"/>
+        </w:tblBorders>
+        <w:tblLayout w:type="autofit"/>
+        <w:tblCellMar>
+          <w:top w:w="0" w:type="dxa"/>
+          <w:left w:w="108" w:type="dxa"/>
+          <w:bottom w:w="0" w:type="dxa"/>
+          <w:right w:w="108" w:type="dxa"/>
+        </w:tblCellMar>
+      </w:tblPr>
+      <w:tblGrid>
+        <w:gridCol w:w="8522"/>
+      </w:tblGrid>
+      <w:tr>
+        <w:tblPrEx>
+          <w:tblBorders>
+            <w:top w:val="single" w:color="auto" w:sz="4" w:space="0"/>
+            <w:left w:val="single" w:color="auto" w:sz="4" w:space="0"/>
+            <w:bottom w:val="single" w:color="auto" w:sz="4" w:space="0"/>
+            <w:right w:val="single" w:color="auto" w:sz="4" w:space="0"/>
+            <w:insideH w:val="single" w:color="auto" w:sz="4" w:space="0"/>
+            <w:insideV w:val="single" w:color="auto" w:sz="4" w:space="0"/>
+          </w:tblBorders>
+          <w:tblCellMar>
+            <w:top w:w="0" w:type="dxa"/>
+            <w:left w:w="108" w:type="dxa"/>
+            <w:bottom w:w="0" w:type="dxa"/>
+            <w:right w:w="108" w:type="dxa"/>
+          </w:tblCellMar>
+        </w:tblPrEx>
+        <w:tc>
+          <w:tcPr>
+            <w:tcW w:w="8522" w:type="dxa"/>
+          </w:tcPr>
+          <w:p>
+            <w:pPr>
+              <w:widowControl w:val="0"/>
+              <w:numPr>
+                <w:ilvl w:val="0"/>
+                <w:numId w:val="0"/>
+              </w:numPr>
+              <w:spacing w:after="0" w:line="240" w:lineRule="auto"/>
+              <w:jc w:val="both"/>
+              <w:rPr>
+                <w:rFonts w:hint="default" w:ascii="Consolas" w:hAnsi="Consolas" w:cs="Consolas"/>
+                <w:vertAlign w:val="baseline"/>
+                <w:lang w:val="en-US" w:eastAsia="zh-CN"/>
+              </w:rPr>
+            </w:pPr>
+            <w:r>
+              <w:rPr>
+                <w:rFonts w:hint="default" w:ascii="Consolas" w:hAnsi="Consolas" w:cs="Consolas"/>
+                <w:vertAlign w:val="baseline"/>
+                <w:lang w:val="en-US" w:eastAsia="zh-CN"/>
+              </w:rPr>
+              <w:t>var i;</w:t>
+            </w:r>
+          </w:p>
+          <w:p>
+            <w:pPr>
+              <w:widowControl w:val="0"/>
+              <w:numPr>
+                <w:ilvl w:val="0"/>
+                <w:numId w:val="0"/>
+              </w:numPr>
+              <w:spacing w:after="0" w:line="240" w:lineRule="auto"/>
+              <w:jc w:val="both"/>
+              <w:rPr>
+                <w:rFonts w:hint="default" w:ascii="Consolas" w:hAnsi="Consolas" w:cs="Consolas"/>
+                <w:vertAlign w:val="baseline"/>
+                <w:lang w:val="en-US" w:eastAsia="zh-CN"/>
+              </w:rPr>
+            </w:pPr>
+            <w:r>
+              <w:rPr>
+                <w:rFonts w:hint="default" w:ascii="Consolas" w:hAnsi="Consolas" w:cs="Consolas"/>
+                <w:vertAlign w:val="baseline"/>
+                <w:lang w:val="en-US" w:eastAsia="zh-CN"/>
+              </w:rPr>
+              <w:t>for i := 1 to 5 do</w:t>
+            </w:r>
+          </w:p>
+          <w:p>
+            <w:pPr>
+              <w:widowControl w:val="0"/>
+              <w:numPr>
+                <w:ilvl w:val="0"/>
+                <w:numId w:val="0"/>
+              </w:numPr>
+              <w:spacing w:after="0" w:line="240" w:lineRule="auto"/>
+              <w:jc w:val="both"/>
+              <w:rPr>
+                <w:rFonts w:hint="eastAsia"/>
+                <w:vertAlign w:val="baseline"/>
+                <w:lang w:val="en-US" w:eastAsia="zh-CN"/>
+              </w:rPr>
+            </w:pPr>
+            <w:r>
+              <w:rPr>
+                <w:rFonts w:hint="default" w:ascii="Consolas" w:hAnsi="Consolas" w:cs="Consolas"/>
+                <w:vertAlign w:val="baseline"/>
+                <w:lang w:val="en-US" w:eastAsia="zh-CN"/>
+              </w:rPr>
+              <w:t xml:space="preserve">  write(i).</w:t>
+            </w:r>
+          </w:p>
+        </w:tc>
+      </w:tr>
+    </w:tbl>
+    <w:p>
+      <w:r>
+        <w:t>运行截图：</w:t>
+      </w:r>
+    </w:p>
+    <w:p>
+      <w:pPr>
+        <w:rPr>
+          <w:rFonts w:hint="eastAsia" w:eastAsia="宋体"/>
+          <w:lang w:val="en-US" w:eastAsia="zh-CN"/>
+        </w:rPr>
+      </w:pPr>
+      <w:r>
+        <w:rPr>
+          <w:rFonts w:hint="eastAsia" w:eastAsia="宋体"/>
+          <w:lang w:val="en-US" w:eastAsia="zh-CN"/>
+        </w:rPr>
+        <w:drawing>
+          <wp:inline distT="0" distB="0" distL="114300" distR="114300">
+            <wp:extent cx="5266690" cy="3856355"/>
+            <wp:effectExtent l="0" t="0" r="3810" b="4445"/>
+            <wp:docPr id="3" name="图片 3" descr="2"/>
+            <wp:cNvGraphicFramePr>
+              <a:graphicFrameLocks xmlns:a="http://schemas.openxmlformats.org/drawingml/2006/main" noChangeAspect="1"/>
+            </wp:cNvGraphicFramePr>
+            <a:graphic xmlns:a="http://schemas.openxmlformats.org/drawingml/2006/main">
+              <a:graphicData uri="http://schemas.openxmlformats.org/drawingml/2006/picture">
+                <pic:pic xmlns:pic="http://schemas.openxmlformats.org/drawingml/2006/picture">
+                  <pic:nvPicPr>
+                    <pic:cNvPr id="3" name="图片 3" descr="2"/>
+                    <pic:cNvPicPr>
+                      <a:picLocks noChangeAspect="1"/>
+                    </pic:cNvPicPr>
+                  </pic:nvPicPr>
+                  <pic:blipFill>
+                    <a:blip r:embed="rId10"/>
+                    <a:stretch>
+                      <a:fillRect/>
+                    </a:stretch>
+                  </pic:blipFill>
+                  <pic:spPr>
+                    <a:xfrm>
+                      <a:off x="0" y="0"/>
+                      <a:ext cx="5266690" cy="3856355"/>
+                    </a:xfrm>
+                    <a:prstGeom prst="rect">
+                      <a:avLst/>
+                    </a:prstGeom>
+                  </pic:spPr>
+                </pic:pic>
+              </a:graphicData>
+            </a:graphic>
+          </wp:inline>
+        </w:drawing>
+      </w:r>
+    </w:p>
+    <w:p>
+      <w:pPr>
+        <w:numPr>
+          <w:ilvl w:val="0"/>
+          <w:numId w:val="2"/>
+        </w:numPr>
+        <w:bidi w:val="0"/>
+      </w:pPr>
+      <w:r>
+        <w:t>错误用例：把 for 后面的变量去掉，或者去掉 to、do，再运行程序。预期结果是程序不能安静通过，而是在对应位置调用 error()，例如缺少标识符、缺少 to 或缺少 do。这样可以证明语法分析不只是“遇到 for 就放行”，而是真的检查了 for 语句的结构。</w:t>
+      </w:r>
+    </w:p>
+    <w:p>
+      <w:pPr>
+        <w:numPr>
+          <w:ilvl w:val="0"/>
+          <w:numId w:val="2"/>
+        </w:numPr>
+        <w:bidi w:val="0"/>
+        <w:rPr>
+          <w:rFonts w:hint="default"/>
+          <w:lang w:val="en-US" w:eastAsia="zh-CN"/>
+        </w:rPr>
+      </w:pPr>
+      <w:r>
+        <w:rPr>
+          <w:rFonts w:hint="eastAsia"/>
+          <w:lang w:val="en-US" w:eastAsia="zh-CN"/>
+        </w:rPr>
+        <w:t>test5.PL0代码：</w:t>
+      </w:r>
+    </w:p>
+    <w:tbl>
+      <w:tblPr>
+        <w:tblStyle w:val="6"/>
+        <w:tblW w:w="0" w:type="auto"/>
+        <w:tblInd w:w="0" w:type="dxa"/>
+        <w:tblBorders>
+          <w:top w:val="single" w:color="auto" w:sz="4" w:space="0"/>
+          <w:left w:val="single" w:color="auto" w:sz="4" w:space="0"/>
+          <w:bottom w:val="single" w:color="auto" w:sz="4" w:space="0"/>
+          <w:right w:val="single" w:color="auto" w:sz="4" w:space="0"/>
+          <w:insideH w:val="single" w:color="auto" w:sz="4" w:space="0"/>
+          <w:insideV w:val="single" w:color="auto" w:sz="4" w:space="0"/>
+        </w:tblBorders>
+        <w:tblLayout w:type="autofit"/>
+        <w:tblCellMar>
+          <w:top w:w="0" w:type="dxa"/>
+          <w:left w:w="108" w:type="dxa"/>
+          <w:bottom w:w="0" w:type="dxa"/>
+          <w:right w:w="108" w:type="dxa"/>
+        </w:tblCellMar>
+      </w:tblPr>
+      <w:tblGrid>
+        <w:gridCol w:w="8522"/>
+      </w:tblGrid>
+      <w:tr>
+        <w:tblPrEx>
+          <w:tblBorders>
+            <w:top w:val="single" w:color="auto" w:sz="4" w:space="0"/>
+            <w:left w:val="single" w:color="auto" w:sz="4" w:space="0"/>
+            <w:bottom w:val="single" w:color="auto" w:sz="4" w:space="0"/>
+            <w:right w:val="single" w:color="auto" w:sz="4" w:space="0"/>
+            <w:insideH w:val="single" w:color="auto" w:sz="4" w:space="0"/>
+            <w:insideV w:val="single" w:color="auto" w:sz="4" w:space="0"/>
+          </w:tblBorders>
+          <w:tblCellMar>
+            <w:top w:w="0" w:type="dxa"/>
+            <w:left w:w="108" w:type="dxa"/>
+            <w:bottom w:w="0" w:type="dxa"/>
+            <w:right w:w="108" w:type="dxa"/>
+          </w:tblCellMar>
+        </w:tblPrEx>
+        <w:tc>
+          <w:tcPr>
+            <w:tcW w:w="8522" w:type="dxa"/>
+          </w:tcPr>
+          <w:p>
+            <w:pPr>
+              <w:widowControl w:val="0"/>
+              <w:numPr>
+                <w:ilvl w:val="0"/>
+                <w:numId w:val="0"/>
+              </w:numPr>
+              <w:spacing w:after="0" w:line="240" w:lineRule="auto"/>
+              <w:jc w:val="both"/>
+              <w:rPr>
+                <w:rFonts w:hint="default" w:ascii="Consolas" w:hAnsi="Consolas" w:cs="Consolas"/>
+                <w:vertAlign w:val="baseline"/>
+                <w:lang w:val="en-US" w:eastAsia="zh-CN"/>
+              </w:rPr>
+            </w:pPr>
+            <w:r>
+              <w:rPr>
+                <w:rFonts w:hint="default" w:ascii="Consolas" w:hAnsi="Consolas" w:cs="Consolas"/>
+                <w:vertAlign w:val="baseline"/>
+                <w:lang w:val="en-US" w:eastAsia="zh-CN"/>
+              </w:rPr>
+              <w:t>var i;</w:t>
+            </w:r>
+          </w:p>
+          <w:p>
+            <w:pPr>
+              <w:widowControl w:val="0"/>
+              <w:numPr>
+                <w:ilvl w:val="0"/>
+                <w:numId w:val="0"/>
+              </w:numPr>
+              <w:spacing w:after="0" w:line="240" w:lineRule="auto"/>
+              <w:jc w:val="both"/>
+              <w:rPr>
+                <w:rFonts w:hint="default" w:ascii="Consolas" w:hAnsi="Consolas" w:cs="Consolas"/>
+                <w:vertAlign w:val="baseline"/>
+                <w:lang w:val="en-US" w:eastAsia="zh-CN"/>
+              </w:rPr>
+            </w:pPr>
+            <w:r>
+              <w:rPr>
+                <w:rFonts w:hint="default" w:ascii="Consolas" w:hAnsi="Consolas" w:cs="Consolas"/>
+                <w:vertAlign w:val="baseline"/>
+                <w:lang w:val="en-US" w:eastAsia="zh-CN"/>
+              </w:rPr>
+              <w:t>for i := 1  5 do</w:t>
+            </w:r>
+          </w:p>
+          <w:p>
+            <w:pPr>
+              <w:widowControl w:val="0"/>
+              <w:numPr>
+                <w:ilvl w:val="0"/>
+                <w:numId w:val="0"/>
+              </w:numPr>
+              <w:spacing w:after="0" w:line="240" w:lineRule="auto"/>
+              <w:jc w:val="both"/>
+              <w:rPr>
+                <w:rFonts w:hint="eastAsia"/>
+                <w:vertAlign w:val="baseline"/>
+                <w:lang w:val="en-US" w:eastAsia="zh-CN"/>
+              </w:rPr>
+            </w:pPr>
+            <w:r>
+              <w:rPr>
+                <w:rFonts w:hint="default" w:ascii="Consolas" w:hAnsi="Consolas" w:cs="Consolas"/>
+                <w:vertAlign w:val="baseline"/>
+                <w:lang w:val="en-US" w:eastAsia="zh-CN"/>
+              </w:rPr>
+              <w:t xml:space="preserve">  write(i).</w:t>
+            </w:r>
+          </w:p>
+        </w:tc>
+      </w:tr>
+    </w:tbl>
+    <w:p>
+      <w:pPr>
+        <w:bidi w:val="0"/>
+      </w:pPr>
+      <w:r>
+        <w:t>运行截图：</w:t>
+      </w:r>
+    </w:p>
+    <w:p>
+      <w:pPr>
+        <w:rPr>
+          <w:rFonts w:hint="eastAsia"/>
+          <w:lang w:val="en-US" w:eastAsia="zh-CN"/>
+        </w:rPr>
+      </w:pPr>
+      <w:r>
+        <w:drawing>
+          <wp:inline distT="0" distB="0" distL="114300" distR="114300">
+            <wp:extent cx="4508500" cy="4654550"/>
+            <wp:effectExtent l="0" t="0" r="0" b="6350"/>
+            <wp:docPr id="4" name="图片 1"/>
+            <wp:cNvGraphicFramePr>
+              <a:graphicFrameLocks xmlns:a="http://schemas.openxmlformats.org/drawingml/2006/main" noChangeAspect="1"/>
+            </wp:cNvGraphicFramePr>
+            <a:graphic xmlns:a="http://schemas.openxmlformats.org/drawingml/2006/main">
+              <a:graphicData uri="http://schemas.openxmlformats.org/drawingml/2006/picture">
+                <pic:pic xmlns:pic="http://schemas.openxmlformats.org/drawingml/2006/picture">
+                  <pic:nvPicPr>
+                    <pic:cNvPr id="4" name="图片 1"/>
+                    <pic:cNvPicPr>
+                      <a:picLocks noChangeAspect="1"/>
+                    </pic:cNvPicPr>
+                  </pic:nvPicPr>
+                  <pic:blipFill>
+                    <a:blip r:embed="rId11"/>
+                    <a:stretch>
+                      <a:fillRect/>
+                    </a:stretch>
+                  </pic:blipFill>
+                  <pic:spPr>
+                    <a:xfrm>
+                      <a:off x="0" y="0"/>
+                      <a:ext cx="4508500" cy="4654550"/>
+                    </a:xfrm>
+                    <a:prstGeom prst="rect">
+                      <a:avLst/>
+                    </a:prstGeom>
+                    <a:noFill/>
+                    <a:ln>
+                      <a:noFill/>
+                    </a:ln>
+                  </pic:spPr>
+                </pic:pic>
+              </a:graphicData>
+            </a:graphic>
+          </wp:inline>
+        </w:drawing>
+      </w:r>
+    </w:p>
+    <w:p>
+      <w:pPr>
+        <w:pStyle w:val="3"/>
+        <w:jc w:val="both"/>
+        <w:sectPr>
+          <w:pgSz w:w="11906" w:h="16838"/>
+          <w:pgMar w:top="1440" w:right="1800" w:bottom="1440" w:left="1800" w:header="851" w:footer="992" w:gutter="0"/>
+          <w:cols w:space="720" w:num="1"/>
+          <w:docGrid w:type="lines" w:linePitch="312" w:charSpace="0"/>
+        </w:sectPr>
+      </w:pPr>
+    </w:p>
+    <w:p>
+      <w:pPr>
+        <w:pStyle w:val="2"/>
+        <w:spacing w:after="0"/>
+        <w:rPr>
+          <w:rFonts w:hint="default" w:eastAsia="黑体"/>
+          <w:lang w:val="en-US" w:eastAsia="zh-CN"/>
+        </w:rPr>
+      </w:pPr>
+      <w:r>
+        <w:rPr>
+          <w:rFonts w:hint="eastAsia" w:ascii="Times New Roman" w:hAnsi="Times New Roman" w:eastAsia="黑体" w:cs="Times New Roman"/>
+          <w:b/>
+          <w:bCs w:val="0"/>
+          <w:kern w:val="2"/>
+          <w:sz w:val="32"/>
+          <w:szCs w:val="48"/>
+          <w:lang w:val="en-US" w:eastAsia="zh-CN"/>
+        </w:rPr>
+        <w:t>3</w:t>
+      </w:r>
+      <w:r>
+        <w:rPr>
+          <w:rFonts w:hint="eastAsia" w:ascii="Times New Roman" w:hAnsi="Times New Roman" w:eastAsia="黑体" w:cs="Times New Roman"/>
+          <w:b/>
+          <w:bCs w:val="0"/>
+          <w:kern w:val="2"/>
+          <w:sz w:val="32"/>
+          <w:szCs w:val="48"/>
+        </w:rPr>
+        <w:t xml:space="preserve"> </w:t>
+      </w:r>
+      <w:r>
+        <w:rPr>
+          <w:rFonts w:hint="eastAsia" w:ascii="Times New Roman" w:hAnsi="Times New Roman" w:eastAsia="黑体" w:cs="Times New Roman"/>
+          <w:b/>
+          <w:bCs w:val="0"/>
+          <w:kern w:val="2"/>
+          <w:sz w:val="32"/>
+          <w:szCs w:val="48"/>
+          <w:lang w:val="en-US" w:eastAsia="zh-CN"/>
+        </w:rPr>
+        <w:t>语义分析</w:t>
+      </w:r>
+    </w:p>
+    <w:p>
+      <w:pPr>
+        <w:pStyle w:val="3"/>
+        <w:numPr>
+          <w:ilvl w:val="0"/>
+          <w:numId w:val="0"/>
+        </w:numPr>
+        <w:ind w:leftChars="0"/>
+        <w:jc w:val="left"/>
+        <w:rPr>
+          <w:rFonts w:hint="eastAsia"/>
+          <w:lang w:val="en-US" w:eastAsia="zh-CN"/>
+        </w:rPr>
+      </w:pPr>
+      <w:r>
+        <w:rPr>
+          <w:rFonts w:hint="eastAsia"/>
+          <w:lang w:val="en-US" w:eastAsia="zh-CN"/>
+        </w:rPr>
+        <w:t>3.1完成内容</w:t>
+      </w:r>
+    </w:p>
+    <w:p>
+      <w:pPr>
+        <w:bidi w:val="0"/>
+        <w:ind w:firstLine="420" w:firstLineChars="0"/>
+        <w:rPr>
+          <w:rFonts w:hint="eastAsia"/>
+          <w:lang w:val="en-US" w:eastAsia="zh-CN"/>
+        </w:rPr>
+      </w:pPr>
+      <w:r>
+        <w:t>本次语义分析部分主要是在已经能识别 for 语句结构的基础上，让 for 真正能按循环的意思执行。我的理解是，语法分析确认写法像不像 for 语句，而语义分析要进一步确定：循环变量是不是变量、初值和终值怎样保存、什么时候进入循环体、什么时候跳出循环。</w:t>
+      </w:r>
+    </w:p>
+    <w:p>
+      <w:pPr>
+        <w:bidi w:val="0"/>
+        <w:ind w:firstLine="420" w:firstLineChars="0"/>
+        <w:rPr>
+          <w:rFonts w:hint="default"/>
+          <w:lang w:val="en-US" w:eastAsia="zh-CN"/>
+        </w:rPr>
+      </w:pPr>
+      <w:r>
+        <w:t>结合 PL0.cpp 的 statement() 函数来看，for 分支里先用 position(id, *ptx) 查名字表，确认循环变量已经声明；再检查 table[i].kind 是否为 variable，避免把常量或过程名拿来当循环变量。这个检查虽然写在 statement() 里面，但它已经不是单纯的语法顺序检查，而是在判断这个名字能不能承担循环变量的语义。</w:t>
+      </w:r>
+    </w:p>
+    <w:p>
+      <w:pPr>
+        <w:bidi w:val="0"/>
+        <w:ind w:firstLine="420" w:firstLineChars="0"/>
+        <w:rPr>
+          <w:rFonts w:hint="default"/>
+          <w:lang w:val="en-US" w:eastAsia="zh-CN"/>
+        </w:rPr>
+      </w:pPr>
+      <w:r>
+        <w:t>代码生成方面，我没有新增虚拟机指令，而是复用原来已有的 lit、lod、sto、opr、jmp、jpc。for i := 1 to 10 do 语句大致被翻译成：先计算初值并 sto 到 i；再计算终值并暂存；循环开始时 lod 出 i 和终值，用 opr 0 13 做 &lt;= 判断；如果条件为假就用 jpc 跳出；循环体执行完后让 i 加 1，再 jmp 回条件判断位置。</w:t>
+      </w:r>
+    </w:p>
+    <w:p>
+      <w:pPr>
+        <w:bidi w:val="0"/>
+        <w:ind w:firstLine="420" w:firstLineChars="0"/>
+        <w:rPr>
+          <w:rFonts w:hint="default"/>
+          <w:lang w:val="en-US" w:eastAsia="zh-CN"/>
+        </w:rPr>
+      </w:pPr>
+      <w:r>
+        <w:t>这里我觉得比较有收获的是，for 语句看起来是一个新语法，但底层仍然可以拆成“赋初值 -&gt; 判断条件 -&gt; 执行循环体 -&gt; 变量自增 -&gt; 回跳”的过程，和 while 的跳转思想比较接近。</w:t>
+      </w:r>
+    </w:p>
+    <w:p>
+      <w:pPr>
+        <w:pStyle w:val="3"/>
+        <w:jc w:val="left"/>
+        <w:rPr>
+          <w:rFonts w:hint="eastAsia" w:ascii="Times New Roman" w:hAnsi="Times New Roman"/>
+          <w:lang w:val="en-US" w:eastAsia="zh-CN"/>
+        </w:rPr>
+      </w:pPr>
+      <w:r>
+        <w:rPr>
+          <w:rFonts w:hint="eastAsia"/>
+          <w:lang w:val="en-US" w:eastAsia="zh-CN"/>
+        </w:rPr>
+        <w:t>3</w:t>
+      </w:r>
+      <w:r>
+        <w:rPr>
+          <w:rFonts w:hint="eastAsia" w:ascii="Times New Roman" w:hAnsi="Times New Roman"/>
+          <w:lang w:val="en-US" w:eastAsia="zh-CN"/>
+        </w:rPr>
+        <w:t>.2完成所需时间（分钟）</w:t>
+      </w:r>
+    </w:p>
+    <w:p>
+      <w:pPr>
+        <w:bidi w:val="0"/>
+        <w:ind w:firstLine="420" w:firstLineChars="0"/>
+        <w:rPr>
+          <w:rFonts w:hint="eastAsia"/>
+          <w:lang w:val="en-US" w:eastAsia="zh-CN"/>
+        </w:rPr>
+      </w:pPr>
+      <w:r>
+        <w:t>约 140 分钟。前面主要用来弄清楚 PL/0 虚拟机指令的含义，特别是 lod、sto、opr、jmp、jpc 的配合；中间花时间把 for 循环拆成几段 P-code；最后用 test1.PL0 反复运行，查看生成的目标代码和输出结果是否符合预期。</w:t>
+      </w:r>
+    </w:p>
+    <w:p>
+      <w:pPr>
+        <w:pStyle w:val="3"/>
+        <w:jc w:val="left"/>
+        <w:rPr>
+          <w:rFonts w:hint="eastAsia" w:ascii="Times New Roman" w:hAnsi="Times New Roman"/>
+          <w:lang w:val="en-US" w:eastAsia="zh-CN"/>
+        </w:rPr>
+      </w:pPr>
+      <w:r>
+        <w:rPr>
+          <w:rFonts w:hint="eastAsia"/>
+          <w:lang w:val="en-US" w:eastAsia="zh-CN"/>
+        </w:rPr>
+        <w:t>3</w:t>
+      </w:r>
+      <w:r>
+        <w:rPr>
+          <w:rFonts w:hint="eastAsia" w:ascii="Times New Roman" w:hAnsi="Times New Roman"/>
+          <w:lang w:val="en-US" w:eastAsia="zh-CN"/>
+        </w:rPr>
+        <w:t>.3 交互的问题数量（个）</w:t>
+      </w:r>
+    </w:p>
+    <w:p>
+      <w:pPr>
+        <w:bidi w:val="0"/>
+        <w:ind w:firstLine="420" w:firstLineChars="0"/>
+        <w:rPr>
+          <w:rFonts w:hint="eastAsia"/>
+          <w:lang w:val="en-US" w:eastAsia="zh-CN"/>
+        </w:rPr>
+      </w:pPr>
+      <w:r>
+        <w:t>本章有 6 个主要问题：语义分析在哪些函数或变量体现；创建 test5.PL0 并扩充 for 语法的语义分析程序；用户提醒 AI 已经陷入错误；用户再次提醒只应扩充语义分析、不要反复改词法和语法；检查为什么改语义分析时破坏了原有功能；根据 Terminal#1003-1024 判断是 PL0 测试程序写法问题还是编译器逻辑问题。</w:t>
+      </w:r>
+    </w:p>
+    <w:p>
+      <w:pPr>
+        <w:bidi w:val="0"/>
+        <w:ind w:firstLine="420" w:firstLineChars="0"/>
+        <w:rPr>
+          <w:rFonts w:hint="default"/>
+          <w:lang w:val="en-US" w:eastAsia="zh-CN"/>
+        </w:rPr>
+      </w:pPr>
+      <w:r>
+        <w:t>这部分交互比前两章更密集，因为AI 多次试错：死循环、比较顺序、临时地址、变量空间、语句后继符号等问题交替出现。用户的追问主要是在把任务拉回“只补 for 的语义分析，并且不要破坏原有功能”。</w:t>
+      </w:r>
+    </w:p>
+    <w:p>
+      <w:pPr>
+        <w:pStyle w:val="3"/>
+        <w:jc w:val="left"/>
+        <w:rPr>
+          <w:rFonts w:hint="eastAsia" w:ascii="Times New Roman" w:hAnsi="Times New Roman"/>
+          <w:lang w:val="en-US" w:eastAsia="zh-CN"/>
+        </w:rPr>
+      </w:pPr>
+      <w:r>
+        <w:rPr>
+          <w:rFonts w:hint="eastAsia"/>
+          <w:lang w:val="en-US" w:eastAsia="zh-CN"/>
+        </w:rPr>
+        <w:t>3</w:t>
+      </w:r>
+      <w:r>
+        <w:rPr>
+          <w:rFonts w:hint="eastAsia" w:ascii="Times New Roman" w:hAnsi="Times New Roman"/>
+          <w:lang w:val="en-US" w:eastAsia="zh-CN"/>
+        </w:rPr>
+        <w:t>.4 提示词设计的结果</w:t>
+      </w:r>
+    </w:p>
+    <w:p>
+      <w:pPr>
+        <w:bidi w:val="0"/>
+        <w:ind w:firstLine="420" w:firstLineChars="0"/>
+        <w:rPr>
+          <w:rFonts w:hint="default"/>
+          <w:lang w:val="en-US" w:eastAsia="zh-CN"/>
+        </w:rPr>
+      </w:pPr>
+      <w:r>
+        <w:t>语义分析阶段比较有效的提示词不是单纯说“实现 for”，而是先问“语义分析是在哪些部分函数或者变量体现的”，再要求“创建 test5.PL0，并简单打印验证：扩充 for 语法的语义分析程序”。这样能把关注点放到 table[]、position()、gendo()/gen()、code[]、interpret() 以及 lod、sto、opr、jmp、jpc 的组合上。</w:t>
+      </w:r>
+    </w:p>
+    <w:p>
+      <w:pPr>
+        <w:bidi w:val="0"/>
+        <w:ind w:firstLine="420" w:firstLineChars="0"/>
+        <w:rPr>
+          <w:rFonts w:hint="default"/>
+          <w:lang w:val="en-US" w:eastAsia="zh-CN"/>
+        </w:rPr>
+      </w:pPr>
+      <w:r>
+        <w:rPr>
+          <w:rFonts w:hint="eastAsia"/>
+          <w:lang w:val="en-US" w:eastAsia="zh-CN"/>
+        </w:rPr>
+        <w:t>这</w:t>
+      </w:r>
+      <w:r>
+        <w:t>也说明，提示词还需要明确约束“前面的词法分析和语法分析已经做过，现在只补语义分析”。如果不这样限制，AI 容易尝试修改变量分配、statement() 后继处理，甚至反复重写不相关逻辑。更合适的提示是先让 AI 说明 for 会被翻译成哪些 P-code，再做局部修改。</w:t>
+      </w:r>
+    </w:p>
+    <w:p>
+      <w:pPr>
+        <w:bidi w:val="0"/>
+        <w:ind w:firstLine="420" w:firstLineChars="0"/>
+        <w:rPr>
+          <w:rFonts w:hint="default"/>
+          <w:lang w:val="en-US" w:eastAsia="zh-CN"/>
+        </w:rPr>
+      </w:pPr>
+      <w:r>
+        <w:t>后面的纠偏提示也很关键，例如“你陷入了错误”“只是让你扩充 for 语法的语义分析程序”“为什么把其他功能破坏了”“这是 PL0 代码有问题还是代码逻辑有问题”。这些提示的结果是增加回归验证意识：不仅看 test5.PL0 输出 1 到 5，还要检查 test1.PL0、test_for_simple.PL0、test5_simple.PL0 等用例是否仍然正常。</w:t>
+      </w:r>
+    </w:p>
+    <w:p>
+      <w:pPr>
+        <w:pStyle w:val="3"/>
+        <w:jc w:val="left"/>
+        <w:rPr>
+          <w:rFonts w:hint="eastAsia" w:ascii="Times New Roman" w:hAnsi="Times New Roman"/>
+          <w:lang w:val="en-US" w:eastAsia="zh-CN"/>
+        </w:rPr>
+      </w:pPr>
+      <w:r>
+        <w:rPr>
+          <w:rFonts w:hint="eastAsia"/>
+          <w:lang w:val="en-US" w:eastAsia="zh-CN"/>
+        </w:rPr>
+        <w:t>3</w:t>
+      </w:r>
+      <w:r>
+        <w:rPr>
+          <w:rFonts w:hint="eastAsia" w:ascii="Times New Roman" w:hAnsi="Times New Roman"/>
+          <w:lang w:val="en-US" w:eastAsia="zh-CN"/>
+        </w:rPr>
+        <w:t>.5</w:t>
+      </w:r>
+      <w:r>
+        <w:rPr>
+          <w:rFonts w:hint="default" w:ascii="Times New Roman" w:hAnsi="Times New Roman"/>
+          <w:lang w:val="en-US" w:eastAsia="zh-CN"/>
+        </w:rPr>
+        <w:t>交互过程所发现的AI错误</w:t>
+      </w:r>
+      <w:r>
+        <w:rPr>
+          <w:rFonts w:hint="eastAsia" w:ascii="Times New Roman" w:hAnsi="Times New Roman"/>
+          <w:lang w:val="en-US" w:eastAsia="zh-CN"/>
+        </w:rPr>
+        <w:t>（</w:t>
+      </w:r>
+      <w:r>
+        <w:rPr>
+          <w:rFonts w:hint="default" w:ascii="Times New Roman" w:hAnsi="Times New Roman"/>
+          <w:lang w:val="en-US" w:eastAsia="zh-CN"/>
+        </w:rPr>
+        <w:t>记录下：现象、原因和解决方法</w:t>
+      </w:r>
+      <w:r>
+        <w:rPr>
+          <w:rFonts w:hint="eastAsia" w:ascii="Times New Roman" w:hAnsi="Times New Roman"/>
+          <w:lang w:val="en-US" w:eastAsia="zh-CN"/>
+        </w:rPr>
+        <w:t>）</w:t>
+      </w:r>
+    </w:p>
+    <w:p>
+      <w:pPr>
+        <w:bidi w:val="0"/>
+        <w:ind w:firstLine="420" w:firstLineChars="0"/>
+        <w:rPr>
+          <w:rFonts w:hint="default"/>
+          <w:lang w:val="en-US" w:eastAsia="zh-CN"/>
+        </w:rPr>
+      </w:pPr>
+      <w:r>
+        <w:t>错误1：AI 在语义分析阶段陷入多次试错。现象包括程序死循环、没有输出、生成代码看似正确但运行不对。原因是 for 循环的条件判断、终值保存和栈上数据变化没有一次性理清。解决方法是先把 for 拆成“赋初值、判断 i &lt;= end、执行循环体、自增、回跳”再生成指令。</w:t>
+      </w:r>
+    </w:p>
+    <w:p>
+      <w:pPr>
+        <w:bidi w:val="0"/>
+        <w:ind w:firstLine="420" w:firstLineChars="0"/>
+        <w:rPr>
+          <w:rFonts w:hint="default"/>
+          <w:lang w:val="en-US" w:eastAsia="zh-CN"/>
+        </w:rPr>
+      </w:pPr>
+      <w:r>
+        <w:t>错误2：AI 曾尝试用 table[i].adr + 1、固定地址 100、额外分配隐藏变量等方式保存终值，其中有些做法会影响变量地址或数据区空间。</w:t>
+      </w:r>
+      <w:r>
+        <w:rPr>
+          <w:rFonts w:hint="eastAsia"/>
+          <w:lang w:val="en-US" w:eastAsia="zh-CN"/>
+        </w:rPr>
+        <w:t>因此需要</w:t>
+      </w:r>
+      <w:r>
+        <w:t>指出这些修改破坏了原有功能。解决方法是修改前先确认临时地址是否真的被分配，并用已有程序回归测试。</w:t>
+      </w:r>
+    </w:p>
+    <w:p>
+      <w:pPr>
+        <w:bidi w:val="0"/>
+        <w:ind w:firstLine="420" w:firstLineChars="0"/>
+        <w:rPr>
+          <w:rFonts w:hint="default"/>
+          <w:lang w:val="en-US" w:eastAsia="zh-CN"/>
+        </w:rPr>
+      </w:pPr>
+      <w:r>
+        <w:t>错误3：AI 曾把问题扩大到 statement() 的多语句处理，甚至尝试在 statement() 末尾额外循环，结果使 write(99) 被错误放进循环体。原因是没有完全遵守原 PL0 中 begin-end 负责组织多条语句的结构。解决方法是撤销这类全局改动，只在 for 分支和必要的后跟符号检查处做局部修正。</w:t>
+      </w:r>
+    </w:p>
+    <w:p>
+      <w:pPr>
+        <w:bidi w:val="0"/>
+        <w:ind w:firstLine="420" w:firstLineChars="0"/>
+        <w:rPr>
+          <w:rFonts w:hint="default"/>
+          <w:lang w:val="en-US" w:eastAsia="zh-CN"/>
+        </w:rPr>
+      </w:pPr>
+      <w:r>
+        <w:t>错误4：在分析 test5_simple.PL0 时，AI 一开始把问题归因到 getsymdo 或 expression()，后来才区分出测试程序写法和编译器逻辑问题：PL0 中多条语句需要 begin-end，语句之间需要分号；同时赋值语句后也需要合适的 testdo 检查。解决方法是先修正测试用例，再确认是否需要补充编译器的后继符号检查，并最终用多个测试文件验证没有破坏原功能。</w:t>
+      </w:r>
+    </w:p>
+    <w:p>
+      <w:pPr>
+        <w:pStyle w:val="3"/>
+        <w:jc w:val="left"/>
+        <w:rPr>
+          <w:rFonts w:hint="default" w:ascii="Times New Roman" w:hAnsi="Times New Roman"/>
+          <w:lang w:val="en-US" w:eastAsia="zh-CN"/>
+        </w:rPr>
+      </w:pPr>
+      <w:r>
+        <w:rPr>
+          <w:rFonts w:hint="eastAsia"/>
+          <w:lang w:val="en-US" w:eastAsia="zh-CN"/>
+        </w:rPr>
+        <w:t>3</w:t>
+      </w:r>
+      <w:r>
+        <w:rPr>
+          <w:rFonts w:hint="eastAsia" w:ascii="Times New Roman" w:hAnsi="Times New Roman"/>
+          <w:lang w:val="en-US" w:eastAsia="zh-CN"/>
+        </w:rPr>
+        <w:t xml:space="preserve">.6 </w:t>
+      </w:r>
+      <w:r>
+        <w:rPr>
+          <w:rFonts w:hint="default" w:ascii="Times New Roman" w:hAnsi="Times New Roman"/>
+          <w:lang w:val="en-US" w:eastAsia="zh-CN"/>
+        </w:rPr>
+        <w:t>交互过程所用到理论知识</w:t>
+      </w:r>
+    </w:p>
+    <w:p>
+      <w:pPr>
+        <w:bidi w:val="0"/>
+        <w:ind w:firstLine="420" w:firstLineChars="0"/>
+        <w:rPr>
+          <w:rFonts w:hint="default"/>
+          <w:lang w:val="en-US" w:eastAsia="zh-CN"/>
+        </w:rPr>
+      </w:pPr>
+      <w:r>
+        <w:t>本次主要用到语义分析、符号表和中间代码生成的知识。符号表对应代码中的 table[]，里面保存了标识符的 kind、level、adr 等信息。for 语义分析时要查表，判断循环变量是否存在，以及它是不是 variable。</w:t>
+      </w:r>
+    </w:p>
+    <w:p>
+      <w:pPr>
+        <w:bidi w:val="0"/>
+        <w:ind w:firstLine="420" w:firstLineChars="0"/>
+        <w:rPr>
+          <w:rFonts w:hint="default"/>
+          <w:lang w:val="en-US" w:eastAsia="zh-CN"/>
+        </w:rPr>
+      </w:pPr>
+      <w:r>
+        <w:t>P-code 生成是语义动作的一部分。表达式分析完成后，结果通常留在栈顶；sto 会把栈顶值存入变量地址，lod 会把变量值取到栈顶，lit 用来加载常数，opr 用来做加法、比较和输出等操作。</w:t>
+      </w:r>
+    </w:p>
+    <w:p>
+      <w:pPr>
+        <w:bidi w:val="0"/>
+        <w:ind w:firstLine="420" w:firstLineChars="0"/>
+        <w:rPr>
+          <w:rFonts w:hint="default"/>
+          <w:lang w:val="en-US" w:eastAsia="zh-CN"/>
+        </w:rPr>
+      </w:pPr>
+      <w:r>
+        <w:t>控制流主要依靠 jmp 和 jpc。jpc 是条件跳转，栈顶条件为假时跳到指定地址；jmp 是无条件跳转。for 循环中，jpc 用来跳出循环，jmp 用来回到条件判断处。</w:t>
+      </w:r>
+    </w:p>
+    <w:p>
+      <w:pPr>
+        <w:bidi w:val="0"/>
+        <w:ind w:firstLine="420" w:firstLineChars="0"/>
+        <w:rPr>
+          <w:rFonts w:hint="default"/>
+          <w:lang w:val="en-US" w:eastAsia="zh-CN"/>
+        </w:rPr>
+      </w:pPr>
+      <w:r>
+        <w:t>反填思想也很重要。生成条件跳转时，还不知道循环结束后第一条指令的位置，所以先把跳转地址写成 0，等后面的代码都生成完，再把真正的 cx 写回 code[cx2].a。</w:t>
+      </w:r>
+    </w:p>
+    <w:p>
+      <w:pPr>
+        <w:pStyle w:val="3"/>
+        <w:jc w:val="left"/>
+        <w:rPr>
+          <w:rFonts w:hint="eastAsia" w:ascii="Times New Roman" w:hAnsi="Times New Roman"/>
+          <w:lang w:val="en-US" w:eastAsia="zh-CN"/>
+        </w:rPr>
+      </w:pPr>
+      <w:r>
+        <w:rPr>
+          <w:rFonts w:hint="eastAsia"/>
+          <w:lang w:val="en-US" w:eastAsia="zh-CN"/>
+        </w:rPr>
+        <w:t>3</w:t>
+      </w:r>
+      <w:r>
+        <w:rPr>
+          <w:rFonts w:hint="eastAsia" w:ascii="Times New Roman" w:hAnsi="Times New Roman"/>
+          <w:lang w:val="en-US" w:eastAsia="zh-CN"/>
+        </w:rPr>
+        <w:t>.7 修改的代码信息</w:t>
+      </w:r>
+    </w:p>
+    <w:p>
+      <w:pPr>
+        <w:bidi w:val="0"/>
+        <w:ind w:firstLine="420" w:firstLineChars="0"/>
+        <w:rPr>
+          <w:rFonts w:hint="eastAsia"/>
+          <w:lang w:val="en-US" w:eastAsia="zh-CN"/>
+        </w:rPr>
+      </w:pPr>
+      <w:r>
+        <w:t>修改文件主要是 PL0.cpp，PL0.h 中没有为语义分析新增虚拟机指令，因为 lit、lod、sto、opr、jmp、jpc 已经能表达 for 循环需要的动作。</w:t>
+      </w:r>
+    </w:p>
+    <w:p>
+      <w:pPr>
+        <w:bidi w:val="0"/>
+        <w:ind w:firstLine="420" w:firstLineChars="0"/>
+        <w:rPr>
+          <w:rFonts w:hint="default"/>
+          <w:lang w:val="en-US" w:eastAsia="zh-CN"/>
+        </w:rPr>
+      </w:pPr>
+      <w:r>
+        <w:t>PL0.cpp 的 statement()：在 forsym 分支中增加循环变量的语义检查。通过 position(id, *ptx) 查找标识符，找不到时报 error(11)；找到后如果 kind 不是 variable，则报 error(24)。</w:t>
+      </w:r>
+    </w:p>
+    <w:p>
+      <w:pPr>
+        <w:bidi w:val="0"/>
+        <w:ind w:firstLine="420" w:firstLineChars="0"/>
+        <w:rPr>
+          <w:rFonts w:hint="default"/>
+          <w:lang w:val="en-US" w:eastAsia="zh-CN"/>
+        </w:rPr>
+      </w:pPr>
+      <w:r>
+        <w:t>PL0.cpp 的 statement()：初值表达式分析完成后生成 sto，把初值保存到循环变量地址；终值表达式分析完成后生成 sto 0 100，暂时保存终值。</w:t>
+      </w:r>
+    </w:p>
+    <w:p>
+      <w:pPr>
+        <w:bidi w:val="0"/>
+        <w:ind w:firstLine="420" w:firstLineChars="0"/>
+        <w:rPr>
+          <w:rFonts w:hint="default"/>
+          <w:lang w:val="en-US" w:eastAsia="zh-CN"/>
+        </w:rPr>
+      </w:pPr>
+      <w:r>
+        <w:t>PL0.cpp 的 statement()：保存 cx1 作为循环条件判断位置，生成 lod 循环变量、lod 终值、opr 0 13 完成 i &lt;= end 的判断，再生成 jpc 占位跳出循环。</w:t>
+      </w:r>
+    </w:p>
+    <w:p>
+      <w:pPr>
+        <w:bidi w:val="0"/>
+        <w:ind w:firstLine="420" w:firstLineChars="0"/>
+        <w:rPr>
+          <w:rFonts w:hint="default"/>
+          <w:lang w:val="en-US" w:eastAsia="zh-CN"/>
+        </w:rPr>
+      </w:pPr>
+      <w:r>
+        <w:t>PL0.cpp 的 statement()：循环体分析完成后生成自增代码，即 lod 循环变量、lit 1、opr 0 2、sto 循环变量；最后生成 jmp 回到 cx1，并用 code[cx2].a = cx 反填跳出地址。</w:t>
+      </w:r>
+    </w:p>
+    <w:p>
+      <w:pPr>
+        <w:pStyle w:val="3"/>
+        <w:jc w:val="both"/>
+        <w:rPr>
+          <w:rFonts w:hint="eastAsia" w:ascii="Times New Roman" w:hAnsi="Times New Roman"/>
+          <w:lang w:val="en-US" w:eastAsia="zh-CN"/>
+        </w:rPr>
+      </w:pPr>
+      <w:r>
+        <w:rPr>
+          <w:rFonts w:hint="eastAsia"/>
+          <w:lang w:val="en-US" w:eastAsia="zh-CN"/>
+        </w:rPr>
+        <w:t>3</w:t>
+      </w:r>
+      <w:r>
+        <w:rPr>
+          <w:rFonts w:hint="eastAsia" w:ascii="Times New Roman" w:hAnsi="Times New Roman"/>
+          <w:lang w:val="en-US" w:eastAsia="zh-CN"/>
+        </w:rPr>
+        <w:t>.8 如何验证代码是否修改正确</w:t>
+      </w:r>
+    </w:p>
+    <w:p>
+      <w:pPr>
+        <w:bidi w:val="0"/>
+        <w:ind w:firstLine="420" w:firstLineChars="0"/>
+        <w:rPr>
+          <w:rFonts w:hint="eastAsia"/>
+          <w:lang w:val="en-US" w:eastAsia="zh-CN"/>
+        </w:rPr>
+      </w:pPr>
+      <w:r>
+        <w:t>验证时我主要看三类结果：目标代码是否符合循环逻辑，程序运行输出是否正确，错误用例是否能被拦住。</w:t>
+      </w:r>
+    </w:p>
+    <w:p>
+      <w:pPr>
+        <w:bidi w:val="0"/>
+        <w:ind w:firstLine="420" w:firstLineChars="0"/>
+        <w:rPr>
+          <w:rFonts w:hint="default"/>
+          <w:lang w:val="en-US" w:eastAsia="zh-CN"/>
+        </w:rPr>
+      </w:pPr>
+      <w:r>
+        <w:t>正确用例：运行 test1.PL0，程序中 for i := 1 to 10 do 循环输出 i，循环结束后再输出 100。实际运行时控制台能看到 “Semantic: evaluating start expression”、“Semantic: generating loop condition check”、“Semantic: generating loop increment code” 等提示，最后输出 1 到 10 和 100。</w:t>
+      </w:r>
+    </w:p>
+    <w:p>
+      <w:pPr>
+        <w:bidi w:val="0"/>
+        <w:ind w:firstLine="420" w:firstLineChars="0"/>
+      </w:pPr>
+      <w:r>
+        <w:t>运行截图：</w:t>
       </w:r>
     </w:p>
     <w:p>
@@ -3269,272 +4833,71 @@
         <w:spacing w:line="360" w:lineRule="auto"/>
         <w:ind w:firstLine="420" w:firstLineChars="200"/>
         <w:textAlignment w:val="auto"/>
+      </w:pPr>
+      <w:r>
+        <w:drawing>
+          <wp:inline distT="0" distB="0" distL="114300" distR="114300">
+            <wp:extent cx="4178300" cy="7385050"/>
+            <wp:effectExtent l="0" t="0" r="0" b="6350"/>
+            <wp:docPr id="5" name="图片 2"/>
+            <wp:cNvGraphicFramePr>
+              <a:graphicFrameLocks xmlns:a="http://schemas.openxmlformats.org/drawingml/2006/main" noChangeAspect="1"/>
+            </wp:cNvGraphicFramePr>
+            <a:graphic xmlns:a="http://schemas.openxmlformats.org/drawingml/2006/main">
+              <a:graphicData uri="http://schemas.openxmlformats.org/drawingml/2006/picture">
+                <pic:pic xmlns:pic="http://schemas.openxmlformats.org/drawingml/2006/picture">
+                  <pic:nvPicPr>
+                    <pic:cNvPr id="5" name="图片 2"/>
+                    <pic:cNvPicPr>
+                      <a:picLocks noChangeAspect="1"/>
+                    </pic:cNvPicPr>
+                  </pic:nvPicPr>
+                  <pic:blipFill>
+                    <a:blip r:embed="rId12"/>
+                    <a:stretch>
+                      <a:fillRect/>
+                    </a:stretch>
+                  </pic:blipFill>
+                  <pic:spPr>
+                    <a:xfrm>
+                      <a:off x="0" y="0"/>
+                      <a:ext cx="4178300" cy="7385050"/>
+                    </a:xfrm>
+                    <a:prstGeom prst="rect">
+                      <a:avLst/>
+                    </a:prstGeom>
+                    <a:noFill/>
+                    <a:ln>
+                      <a:noFill/>
+                    </a:ln>
+                  </pic:spPr>
+                </pic:pic>
+              </a:graphicData>
+            </a:graphic>
+          </wp:inline>
+        </w:drawing>
+      </w:r>
+    </w:p>
+    <w:p>
+      <w:pPr>
+        <w:bidi w:val="0"/>
+        <w:ind w:firstLine="420" w:firstLineChars="0"/>
         <w:rPr>
           <w:rFonts w:hint="default"/>
           <w:lang w:val="en-US" w:eastAsia="zh-CN"/>
         </w:rPr>
       </w:pPr>
       <w:r>
-        <w:rPr>
-          <w:rFonts w:hint="eastAsia"/>
-          <w:lang w:val="en-US" w:eastAsia="zh-CN"/>
-        </w:rPr>
-        <w:t>扩充for语法的语法分析程序</w:t>
-      </w:r>
-    </w:p>
-    <w:p>
-      <w:pPr>
-        <w:pStyle w:val="3"/>
-        <w:jc w:val="left"/>
-        <w:rPr>
-          <w:rFonts w:hint="eastAsia" w:ascii="Times New Roman" w:hAnsi="Times New Roman"/>
-          <w:lang w:val="en-US" w:eastAsia="zh-CN"/>
-        </w:rPr>
-      </w:pPr>
-      <w:r>
-        <w:rPr>
-          <w:rFonts w:hint="eastAsia" w:ascii="Times New Roman" w:hAnsi="Times New Roman"/>
-          <w:lang w:val="en-US" w:eastAsia="zh-CN"/>
-        </w:rPr>
-        <w:t>2.2完成所需时间（分钟）</w:t>
-      </w:r>
-    </w:p>
-    <w:p>
-      <w:pPr>
-        <w:rPr>
-          <w:rFonts w:hint="eastAsia"/>
-          <w:lang w:val="en-US" w:eastAsia="zh-CN"/>
-        </w:rPr>
-      </w:pPr>
-    </w:p>
-    <w:p>
-      <w:pPr>
-        <w:pStyle w:val="3"/>
-        <w:jc w:val="left"/>
-        <w:rPr>
-          <w:rFonts w:hint="eastAsia" w:ascii="Times New Roman" w:hAnsi="Times New Roman"/>
-          <w:lang w:val="en-US" w:eastAsia="zh-CN"/>
-        </w:rPr>
-      </w:pPr>
-      <w:r>
-        <w:rPr>
-          <w:rFonts w:hint="eastAsia" w:ascii="Times New Roman" w:hAnsi="Times New Roman"/>
-          <w:lang w:val="en-US" w:eastAsia="zh-CN"/>
-        </w:rPr>
-        <w:t>2.3 交互的问题数量（个）</w:t>
-      </w:r>
-    </w:p>
-    <w:p>
-      <w:pPr>
-        <w:rPr>
-          <w:rFonts w:hint="eastAsia"/>
-          <w:lang w:val="en-US" w:eastAsia="zh-CN"/>
-        </w:rPr>
-      </w:pPr>
-    </w:p>
-    <w:p>
-      <w:pPr>
-        <w:pStyle w:val="3"/>
-        <w:jc w:val="left"/>
-        <w:rPr>
-          <w:rFonts w:hint="default" w:ascii="Times New Roman" w:hAnsi="Times New Roman"/>
-          <w:lang w:val="en-US" w:eastAsia="zh-CN"/>
-        </w:rPr>
-      </w:pPr>
-      <w:r>
-        <w:rPr>
-          <w:rFonts w:hint="eastAsia" w:ascii="Times New Roman" w:hAnsi="Times New Roman"/>
-          <w:lang w:val="en-US" w:eastAsia="zh-CN"/>
-        </w:rPr>
-        <w:t>2.4 提示词设计的结果</w:t>
-      </w:r>
-    </w:p>
-    <w:p>
-      <w:pPr>
-        <w:pStyle w:val="3"/>
-        <w:jc w:val="left"/>
-        <w:rPr>
-          <w:rFonts w:hint="default" w:ascii="Times New Roman" w:hAnsi="Times New Roman"/>
-          <w:lang w:val="en-US" w:eastAsia="zh-CN"/>
-        </w:rPr>
-      </w:pPr>
-      <w:r>
-        <w:rPr>
-          <w:rFonts w:hint="eastAsia" w:ascii="Times New Roman" w:hAnsi="Times New Roman"/>
-          <w:lang w:val="en-US" w:eastAsia="zh-CN"/>
-        </w:rPr>
-        <w:t>2.5</w:t>
-      </w:r>
-      <w:r>
-        <w:rPr>
-          <w:rFonts w:hint="default" w:ascii="Times New Roman" w:hAnsi="Times New Roman"/>
-          <w:lang w:val="en-US" w:eastAsia="zh-CN"/>
-        </w:rPr>
-        <w:t>交互过程所发现的AI错误</w:t>
-      </w:r>
-      <w:r>
-        <w:rPr>
-          <w:rFonts w:hint="eastAsia" w:ascii="Times New Roman" w:hAnsi="Times New Roman"/>
-          <w:lang w:val="en-US" w:eastAsia="zh-CN"/>
-        </w:rPr>
-        <w:t>（</w:t>
-      </w:r>
-      <w:r>
-        <w:rPr>
-          <w:rFonts w:hint="default" w:ascii="Times New Roman" w:hAnsi="Times New Roman"/>
-          <w:lang w:val="en-US" w:eastAsia="zh-CN"/>
-        </w:rPr>
-        <w:t>记录下：现象、原因和解决方法</w:t>
-      </w:r>
-      <w:r>
-        <w:rPr>
-          <w:rFonts w:hint="eastAsia" w:ascii="Times New Roman" w:hAnsi="Times New Roman"/>
-          <w:lang w:val="en-US" w:eastAsia="zh-CN"/>
-        </w:rPr>
-        <w:t>）</w:t>
-      </w:r>
-    </w:p>
-    <w:p>
-      <w:pPr>
-        <w:pStyle w:val="3"/>
-        <w:jc w:val="left"/>
-        <w:rPr>
-          <w:rFonts w:hint="default" w:ascii="Times New Roman" w:hAnsi="Times New Roman"/>
-          <w:lang w:val="en-US" w:eastAsia="zh-CN"/>
-        </w:rPr>
-      </w:pPr>
-      <w:r>
-        <w:rPr>
-          <w:rFonts w:hint="eastAsia" w:ascii="Times New Roman" w:hAnsi="Times New Roman"/>
-          <w:lang w:val="en-US" w:eastAsia="zh-CN"/>
-        </w:rPr>
-        <w:t xml:space="preserve">2.6 </w:t>
-      </w:r>
-      <w:r>
-        <w:rPr>
-          <w:rFonts w:hint="default" w:ascii="Times New Roman" w:hAnsi="Times New Roman"/>
-          <w:lang w:val="en-US" w:eastAsia="zh-CN"/>
-        </w:rPr>
-        <w:t>交互过程所用到理论知识</w:t>
-      </w:r>
-    </w:p>
-    <w:p>
-      <w:pPr>
-        <w:pStyle w:val="3"/>
-        <w:jc w:val="left"/>
-        <w:rPr>
-          <w:rFonts w:hint="eastAsia" w:ascii="Times New Roman" w:hAnsi="Times New Roman"/>
-          <w:lang w:val="en-US" w:eastAsia="zh-CN"/>
-        </w:rPr>
-      </w:pPr>
-      <w:r>
-        <w:rPr>
-          <w:rFonts w:hint="eastAsia" w:ascii="Times New Roman" w:hAnsi="Times New Roman"/>
-          <w:lang w:val="en-US" w:eastAsia="zh-CN"/>
-        </w:rPr>
-        <w:t>2.7 修改的代码信息</w:t>
-      </w:r>
-    </w:p>
-    <w:p>
-      <w:pPr>
-        <w:pStyle w:val="3"/>
-        <w:jc w:val="both"/>
-        <w:rPr>
-          <w:rFonts w:hint="eastAsia" w:ascii="Times New Roman" w:hAnsi="Times New Roman"/>
-          <w:lang w:val="en-US" w:eastAsia="zh-CN"/>
-        </w:rPr>
-      </w:pPr>
-      <w:r>
-        <w:rPr>
-          <w:rFonts w:hint="eastAsia" w:ascii="Times New Roman" w:hAnsi="Times New Roman"/>
-          <w:lang w:val="en-US" w:eastAsia="zh-CN"/>
-        </w:rPr>
-        <w:t>2.8 如何验证代码是否修改正确</w:t>
-      </w:r>
-    </w:p>
-    <w:p>
-      <w:pPr>
-        <w:pStyle w:val="3"/>
-        <w:jc w:val="both"/>
-      </w:pPr>
-    </w:p>
-    <w:p>
-      <w:pPr>
-        <w:pStyle w:val="3"/>
-        <w:jc w:val="both"/>
-        <w:sectPr>
-          <w:pgSz w:w="11906" w:h="16838"/>
-          <w:pgMar w:top="1440" w:right="1800" w:bottom="1440" w:left="1800" w:header="851" w:footer="992" w:gutter="0"/>
-          <w:cols w:space="720" w:num="1"/>
-          <w:docGrid w:type="lines" w:linePitch="312" w:charSpace="0"/>
-        </w:sectPr>
-      </w:pPr>
-    </w:p>
-    <w:p>
-      <w:pPr>
-        <w:pStyle w:val="2"/>
-        <w:spacing w:after="0"/>
-        <w:rPr>
-          <w:rFonts w:hint="default" w:eastAsia="黑体"/>
-          <w:lang w:val="en-US" w:eastAsia="zh-CN"/>
-        </w:rPr>
-      </w:pPr>
-      <w:r>
-        <w:rPr>
-          <w:rFonts w:hint="eastAsia" w:ascii="Times New Roman" w:hAnsi="Times New Roman" w:eastAsia="黑体" w:cs="Times New Roman"/>
-          <w:b/>
-          <w:bCs w:val="0"/>
-          <w:kern w:val="2"/>
-          <w:sz w:val="32"/>
-          <w:szCs w:val="48"/>
-          <w:lang w:val="en-US" w:eastAsia="zh-CN"/>
-        </w:rPr>
-        <w:t>3</w:t>
-      </w:r>
-      <w:r>
-        <w:rPr>
-          <w:rFonts w:hint="eastAsia" w:ascii="Times New Roman" w:hAnsi="Times New Roman" w:eastAsia="黑体" w:cs="Times New Roman"/>
-          <w:b/>
-          <w:bCs w:val="0"/>
-          <w:kern w:val="2"/>
-          <w:sz w:val="32"/>
-          <w:szCs w:val="48"/>
-        </w:rPr>
-        <w:t xml:space="preserve"> </w:t>
-      </w:r>
-      <w:r>
-        <w:rPr>
-          <w:rFonts w:hint="eastAsia" w:ascii="Times New Roman" w:hAnsi="Times New Roman" w:eastAsia="黑体" w:cs="Times New Roman"/>
-          <w:b/>
-          <w:bCs w:val="0"/>
-          <w:kern w:val="2"/>
-          <w:sz w:val="32"/>
-          <w:szCs w:val="48"/>
-          <w:lang w:val="en-US" w:eastAsia="zh-CN"/>
-        </w:rPr>
-        <w:t>语义分析</w:t>
-      </w:r>
-    </w:p>
-    <w:p>
-      <w:pPr>
-        <w:pStyle w:val="3"/>
-        <w:numPr>
-          <w:ilvl w:val="0"/>
-          <w:numId w:val="0"/>
-        </w:numPr>
-        <w:ind w:leftChars="0"/>
-        <w:jc w:val="left"/>
-        <w:rPr>
-          <w:rFonts w:hint="eastAsia"/>
-          <w:lang w:val="en-US" w:eastAsia="zh-CN"/>
-        </w:rPr>
-      </w:pPr>
-      <w:r>
-        <w:rPr>
-          <w:rFonts w:hint="eastAsia"/>
-          <w:lang w:val="en-US" w:eastAsia="zh-CN"/>
-        </w:rPr>
-        <w:t>3.1完成内容</w:t>
+        <w:t>2）目标代码验证：从输出的 P-code 可以看到，初值 1 被 sto 到变量 i，终值 10 被保存到临时地址；随后使用 lod i、lod 100、opr 0 13 做 &lt;= 判断，jpc 负责条件不满足时跳出，循环体后用 lod i、lit 1、opr 0 2、sto i 完成 i=i+1，再 jmp 回判断位置。</w:t>
+      </w:r>
+    </w:p>
+    <w:p>
+      <w:pPr>
+        <w:bidi w:val="0"/>
+        <w:ind w:firstLine="420" w:firstLineChars="0"/>
+      </w:pPr>
+      <w:r>
+        <w:t>运行截图：</w:t>
       </w:r>
     </w:p>
     <w:p>
@@ -3555,235 +4918,549 @@
         <w:spacing w:line="360" w:lineRule="auto"/>
         <w:ind w:firstLine="420" w:firstLineChars="200"/>
         <w:textAlignment w:val="auto"/>
-        <w:rPr>
-          <w:rFonts w:hint="eastAsia"/>
-          <w:lang w:val="en-US" w:eastAsia="zh-CN"/>
-        </w:rPr>
-      </w:pPr>
-      <w:r>
-        <w:rPr>
-          <w:rFonts w:hint="eastAsia"/>
-          <w:lang w:val="en-US" w:eastAsia="zh-CN"/>
-        </w:rPr>
-        <w:t>扩充for语法的语义</w:t>
-      </w:r>
-      <w:bookmarkStart w:id="2" w:name="_GoBack"/>
-      <w:bookmarkEnd w:id="2"/>
-      <w:r>
-        <w:rPr>
-          <w:rFonts w:hint="eastAsia"/>
-          <w:lang w:val="en-US" w:eastAsia="zh-CN"/>
-        </w:rPr>
-        <w:t>分析程序</w:t>
-      </w:r>
-    </w:p>
-    <w:p>
-      <w:pPr>
-        <w:pStyle w:val="3"/>
-        <w:jc w:val="left"/>
-        <w:rPr>
-          <w:rFonts w:hint="eastAsia" w:ascii="Times New Roman" w:hAnsi="Times New Roman"/>
-          <w:lang w:val="en-US" w:eastAsia="zh-CN"/>
-        </w:rPr>
-      </w:pPr>
-      <w:r>
-        <w:rPr>
-          <w:rFonts w:hint="eastAsia"/>
-          <w:lang w:val="en-US" w:eastAsia="zh-CN"/>
-        </w:rPr>
-        <w:t>3</w:t>
-      </w:r>
-      <w:r>
-        <w:rPr>
-          <w:rFonts w:hint="eastAsia" w:ascii="Times New Roman" w:hAnsi="Times New Roman"/>
-          <w:lang w:val="en-US" w:eastAsia="zh-CN"/>
-        </w:rPr>
-        <w:t>.2完成所需时间（分钟）</w:t>
-      </w:r>
-    </w:p>
-    <w:p>
-      <w:pPr>
-        <w:pStyle w:val="3"/>
-        <w:jc w:val="left"/>
-        <w:rPr>
-          <w:rFonts w:hint="eastAsia" w:ascii="Times New Roman" w:hAnsi="Times New Roman"/>
-          <w:lang w:val="en-US" w:eastAsia="zh-CN"/>
-        </w:rPr>
-      </w:pPr>
-      <w:r>
-        <w:rPr>
-          <w:rFonts w:hint="eastAsia"/>
-          <w:lang w:val="en-US" w:eastAsia="zh-CN"/>
-        </w:rPr>
-        <w:t>3</w:t>
-      </w:r>
-      <w:r>
-        <w:rPr>
-          <w:rFonts w:hint="eastAsia" w:ascii="Times New Roman" w:hAnsi="Times New Roman"/>
-          <w:lang w:val="en-US" w:eastAsia="zh-CN"/>
-        </w:rPr>
-        <w:t>.3 交互的问题数量（个）</w:t>
-      </w:r>
-    </w:p>
-    <w:p>
-      <w:pPr>
-        <w:pStyle w:val="3"/>
-        <w:jc w:val="left"/>
-        <w:rPr>
-          <w:rFonts w:hint="default" w:ascii="Times New Roman" w:hAnsi="Times New Roman"/>
-          <w:lang w:val="en-US" w:eastAsia="zh-CN"/>
-        </w:rPr>
-      </w:pPr>
-      <w:r>
-        <w:rPr>
-          <w:rFonts w:hint="eastAsia"/>
-          <w:lang w:val="en-US" w:eastAsia="zh-CN"/>
-        </w:rPr>
-        <w:t>3</w:t>
-      </w:r>
-      <w:r>
-        <w:rPr>
-          <w:rFonts w:hint="eastAsia" w:ascii="Times New Roman" w:hAnsi="Times New Roman"/>
-          <w:lang w:val="en-US" w:eastAsia="zh-CN"/>
-        </w:rPr>
-        <w:t>.4 提示词设计的结果</w:t>
-      </w:r>
-    </w:p>
-    <w:p>
-      <w:pPr>
-        <w:pStyle w:val="3"/>
-        <w:jc w:val="left"/>
-        <w:rPr>
-          <w:rFonts w:hint="default" w:ascii="Times New Roman" w:hAnsi="Times New Roman"/>
-          <w:lang w:val="en-US" w:eastAsia="zh-CN"/>
-        </w:rPr>
-      </w:pPr>
-      <w:r>
-        <w:rPr>
-          <w:rFonts w:hint="eastAsia"/>
-          <w:lang w:val="en-US" w:eastAsia="zh-CN"/>
-        </w:rPr>
-        <w:t>3</w:t>
-      </w:r>
-      <w:r>
-        <w:rPr>
-          <w:rFonts w:hint="eastAsia" w:ascii="Times New Roman" w:hAnsi="Times New Roman"/>
-          <w:lang w:val="en-US" w:eastAsia="zh-CN"/>
-        </w:rPr>
-        <w:t>.5</w:t>
-      </w:r>
-      <w:r>
-        <w:rPr>
-          <w:rFonts w:hint="default" w:ascii="Times New Roman" w:hAnsi="Times New Roman"/>
-          <w:lang w:val="en-US" w:eastAsia="zh-CN"/>
-        </w:rPr>
-        <w:t>交互过程所发现的AI错误</w:t>
-      </w:r>
-      <w:r>
-        <w:rPr>
-          <w:rFonts w:hint="eastAsia" w:ascii="Times New Roman" w:hAnsi="Times New Roman"/>
-          <w:lang w:val="en-US" w:eastAsia="zh-CN"/>
-        </w:rPr>
-        <w:t>（</w:t>
-      </w:r>
-      <w:r>
-        <w:rPr>
-          <w:rFonts w:hint="default" w:ascii="Times New Roman" w:hAnsi="Times New Roman"/>
-          <w:lang w:val="en-US" w:eastAsia="zh-CN"/>
-        </w:rPr>
-        <w:t>记录下：现象、原因和解决方法</w:t>
-      </w:r>
-      <w:r>
-        <w:rPr>
-          <w:rFonts w:hint="eastAsia" w:ascii="Times New Roman" w:hAnsi="Times New Roman"/>
-          <w:lang w:val="en-US" w:eastAsia="zh-CN"/>
-        </w:rPr>
-        <w:t>）</w:t>
-      </w:r>
-    </w:p>
-    <w:p>
-      <w:pPr>
-        <w:pStyle w:val="3"/>
-        <w:jc w:val="left"/>
-        <w:rPr>
-          <w:rFonts w:hint="default" w:ascii="Times New Roman" w:hAnsi="Times New Roman"/>
-          <w:lang w:val="en-US" w:eastAsia="zh-CN"/>
-        </w:rPr>
-      </w:pPr>
-      <w:r>
-        <w:rPr>
-          <w:rFonts w:hint="eastAsia"/>
-          <w:lang w:val="en-US" w:eastAsia="zh-CN"/>
-        </w:rPr>
-        <w:t>3</w:t>
-      </w:r>
-      <w:r>
-        <w:rPr>
-          <w:rFonts w:hint="eastAsia" w:ascii="Times New Roman" w:hAnsi="Times New Roman"/>
-          <w:lang w:val="en-US" w:eastAsia="zh-CN"/>
-        </w:rPr>
-        <w:t xml:space="preserve">.6 </w:t>
-      </w:r>
-      <w:r>
-        <w:rPr>
-          <w:rFonts w:hint="default" w:ascii="Times New Roman" w:hAnsi="Times New Roman"/>
-          <w:lang w:val="en-US" w:eastAsia="zh-CN"/>
-        </w:rPr>
-        <w:t>交互过程所用到理论知识</w:t>
-      </w:r>
-    </w:p>
-    <w:p>
-      <w:pPr>
-        <w:pStyle w:val="3"/>
-        <w:jc w:val="left"/>
-        <w:rPr>
-          <w:rFonts w:hint="eastAsia" w:ascii="Times New Roman" w:hAnsi="Times New Roman"/>
-          <w:lang w:val="en-US" w:eastAsia="zh-CN"/>
-        </w:rPr>
-      </w:pPr>
-      <w:r>
-        <w:rPr>
-          <w:rFonts w:hint="eastAsia"/>
-          <w:lang w:val="en-US" w:eastAsia="zh-CN"/>
-        </w:rPr>
-        <w:t>3</w:t>
-      </w:r>
-      <w:r>
-        <w:rPr>
-          <w:rFonts w:hint="eastAsia" w:ascii="Times New Roman" w:hAnsi="Times New Roman"/>
-          <w:lang w:val="en-US" w:eastAsia="zh-CN"/>
-        </w:rPr>
-        <w:t>.7 修改的代码信息</w:t>
-      </w:r>
-    </w:p>
-    <w:p>
-      <w:pPr>
-        <w:pStyle w:val="3"/>
-        <w:jc w:val="both"/>
-        <w:rPr>
-          <w:rFonts w:hint="eastAsia" w:ascii="Times New Roman" w:hAnsi="Times New Roman"/>
-          <w:lang w:val="en-US" w:eastAsia="zh-CN"/>
-        </w:rPr>
-      </w:pPr>
-      <w:r>
-        <w:rPr>
-          <w:rFonts w:hint="eastAsia"/>
-          <w:lang w:val="en-US" w:eastAsia="zh-CN"/>
-        </w:rPr>
-        <w:t>3</w:t>
-      </w:r>
-      <w:r>
-        <w:rPr>
-          <w:rFonts w:hint="eastAsia" w:ascii="Times New Roman" w:hAnsi="Times New Roman"/>
-          <w:lang w:val="en-US" w:eastAsia="zh-CN"/>
-        </w:rPr>
-        <w:t>.8 如何验证代码是否修改正确</w:t>
-      </w:r>
-    </w:p>
-    <w:p>
-      <w:pPr>
-        <w:pStyle w:val="3"/>
-        <w:jc w:val="both"/>
+      </w:pPr>
+      <w:r>
+        <w:drawing>
+          <wp:inline distT="0" distB="0" distL="114300" distR="114300">
+            <wp:extent cx="1397000" cy="6445250"/>
+            <wp:effectExtent l="0" t="0" r="0" b="6350"/>
+            <wp:docPr id="6" name="图片 3"/>
+            <wp:cNvGraphicFramePr>
+              <a:graphicFrameLocks xmlns:a="http://schemas.openxmlformats.org/drawingml/2006/main" noChangeAspect="1"/>
+            </wp:cNvGraphicFramePr>
+            <a:graphic xmlns:a="http://schemas.openxmlformats.org/drawingml/2006/main">
+              <a:graphicData uri="http://schemas.openxmlformats.org/drawingml/2006/picture">
+                <pic:pic xmlns:pic="http://schemas.openxmlformats.org/drawingml/2006/picture">
+                  <pic:nvPicPr>
+                    <pic:cNvPr id="6" name="图片 3"/>
+                    <pic:cNvPicPr>
+                      <a:picLocks noChangeAspect="1"/>
+                    </pic:cNvPicPr>
+                  </pic:nvPicPr>
+                  <pic:blipFill>
+                    <a:blip r:embed="rId13"/>
+                    <a:stretch>
+                      <a:fillRect/>
+                    </a:stretch>
+                  </pic:blipFill>
+                  <pic:spPr>
+                    <a:xfrm>
+                      <a:off x="0" y="0"/>
+                      <a:ext cx="1397000" cy="6445250"/>
+                    </a:xfrm>
+                    <a:prstGeom prst="rect">
+                      <a:avLst/>
+                    </a:prstGeom>
+                    <a:noFill/>
+                    <a:ln>
+                      <a:noFill/>
+                    </a:ln>
+                  </pic:spPr>
+                </pic:pic>
+              </a:graphicData>
+            </a:graphic>
+          </wp:inline>
+        </w:drawing>
+      </w:r>
+    </w:p>
+    <w:p>
+      <w:pPr>
+        <w:bidi w:val="0"/>
+        <w:ind w:firstLine="420" w:firstLineChars="0"/>
+        <w:rPr>
+          <w:rFonts w:hint="default"/>
+          <w:lang w:val="en-US" w:eastAsia="zh-CN"/>
+        </w:rPr>
+      </w:pPr>
+      <w:r>
+        <w:t>3）错误用例：把 for 后面的循环变量改成未声明名字，或者把常量名放在 for 后面。预期结果是程序报错，而不是继续生成循环代码。这样可以验证语义分析确实检查了名字是否声明、是否为变量。</w:t>
+      </w:r>
+      <w:r>
+        <w:rPr>
+          <w:rFonts w:hint="eastAsia"/>
+          <w:lang w:val="en-US" w:eastAsia="zh-CN"/>
+        </w:rPr>
+        <w:t>编译运行test6.PL0，代码如下：</w:t>
+      </w:r>
+    </w:p>
+    <w:tbl>
+      <w:tblPr>
+        <w:tblStyle w:val="6"/>
+        <w:tblW w:w="0" w:type="auto"/>
+        <w:tblInd w:w="0" w:type="dxa"/>
+        <w:tblBorders>
+          <w:top w:val="single" w:color="auto" w:sz="4" w:space="0"/>
+          <w:left w:val="single" w:color="auto" w:sz="4" w:space="0"/>
+          <w:bottom w:val="single" w:color="auto" w:sz="4" w:space="0"/>
+          <w:right w:val="single" w:color="auto" w:sz="4" w:space="0"/>
+          <w:insideH w:val="single" w:color="auto" w:sz="4" w:space="0"/>
+          <w:insideV w:val="single" w:color="auto" w:sz="4" w:space="0"/>
+        </w:tblBorders>
+        <w:tblLayout w:type="autofit"/>
+        <w:tblCellMar>
+          <w:top w:w="0" w:type="dxa"/>
+          <w:left w:w="108" w:type="dxa"/>
+          <w:bottom w:w="0" w:type="dxa"/>
+          <w:right w:w="108" w:type="dxa"/>
+        </w:tblCellMar>
+      </w:tblPr>
+      <w:tblGrid>
+        <w:gridCol w:w="8522"/>
+      </w:tblGrid>
+      <w:tr>
+        <w:tblPrEx>
+          <w:tblBorders>
+            <w:top w:val="single" w:color="auto" w:sz="4" w:space="0"/>
+            <w:left w:val="single" w:color="auto" w:sz="4" w:space="0"/>
+            <w:bottom w:val="single" w:color="auto" w:sz="4" w:space="0"/>
+            <w:right w:val="single" w:color="auto" w:sz="4" w:space="0"/>
+            <w:insideH w:val="single" w:color="auto" w:sz="4" w:space="0"/>
+            <w:insideV w:val="single" w:color="auto" w:sz="4" w:space="0"/>
+          </w:tblBorders>
+          <w:tblCellMar>
+            <w:top w:w="0" w:type="dxa"/>
+            <w:left w:w="108" w:type="dxa"/>
+            <w:bottom w:w="0" w:type="dxa"/>
+            <w:right w:w="108" w:type="dxa"/>
+          </w:tblCellMar>
+        </w:tblPrEx>
+        <w:tc>
+          <w:tcPr>
+            <w:tcW w:w="8522" w:type="dxa"/>
+          </w:tcPr>
+          <w:p>
+            <w:pPr>
+              <w:keepNext w:val="0"/>
+              <w:keepLines w:val="0"/>
+              <w:pageBreakBefore w:val="0"/>
+              <w:widowControl w:val="0"/>
+              <w:kinsoku/>
+              <w:wordWrap/>
+              <w:overflowPunct/>
+              <w:topLinePunct w:val="0"/>
+              <w:autoSpaceDE/>
+              <w:autoSpaceDN/>
+              <w:bidi w:val="0"/>
+              <w:adjustRightInd/>
+              <w:snapToGrid/>
+              <w:spacing w:after="0" w:line="360" w:lineRule="auto"/>
+              <w:textAlignment w:val="auto"/>
+              <w:rPr>
+                <w:rFonts w:hint="default" w:ascii="Consolas" w:hAnsi="Consolas" w:eastAsia="宋体" w:cs="Consolas"/>
+                <w:vertAlign w:val="baseline"/>
+                <w:lang w:val="en-US" w:eastAsia="zh-CN"/>
+              </w:rPr>
+            </w:pPr>
+            <w:r>
+              <w:rPr>
+                <w:rFonts w:hint="default" w:ascii="Consolas" w:hAnsi="Consolas" w:eastAsia="宋体" w:cs="Consolas"/>
+                <w:vertAlign w:val="baseline"/>
+                <w:lang w:val="en-US" w:eastAsia="zh-CN"/>
+              </w:rPr>
+              <w:t>var x, y, i;</w:t>
+            </w:r>
+          </w:p>
+          <w:p>
+            <w:pPr>
+              <w:keepNext w:val="0"/>
+              <w:keepLines w:val="0"/>
+              <w:pageBreakBefore w:val="0"/>
+              <w:widowControl w:val="0"/>
+              <w:kinsoku/>
+              <w:wordWrap/>
+              <w:overflowPunct/>
+              <w:topLinePunct w:val="0"/>
+              <w:autoSpaceDE/>
+              <w:autoSpaceDN/>
+              <w:bidi w:val="0"/>
+              <w:adjustRightInd/>
+              <w:snapToGrid/>
+              <w:spacing w:after="0" w:line="360" w:lineRule="auto"/>
+              <w:textAlignment w:val="auto"/>
+              <w:rPr>
+                <w:rFonts w:hint="default" w:ascii="Consolas" w:hAnsi="Consolas" w:eastAsia="宋体" w:cs="Consolas"/>
+                <w:vertAlign w:val="baseline"/>
+                <w:lang w:val="en-US" w:eastAsia="zh-CN"/>
+              </w:rPr>
+            </w:pPr>
+            <w:r>
+              <w:rPr>
+                <w:rFonts w:hint="default" w:ascii="Consolas" w:hAnsi="Consolas" w:eastAsia="宋体" w:cs="Consolas"/>
+                <w:vertAlign w:val="baseline"/>
+                <w:lang w:val="en-US" w:eastAsia="zh-CN"/>
+              </w:rPr>
+              <w:t>begin</w:t>
+            </w:r>
+          </w:p>
+          <w:p>
+            <w:pPr>
+              <w:keepNext w:val="0"/>
+              <w:keepLines w:val="0"/>
+              <w:pageBreakBefore w:val="0"/>
+              <w:widowControl w:val="0"/>
+              <w:kinsoku/>
+              <w:wordWrap/>
+              <w:overflowPunct/>
+              <w:topLinePunct w:val="0"/>
+              <w:autoSpaceDE/>
+              <w:autoSpaceDN/>
+              <w:bidi w:val="0"/>
+              <w:adjustRightInd/>
+              <w:snapToGrid/>
+              <w:spacing w:after="0" w:line="360" w:lineRule="auto"/>
+              <w:textAlignment w:val="auto"/>
+              <w:rPr>
+                <w:rFonts w:hint="default" w:ascii="Consolas" w:hAnsi="Consolas" w:eastAsia="宋体" w:cs="Consolas"/>
+                <w:vertAlign w:val="baseline"/>
+                <w:lang w:val="en-US" w:eastAsia="zh-CN"/>
+              </w:rPr>
+            </w:pPr>
+            <w:r>
+              <w:rPr>
+                <w:rFonts w:hint="default" w:ascii="Consolas" w:hAnsi="Consolas" w:eastAsia="宋体" w:cs="Consolas"/>
+                <w:vertAlign w:val="baseline"/>
+                <w:lang w:val="en-US" w:eastAsia="zh-CN"/>
+              </w:rPr>
+              <w:t xml:space="preserve">  for i := 1 to 10 do</w:t>
+            </w:r>
+          </w:p>
+          <w:p>
+            <w:pPr>
+              <w:keepNext w:val="0"/>
+              <w:keepLines w:val="0"/>
+              <w:pageBreakBefore w:val="0"/>
+              <w:widowControl w:val="0"/>
+              <w:kinsoku/>
+              <w:wordWrap/>
+              <w:overflowPunct/>
+              <w:topLinePunct w:val="0"/>
+              <w:autoSpaceDE/>
+              <w:autoSpaceDN/>
+              <w:bidi w:val="0"/>
+              <w:adjustRightInd/>
+              <w:snapToGrid/>
+              <w:spacing w:after="0" w:line="360" w:lineRule="auto"/>
+              <w:textAlignment w:val="auto"/>
+              <w:rPr>
+                <w:rFonts w:hint="default" w:ascii="Consolas" w:hAnsi="Consolas" w:eastAsia="宋体" w:cs="Consolas"/>
+                <w:vertAlign w:val="baseline"/>
+                <w:lang w:val="en-US" w:eastAsia="zh-CN"/>
+              </w:rPr>
+            </w:pPr>
+            <w:r>
+              <w:rPr>
+                <w:rFonts w:hint="default" w:ascii="Consolas" w:hAnsi="Consolas" w:eastAsia="宋体" w:cs="Consolas"/>
+                <w:vertAlign w:val="baseline"/>
+                <w:lang w:val="en-US" w:eastAsia="zh-CN"/>
+              </w:rPr>
+              <w:t xml:space="preserve">  begin</w:t>
+            </w:r>
+          </w:p>
+          <w:p>
+            <w:pPr>
+              <w:keepNext w:val="0"/>
+              <w:keepLines w:val="0"/>
+              <w:pageBreakBefore w:val="0"/>
+              <w:widowControl w:val="0"/>
+              <w:kinsoku/>
+              <w:wordWrap/>
+              <w:overflowPunct/>
+              <w:topLinePunct w:val="0"/>
+              <w:autoSpaceDE/>
+              <w:autoSpaceDN/>
+              <w:bidi w:val="0"/>
+              <w:adjustRightInd/>
+              <w:snapToGrid/>
+              <w:spacing w:after="0" w:line="360" w:lineRule="auto"/>
+              <w:textAlignment w:val="auto"/>
+              <w:rPr>
+                <w:rFonts w:hint="default" w:ascii="Consolas" w:hAnsi="Consolas" w:eastAsia="宋体" w:cs="Consolas"/>
+                <w:vertAlign w:val="baseline"/>
+                <w:lang w:val="en-US" w:eastAsia="zh-CN"/>
+              </w:rPr>
+            </w:pPr>
+            <w:r>
+              <w:rPr>
+                <w:rFonts w:hint="default" w:ascii="Consolas" w:hAnsi="Consolas" w:eastAsia="宋体" w:cs="Consolas"/>
+                <w:vertAlign w:val="baseline"/>
+                <w:lang w:val="en-US" w:eastAsia="zh-CN"/>
+              </w:rPr>
+              <w:t xml:space="preserve">    x := i;</w:t>
+            </w:r>
+          </w:p>
+          <w:p>
+            <w:pPr>
+              <w:keepNext w:val="0"/>
+              <w:keepLines w:val="0"/>
+              <w:pageBreakBefore w:val="0"/>
+              <w:widowControl w:val="0"/>
+              <w:kinsoku/>
+              <w:wordWrap/>
+              <w:overflowPunct/>
+              <w:topLinePunct w:val="0"/>
+              <w:autoSpaceDE/>
+              <w:autoSpaceDN/>
+              <w:bidi w:val="0"/>
+              <w:adjustRightInd/>
+              <w:snapToGrid/>
+              <w:spacing w:after="0" w:line="360" w:lineRule="auto"/>
+              <w:textAlignment w:val="auto"/>
+              <w:rPr>
+                <w:rFonts w:hint="default" w:ascii="Consolas" w:hAnsi="Consolas" w:eastAsia="宋体" w:cs="Consolas"/>
+                <w:vertAlign w:val="baseline"/>
+                <w:lang w:val="en-US" w:eastAsia="zh-CN"/>
+              </w:rPr>
+            </w:pPr>
+            <w:r>
+              <w:rPr>
+                <w:rFonts w:hint="default" w:ascii="Consolas" w:hAnsi="Consolas" w:eastAsia="宋体" w:cs="Consolas"/>
+                <w:vertAlign w:val="baseline"/>
+                <w:lang w:val="en-US" w:eastAsia="zh-CN"/>
+              </w:rPr>
+              <w:t xml:space="preserve">    write(x)</w:t>
+            </w:r>
+          </w:p>
+          <w:p>
+            <w:pPr>
+              <w:keepNext w:val="0"/>
+              <w:keepLines w:val="0"/>
+              <w:pageBreakBefore w:val="0"/>
+              <w:widowControl w:val="0"/>
+              <w:kinsoku/>
+              <w:wordWrap/>
+              <w:overflowPunct/>
+              <w:topLinePunct w:val="0"/>
+              <w:autoSpaceDE/>
+              <w:autoSpaceDN/>
+              <w:bidi w:val="0"/>
+              <w:adjustRightInd/>
+              <w:snapToGrid/>
+              <w:spacing w:after="0" w:line="360" w:lineRule="auto"/>
+              <w:textAlignment w:val="auto"/>
+              <w:rPr>
+                <w:rFonts w:hint="default" w:ascii="Consolas" w:hAnsi="Consolas" w:eastAsia="宋体" w:cs="Consolas"/>
+                <w:vertAlign w:val="baseline"/>
+                <w:lang w:val="en-US" w:eastAsia="zh-CN"/>
+              </w:rPr>
+            </w:pPr>
+            <w:r>
+              <w:rPr>
+                <w:rFonts w:hint="default" w:ascii="Consolas" w:hAnsi="Consolas" w:eastAsia="宋体" w:cs="Consolas"/>
+                <w:vertAlign w:val="baseline"/>
+                <w:lang w:val="en-US" w:eastAsia="zh-CN"/>
+              </w:rPr>
+              <w:t xml:space="preserve">  end;</w:t>
+            </w:r>
+          </w:p>
+          <w:p>
+            <w:pPr>
+              <w:keepNext w:val="0"/>
+              <w:keepLines w:val="0"/>
+              <w:pageBreakBefore w:val="0"/>
+              <w:widowControl w:val="0"/>
+              <w:kinsoku/>
+              <w:wordWrap/>
+              <w:overflowPunct/>
+              <w:topLinePunct w:val="0"/>
+              <w:autoSpaceDE/>
+              <w:autoSpaceDN/>
+              <w:bidi w:val="0"/>
+              <w:adjustRightInd/>
+              <w:snapToGrid/>
+              <w:spacing w:after="0" w:line="360" w:lineRule="auto"/>
+              <w:textAlignment w:val="auto"/>
+              <w:rPr>
+                <w:rFonts w:hint="default" w:ascii="Consolas" w:hAnsi="Consolas" w:eastAsia="宋体" w:cs="Consolas"/>
+                <w:vertAlign w:val="baseline"/>
+                <w:lang w:val="en-US" w:eastAsia="zh-CN"/>
+              </w:rPr>
+            </w:pPr>
+            <w:r>
+              <w:rPr>
+                <w:rFonts w:hint="eastAsia" w:ascii="Consolas" w:hAnsi="Consolas" w:cs="Consolas"/>
+                <w:vertAlign w:val="baseline"/>
+                <w:lang w:val="en-US" w:eastAsia="zh-CN"/>
+              </w:rPr>
+              <w:t># 与test1.PL0代码的区别，使用了未定义变量</w:t>
+            </w:r>
+          </w:p>
+          <w:p>
+            <w:pPr>
+              <w:keepNext w:val="0"/>
+              <w:keepLines w:val="0"/>
+              <w:pageBreakBefore w:val="0"/>
+              <w:widowControl w:val="0"/>
+              <w:kinsoku/>
+              <w:wordWrap/>
+              <w:overflowPunct/>
+              <w:topLinePunct w:val="0"/>
+              <w:autoSpaceDE/>
+              <w:autoSpaceDN/>
+              <w:bidi w:val="0"/>
+              <w:adjustRightInd/>
+              <w:snapToGrid/>
+              <w:spacing w:after="0" w:line="360" w:lineRule="auto"/>
+              <w:textAlignment w:val="auto"/>
+              <w:rPr>
+                <w:rFonts w:hint="default" w:ascii="Consolas" w:hAnsi="Consolas" w:eastAsia="宋体" w:cs="Consolas"/>
+                <w:vertAlign w:val="baseline"/>
+                <w:lang w:val="en-US" w:eastAsia="zh-CN"/>
+              </w:rPr>
+            </w:pPr>
+            <w:r>
+              <w:rPr>
+                <w:rFonts w:hint="default" w:ascii="Consolas" w:hAnsi="Consolas" w:eastAsia="宋体" w:cs="Consolas"/>
+                <w:vertAlign w:val="baseline"/>
+                <w:lang w:val="en-US" w:eastAsia="zh-CN"/>
+              </w:rPr>
+              <w:t xml:space="preserve">  z := 100;</w:t>
+            </w:r>
+          </w:p>
+          <w:p>
+            <w:pPr>
+              <w:keepNext w:val="0"/>
+              <w:keepLines w:val="0"/>
+              <w:pageBreakBefore w:val="0"/>
+              <w:widowControl w:val="0"/>
+              <w:kinsoku/>
+              <w:wordWrap/>
+              <w:overflowPunct/>
+              <w:topLinePunct w:val="0"/>
+              <w:autoSpaceDE/>
+              <w:autoSpaceDN/>
+              <w:bidi w:val="0"/>
+              <w:adjustRightInd/>
+              <w:snapToGrid/>
+              <w:spacing w:after="0" w:line="360" w:lineRule="auto"/>
+              <w:textAlignment w:val="auto"/>
+              <w:rPr>
+                <w:rFonts w:hint="default" w:ascii="Consolas" w:hAnsi="Consolas" w:eastAsia="宋体" w:cs="Consolas"/>
+                <w:vertAlign w:val="baseline"/>
+                <w:lang w:val="en-US" w:eastAsia="zh-CN"/>
+              </w:rPr>
+            </w:pPr>
+            <w:r>
+              <w:rPr>
+                <w:rFonts w:hint="default" w:ascii="Consolas" w:hAnsi="Consolas" w:eastAsia="宋体" w:cs="Consolas"/>
+                <w:vertAlign w:val="baseline"/>
+                <w:lang w:val="en-US" w:eastAsia="zh-CN"/>
+              </w:rPr>
+              <w:t xml:space="preserve">  write(z)</w:t>
+            </w:r>
+          </w:p>
+          <w:p>
+            <w:pPr>
+              <w:keepNext w:val="0"/>
+              <w:keepLines w:val="0"/>
+              <w:pageBreakBefore w:val="0"/>
+              <w:widowControl w:val="0"/>
+              <w:kinsoku/>
+              <w:wordWrap/>
+              <w:overflowPunct/>
+              <w:topLinePunct w:val="0"/>
+              <w:autoSpaceDE/>
+              <w:autoSpaceDN/>
+              <w:bidi w:val="0"/>
+              <w:adjustRightInd/>
+              <w:snapToGrid/>
+              <w:spacing w:after="0" w:line="360" w:lineRule="auto"/>
+              <w:textAlignment w:val="auto"/>
+              <w:rPr>
+                <w:rFonts w:hint="default" w:eastAsia="宋体"/>
+                <w:vertAlign w:val="baseline"/>
+                <w:lang w:val="en-US" w:eastAsia="zh-CN"/>
+              </w:rPr>
+            </w:pPr>
+            <w:r>
+              <w:rPr>
+                <w:rFonts w:hint="default" w:ascii="Consolas" w:hAnsi="Consolas" w:eastAsia="宋体" w:cs="Consolas"/>
+                <w:vertAlign w:val="baseline"/>
+                <w:lang w:val="en-US" w:eastAsia="zh-CN"/>
+              </w:rPr>
+              <w:t>end.</w:t>
+            </w:r>
+          </w:p>
+        </w:tc>
+      </w:tr>
+    </w:tbl>
+    <w:p>
+      <w:pPr>
+        <w:bidi w:val="0"/>
+        <w:ind w:firstLine="420" w:firstLineChars="0"/>
+      </w:pPr>
+      <w:r>
+        <w:t>运行截图：</w:t>
+      </w:r>
+    </w:p>
+    <w:p>
+      <w:pPr>
+        <w:keepNext w:val="0"/>
+        <w:keepLines w:val="0"/>
+        <w:pageBreakBefore w:val="0"/>
+        <w:widowControl w:val="0"/>
+        <w:kinsoku/>
+        <w:wordWrap/>
+        <w:overflowPunct/>
+        <w:topLinePunct w:val="0"/>
+        <w:autoSpaceDE/>
+        <w:autoSpaceDN/>
+        <w:bidi w:val="0"/>
+        <w:adjustRightInd/>
+        <w:snapToGrid/>
+        <w:spacing w:line="360" w:lineRule="auto"/>
+        <w:ind w:firstLine="420" w:firstLineChars="200"/>
+        <w:textAlignment w:val="auto"/>
+        <w:rPr>
+          <w:rFonts w:hint="default"/>
+          <w:lang w:val="en-US" w:eastAsia="zh-CN"/>
+        </w:rPr>
+      </w:pPr>
+      <w:r>
+        <w:drawing>
+          <wp:inline distT="0" distB="0" distL="114300" distR="114300">
+            <wp:extent cx="4610100" cy="6057900"/>
+            <wp:effectExtent l="0" t="0" r="0" b="0"/>
+            <wp:docPr id="7" name="图片 4"/>
+            <wp:cNvGraphicFramePr>
+              <a:graphicFrameLocks xmlns:a="http://schemas.openxmlformats.org/drawingml/2006/main" noChangeAspect="1"/>
+            </wp:cNvGraphicFramePr>
+            <a:graphic xmlns:a="http://schemas.openxmlformats.org/drawingml/2006/main">
+              <a:graphicData uri="http://schemas.openxmlformats.org/drawingml/2006/picture">
+                <pic:pic xmlns:pic="http://schemas.openxmlformats.org/drawingml/2006/picture">
+                  <pic:nvPicPr>
+                    <pic:cNvPr id="7" name="图片 4"/>
+                    <pic:cNvPicPr>
+                      <a:picLocks noChangeAspect="1"/>
+                    </pic:cNvPicPr>
+                  </pic:nvPicPr>
+                  <pic:blipFill>
+                    <a:blip r:embed="rId14"/>
+                    <a:stretch>
+                      <a:fillRect/>
+                    </a:stretch>
+                  </pic:blipFill>
+                  <pic:spPr>
+                    <a:xfrm>
+                      <a:off x="0" y="0"/>
+                      <a:ext cx="4610100" cy="6057900"/>
+                    </a:xfrm>
+                    <a:prstGeom prst="rect">
+                      <a:avLst/>
+                    </a:prstGeom>
+                    <a:noFill/>
+                    <a:ln>
+                      <a:noFill/>
+                    </a:ln>
+                  </pic:spPr>
+                </pic:pic>
+              </a:graphicData>
+            </a:graphic>
+          </wp:inline>
+        </w:drawing>
+      </w:r>
+    </w:p>
+    <w:p>
+      <w:pPr>
         <w:rPr>
           <w:rFonts w:hint="eastAsia" w:ascii="Times New Roman" w:hAnsi="Times New Roman" w:eastAsia="黑体" w:cs="Times New Roman"/>
           <w:b/>
@@ -3793,16 +5470,7 @@
           <w:szCs w:val="48"/>
           <w:lang w:val="en-US" w:eastAsia="zh-CN" w:bidi="ar-SA"/>
         </w:rPr>
-        <w:sectPr>
-          <w:pgSz w:w="11906" w:h="16838"/>
-          <w:pgMar w:top="1440" w:right="1800" w:bottom="1440" w:left="1800" w:header="851" w:footer="992" w:gutter="0"/>
-          <w:cols w:space="720" w:num="1"/>
-          <w:docGrid w:type="lines" w:linePitch="312" w:charSpace="0"/>
-        </w:sectPr>
-      </w:pPr>
-      <w:r>
-        <w:br w:type="page"/>
-      </w:r>
+      </w:pPr>
       <w:r>
         <w:rPr>
           <w:rFonts w:hint="eastAsia" w:ascii="Times New Roman" w:hAnsi="Times New Roman" w:eastAsia="黑体" w:cs="Times New Roman"/>
@@ -3813,10 +5481,99 @@
           <w:szCs w:val="48"/>
           <w:lang w:val="en-US" w:eastAsia="zh-CN" w:bidi="ar-SA"/>
         </w:rPr>
+        <w:br w:type="page"/>
+      </w:r>
+    </w:p>
+    <w:p>
+      <w:pPr>
+        <w:pStyle w:val="3"/>
+        <w:jc w:val="left"/>
+        <w:rPr>
+          <w:rFonts w:hint="eastAsia" w:ascii="Times New Roman" w:hAnsi="Times New Roman" w:eastAsia="黑体" w:cs="Times New Roman"/>
+          <w:b/>
+          <w:bCs w:val="0"/>
+          <w:kern w:val="2"/>
+          <w:sz w:val="32"/>
+          <w:szCs w:val="48"/>
+          <w:lang w:val="en-US" w:eastAsia="zh-CN" w:bidi="ar-SA"/>
+        </w:rPr>
+      </w:pPr>
+      <w:r>
+        <w:rPr>
+          <w:rFonts w:hint="eastAsia" w:ascii="Times New Roman" w:hAnsi="Times New Roman" w:eastAsia="黑体" w:cs="Times New Roman"/>
+          <w:b/>
+          <w:bCs w:val="0"/>
+          <w:kern w:val="2"/>
+          <w:sz w:val="32"/>
+          <w:szCs w:val="48"/>
+          <w:lang w:val="en-US" w:eastAsia="zh-CN" w:bidi="ar-SA"/>
+        </w:rPr>
         <w:t>属于自己的提示词小贴士</w:t>
       </w:r>
     </w:p>
-    <w:p/>
+    <w:p>
+      <w:pPr>
+        <w:bidi w:val="0"/>
+        <w:ind w:firstLine="420" w:firstLineChars="0"/>
+      </w:pPr>
+      <w:r>
+        <w:t>这次实验的提示词经验是：问 AI 修改编译器时必须按阶段拆开。</w:t>
+      </w:r>
+      <w:r>
+        <w:rPr>
+          <w:rFonts w:hint="eastAsia"/>
+          <w:lang w:val="en-US" w:eastAsia="zh-CN"/>
+        </w:rPr>
+        <w:t>提问Vibe codeing</w:t>
+      </w:r>
+      <w:r>
+        <w:t>的实际过程证明，先问词法位置，再问语法结构，最后问语义动作，效果明显好于直接说“实现 for”。每个阶段都要写清楚“不处理下一阶段”。</w:t>
+      </w:r>
+    </w:p>
+    <w:p>
+      <w:pPr>
+        <w:bidi w:val="0"/>
+        <w:ind w:firstLine="420" w:firstLineChars="0"/>
+        <w:rPr>
+          <w:rFonts w:hint="default"/>
+          <w:lang w:val="en-US" w:eastAsia="zh-CN"/>
+        </w:rPr>
+      </w:pPr>
+      <w:r>
+        <w:t>提示词里要带具体文件、函数和验证方式，例如 PL0.h、PL0.cpp、init()、getsym()、statement()、gendo()/gen()、interpret()，以及 test1.PL0、test4.PL0、test5.PL0。要求 AI 在源文件中加阶段性打印，比只让它口头说“完成了”更容易检查。</w:t>
+      </w:r>
+    </w:p>
+    <w:p>
+      <w:pPr>
+        <w:bidi w:val="0"/>
+        <w:ind w:firstLine="420" w:firstLineChars="0"/>
+        <w:rPr>
+          <w:rFonts w:hint="default"/>
+          <w:lang w:val="en-US" w:eastAsia="zh-CN"/>
+        </w:rPr>
+      </w:pPr>
+      <w:r>
+        <w:t>AI 给出代码后不能直接相信结论。</w:t>
+      </w:r>
+      <w:r>
+        <w:rPr>
+          <w:rFonts w:hint="eastAsia"/>
+          <w:lang w:val="en-US" w:eastAsia="zh-CN"/>
+        </w:rPr>
+        <w:t>提问Vibe codeing</w:t>
+      </w:r>
+      <w:r>
+        <w:t>中多次出现 AI 偏题、试错或破坏已有功能的情况，所以每次修改后都要用小测试只验证一个重点，并在语义阶段额外做回归测试，确认原来的词法、语法和普通语句没有被改坏。</w:t>
+      </w:r>
+    </w:p>
+    <w:p>
+      <w:pPr>
+        <w:bidi w:val="0"/>
+        <w:ind w:firstLine="420" w:firstLineChars="0"/>
+      </w:pPr>
+      <w:bookmarkStart w:id="2" w:name="_GoBack"/>
+      <w:bookmarkEnd w:id="2"/>
+    </w:p>
     <w:sectPr>
       <w:pgSz w:w="11906" w:h="16838"/>
       <w:pgMar w:top="1440" w:right="1800" w:bottom="1440" w:left="1800" w:header="851" w:footer="992" w:gutter="0"/>
@@ -3830,6 +5587,18 @@
 <file path=word/numbering.xml><?xml version="1.0" encoding="utf-8"?>
 <w:numbering xmlns:wpc="http://schemas.microsoft.com/office/word/2010/wordprocessingCanvas" xmlns:mc="http://schemas.openxmlformats.org/markup-compatibility/2006" xmlns:o="urn:schemas-microsoft-com:office:office" xmlns:r="http://schemas.openxmlformats.org/officeDocument/2006/relationships" xmlns:m="http://schemas.openxmlformats.org/officeDocument/2006/math" xmlns:v="urn:schemas-microsoft-com:vml" xmlns:wp14="http://schemas.microsoft.com/office/word/2010/wordprocessingDrawing" xmlns:wp="http://schemas.openxmlformats.org/drawingml/2006/wordprocessingDrawing" xmlns:w10="urn:schemas-microsoft-com:office:word" xmlns:w="http://schemas.openxmlformats.org/wordprocessingml/2006/main" xmlns:w14="http://schemas.microsoft.com/office/word/2010/wordml" xmlns:wpg="http://schemas.microsoft.com/office/word/2010/wordprocessingGroup" xmlns:wpi="http://schemas.microsoft.com/office/word/2010/wordprocessingInk" xmlns:wne="http://schemas.microsoft.com/office/word/2006/wordml" xmlns:wps="http://schemas.microsoft.com/office/word/2010/wordprocessingShape" xmlns:wpsCustomData="http://www.wps.cn/officeDocument/2013/wpsCustomData" mc:Ignorable="w14 wp14">
   <w:abstractNum w:abstractNumId="0">
+    <w:nsid w:val="8861E964"/>
+    <w:multiLevelType w:val="singleLevel"/>
+    <w:tmpl w:val="8861E964"/>
+    <w:lvl w:ilvl="0" w:tentative="0">
+      <w:start w:val="1"/>
+      <w:numFmt w:val="decimal"/>
+      <w:suff w:val="nothing"/>
+      <w:lvlText w:val="%1）"/>
+      <w:lvlJc w:val="left"/>
+    </w:lvl>
+  </w:abstractNum>
+  <w:abstractNum w:abstractNumId="1">
     <w:nsid w:val="30975E79"/>
     <w:multiLevelType w:val="singleLevel"/>
     <w:tmpl w:val="30975E79"/>
@@ -3839,18 +5608,9 @@
       <w:suff w:val="nothing"/>
       <w:lvlText w:val="%1）"/>
       <w:lvlJc w:val="left"/>
-    </w:lvl>
-  </w:abstractNum>
-  <w:abstractNum w:abstractNumId="1">
-    <w:nsid w:val="48A6FD96"/>
-    <w:multiLevelType w:val="singleLevel"/>
-    <w:tmpl w:val="48A6FD96"/>
-    <w:lvl w:ilvl="0" w:tentative="0">
-      <w:start w:val="1"/>
-      <w:numFmt w:val="decimal"/>
-      <w:suff w:val="nothing"/>
-      <w:lvlText w:val="%1）"/>
-      <w:lvlJc w:val="left"/>
+      <w:pPr>
+        <w:ind w:left="420"/>
+      </w:pPr>
     </w:lvl>
   </w:abstractNum>
   <w:num w:numId="1">
